--- a/Manuscript_CofD.docx
+++ b/Manuscript_CofD.docx
@@ -27,6 +27,13 @@
         </w:rPr>
         <w:t>Introduction:</w:t>
       </w:r>
+    </w:p>
+    <w:p>
+      <w:pPr>
+        <w:rPr>
+          <w:rFonts w:ascii="Times New Roman" w:hAnsi="Times New Roman" w:cs="Times New Roman"/>
+        </w:rPr>
+      </w:pPr>
     </w:p>
     <w:p>
       <w:pPr>
@@ -153,6 +160,18 @@
               </w:rPr>
               <w:t xml:space="preserve">Figure 1: </w:t>
             </w:r>
+            <w:r>
+              <w:rPr>
+                <w:rFonts w:ascii="Times New Roman" w:hAnsi="Times New Roman" w:cs="Times New Roman"/>
+              </w:rPr>
+              <w:t>M</w:t>
+            </w:r>
+            <w:r>
+              <w:rPr>
+                <w:rFonts w:ascii="Times New Roman" w:hAnsi="Times New Roman" w:cs="Times New Roman"/>
+              </w:rPr>
+              <w:t>onthly and yearly trends in the causes of death in an urban community in Bangladesh from 2011 to 2021</w:t>
+            </w:r>
           </w:p>
         </w:tc>
       </w:tr>
@@ -170,6 +189,13 @@
           <w:rFonts w:ascii="Times New Roman" w:hAnsi="Times New Roman" w:cs="Times New Roman"/>
         </w:rPr>
       </w:pPr>
+      <w:r>
+        <w:rPr>
+          <w:rFonts w:ascii="Times New Roman" w:hAnsi="Times New Roman" w:cs="Times New Roman"/>
+        </w:rPr>
+        <w:lastRenderedPageBreak/>
+        <w:t xml:space="preserve">10,480 deaths occurred in all months throughout the 11-year period. With 763 deaths, 2012 was the year with the fewest deaths overall, while 2021 had the most deaths (1,270). According to monthly data, February had the fewest fatalities overall (922 deaths), while January had the most deaths overall (1,062 deaths) of any year. Regarding annual patterns, the number of deaths increased gradually over time, beginning in 2011 with 815 deaths and continuing to rise until reaching a peak of 1,270 deaths in 2021. </w:t>
+      </w:r>
     </w:p>
     <w:p>
       <w:pPr>
@@ -185,8 +211,8 @@
         <w:tblLook w:val="04A0" w:firstRow="1" w:lastRow="0" w:firstColumn="1" w:lastColumn="0" w:noHBand="0" w:noVBand="1"/>
       </w:tblPr>
       <w:tblGrid>
-        <w:gridCol w:w="4578"/>
-        <w:gridCol w:w="4772"/>
+        <w:gridCol w:w="4718"/>
+        <w:gridCol w:w="4632"/>
       </w:tblGrid>
       <w:tr>
         <w:tc>
@@ -203,7 +229,6 @@
               <w:rPr>
                 <w:noProof/>
               </w:rPr>
-              <w:lastRenderedPageBreak/>
               <w:drawing>
                 <wp:inline distT="0" distB="0" distL="0" distR="0" wp14:anchorId="38997FE8" wp14:editId="64AE7994">
                   <wp:extent cx="2981325" cy="2562225"/>
@@ -241,9 +266,9 @@
                 <w:noProof/>
               </w:rPr>
               <w:drawing>
-                <wp:inline distT="0" distB="0" distL="0" distR="0" wp14:anchorId="409DE1FC" wp14:editId="2C026527">
-                  <wp:extent cx="3114675" cy="2562225"/>
-                  <wp:effectExtent l="0" t="0" r="9525" b="9525"/>
+                <wp:inline distT="0" distB="0" distL="0" distR="0" wp14:anchorId="409DE1FC" wp14:editId="39127A07">
+                  <wp:extent cx="2921116" cy="2481943"/>
+                  <wp:effectExtent l="0" t="0" r="12700" b="13970"/>
                   <wp:docPr id="76648627" name="Chart 1">
                     <a:extLst xmlns:a="http://schemas.openxmlformats.org/drawingml/2006/main">
                       <a:ext uri="{FF2B5EF4-FFF2-40B4-BE49-F238E27FC236}">
@@ -280,6 +305,12 @@
               </w:rPr>
               <w:t>Figure 2a:</w:t>
             </w:r>
+            <w:r>
+              <w:rPr>
+                <w:rFonts w:ascii="Times New Roman" w:hAnsi="Times New Roman" w:cs="Times New Roman"/>
+              </w:rPr>
+              <w:t xml:space="preserve"> Distribution of causes of death</w:t>
+            </w:r>
           </w:p>
         </w:tc>
         <w:tc>
@@ -297,6 +328,90 @@
                 <w:rFonts w:ascii="Times New Roman" w:hAnsi="Times New Roman" w:cs="Times New Roman"/>
               </w:rPr>
               <w:t>Figure 2b:</w:t>
+            </w:r>
+            <w:r>
+              <w:rPr>
+                <w:rFonts w:ascii="Times New Roman" w:hAnsi="Times New Roman" w:cs="Times New Roman"/>
+              </w:rPr>
+              <w:t xml:space="preserve"> Types of death by known causes </w:t>
+            </w:r>
+          </w:p>
+        </w:tc>
+      </w:tr>
+      <w:tr>
+        <w:tc>
+          <w:tcPr>
+            <w:tcW w:w="9350" w:type="dxa"/>
+            <w:gridSpan w:val="2"/>
+          </w:tcPr>
+          <w:p>
+            <w:pPr>
+              <w:rPr>
+                <w:rFonts w:ascii="Times New Roman" w:hAnsi="Times New Roman" w:cs="Times New Roman"/>
+              </w:rPr>
+            </w:pPr>
+            <w:r>
+              <w:rPr>
+                <w:noProof/>
+              </w:rPr>
+              <w:drawing>
+                <wp:inline distT="0" distB="0" distL="0" distR="0" wp14:anchorId="263FD236" wp14:editId="4A9E4EB4">
+                  <wp:extent cx="5830784" cy="2956956"/>
+                  <wp:effectExtent l="0" t="0" r="17780" b="15240"/>
+                  <wp:docPr id="1066702306" name="Chart 1">
+                    <a:extLst xmlns:a="http://schemas.openxmlformats.org/drawingml/2006/main">
+                      <a:ext uri="{FF2B5EF4-FFF2-40B4-BE49-F238E27FC236}">
+                        <a16:creationId xmlns:a16="http://schemas.microsoft.com/office/drawing/2014/main" id="{0D6F7333-A335-5D75-0EB4-A3EBE2C0FA17}"/>
+                      </a:ext>
+                    </a:extLst>
+                  </wp:docPr>
+                  <wp:cNvGraphicFramePr/>
+                  <a:graphic xmlns:a="http://schemas.openxmlformats.org/drawingml/2006/main">
+                    <a:graphicData uri="http://schemas.openxmlformats.org/drawingml/2006/chart">
+                      <c:chart xmlns:c="http://schemas.openxmlformats.org/drawingml/2006/chart" xmlns:r="http://schemas.openxmlformats.org/officeDocument/2006/relationships" r:id="rId7"/>
+                    </a:graphicData>
+                  </a:graphic>
+                </wp:inline>
+              </w:drawing>
+            </w:r>
+          </w:p>
+        </w:tc>
+      </w:tr>
+      <w:tr>
+        <w:tc>
+          <w:tcPr>
+            <w:tcW w:w="9350" w:type="dxa"/>
+            <w:gridSpan w:val="2"/>
+          </w:tcPr>
+          <w:p>
+            <w:pPr>
+              <w:rPr>
+                <w:rFonts w:ascii="Times New Roman" w:hAnsi="Times New Roman" w:cs="Times New Roman"/>
+              </w:rPr>
+            </w:pPr>
+            <w:r>
+              <w:rPr>
+                <w:rFonts w:ascii="Times New Roman" w:hAnsi="Times New Roman" w:cs="Times New Roman"/>
+              </w:rPr>
+              <w:t xml:space="preserve">Figure </w:t>
+            </w:r>
+            <w:r>
+              <w:rPr>
+                <w:rFonts w:ascii="Times New Roman" w:hAnsi="Times New Roman" w:cs="Times New Roman"/>
+              </w:rPr>
+              <w:t>2c</w:t>
+            </w:r>
+            <w:r>
+              <w:rPr>
+                <w:rFonts w:ascii="Times New Roman" w:hAnsi="Times New Roman" w:cs="Times New Roman"/>
+              </w:rPr>
+              <w:t xml:space="preserve">: </w:t>
+            </w:r>
+            <w:r>
+              <w:rPr>
+                <w:rFonts w:ascii="Times New Roman" w:hAnsi="Times New Roman" w:cs="Times New Roman"/>
+              </w:rPr>
+              <w:t>Causes of Death in an Urban Community of Bangladesh (2011-2021)</w:t>
             </w:r>
           </w:p>
         </w:tc>
@@ -311,29 +426,152 @@
     </w:p>
     <w:p>
       <w:pPr>
+        <w:tabs>
+          <w:tab w:val="left" w:pos="2412"/>
+        </w:tabs>
+        <w:rPr>
+          <w:rFonts w:ascii="Times New Roman" w:hAnsi="Times New Roman" w:cs="Times New Roman"/>
+        </w:rPr>
+      </w:pPr>
+      <w:r>
+        <w:rPr>
+          <w:rFonts w:ascii="Times New Roman" w:hAnsi="Times New Roman" w:cs="Times New Roman"/>
+        </w:rPr>
+        <w:lastRenderedPageBreak/>
+        <w:t xml:space="preserve">The top five causes of death in this town are stroke, pneumonia, cancer, unidentified reasons, and other accidents. Stroke is one of the leading causes of mortality, accounting for 2,833 deaths, making it the most common cause. After this, 4,138 deaths were attributed to unknown causes, which is the highest number and indicates a sizable percentage of mortality that was not classifiable. Other significant causes include pneumonia (346 fatalities), cancer (537 deaths), and other accidents (297 deaths). In contrast, the five leading causes of death are: Rail Accident (two fatalities), Road Accident (67 fatalities), Fire Accident (eight fatalities), Injury (seven fatalities), and Breast Cancer (nine fatalities) (Figure </w:t>
+      </w:r>
+      <w:r>
+        <w:rPr>
+          <w:rFonts w:ascii="Times New Roman" w:hAnsi="Times New Roman" w:cs="Times New Roman"/>
+        </w:rPr>
+        <w:t>2c</w:t>
+      </w:r>
+      <w:r>
+        <w:rPr>
+          <w:rFonts w:ascii="Times New Roman" w:hAnsi="Times New Roman" w:cs="Times New Roman"/>
+        </w:rPr>
+        <w:t>).</w:t>
+      </w:r>
+    </w:p>
+    <w:p>
+      <w:pPr>
+        <w:rPr>
+          <w:rFonts w:ascii="Times New Roman" w:hAnsi="Times New Roman" w:cs="Times New Roman"/>
+        </w:rPr>
+      </w:pPr>
+      <w:r>
+        <w:rPr>
+          <w:rFonts w:ascii="Times New Roman" w:hAnsi="Times New Roman" w:cs="Times New Roman"/>
+        </w:rPr>
+        <w:t>Males accounted for 60.03% of deaths over the 2011–2021 timeframe, while females made up 39.97%. Male and female deaths were found to differ significantly by age group, with males dying more frequently in the 45–64 age range (64.89%) and females dying more frequently in the 65+ age range (43.32%). The causes of death for males and females differed significantly; accidents were more common in males (74.40%), whereas chronic diseases were more common in females (49.01%). The age group 65 and above had the largest percentage of deaths (47.66%), followed by the 45–64 age group (30.36%). Regarding seasonal variance, the cool season accounted for the largest percentage of deaths for those aged 65 and over (50.50%) and the lowest for those aged 0–17. While cardiovascular illnesses accounted for 29.42% of fatalities, with a notably high percentage (86.81%) among the elderly (65 or above), unknown reasons accounted for the largest percentage of deaths overall (39.52%)</w:t>
+      </w:r>
+      <w:r>
+        <w:rPr>
+          <w:rFonts w:ascii="Times New Roman" w:hAnsi="Times New Roman" w:cs="Times New Roman"/>
+        </w:rPr>
+        <w:t xml:space="preserve"> (Table 1)</w:t>
+      </w:r>
+      <w:r>
+        <w:rPr>
+          <w:rFonts w:ascii="Times New Roman" w:hAnsi="Times New Roman" w:cs="Times New Roman"/>
+        </w:rPr>
+        <w:t xml:space="preserve">. </w:t>
+      </w:r>
+    </w:p>
+    <w:p>
+      <w:pPr>
+        <w:tabs>
+          <w:tab w:val="left" w:pos="2412"/>
+        </w:tabs>
         <w:rPr>
           <w:rFonts w:ascii="Times New Roman" w:hAnsi="Times New Roman" w:cs="Times New Roman"/>
         </w:rPr>
       </w:pPr>
     </w:p>
+    <w:p>
+      <w:pPr>
+        <w:tabs>
+          <w:tab w:val="left" w:pos="2412"/>
+        </w:tabs>
+        <w:rPr>
+          <w:rFonts w:ascii="Times New Roman" w:hAnsi="Times New Roman" w:cs="Times New Roman"/>
+        </w:rPr>
+        <w:sectPr>
+          <w:pgSz w:w="12240" w:h="15840"/>
+          <w:pgMar w:top="1440" w:right="1440" w:bottom="1440" w:left="1440" w:header="720" w:footer="720" w:gutter="0"/>
+          <w:cols w:space="720"/>
+          <w:docGrid w:linePitch="360"/>
+        </w:sectPr>
+      </w:pPr>
+      <w:r>
+        <w:rPr>
+          <w:rFonts w:ascii="Times New Roman" w:hAnsi="Times New Roman" w:cs="Times New Roman"/>
+        </w:rPr>
+        <w:tab/>
+      </w:r>
+    </w:p>
+    <w:p>
+      <w:pPr>
+        <w:rPr>
+          <w:rFonts w:ascii="Times New Roman" w:hAnsi="Times New Roman" w:cs="Times New Roman"/>
+        </w:rPr>
+      </w:pPr>
+      <w:r>
+        <w:rPr>
+          <w:rFonts w:ascii="Times New Roman" w:hAnsi="Times New Roman" w:cs="Times New Roman"/>
+        </w:rPr>
+        <w:lastRenderedPageBreak/>
+        <w:t>Table 1:</w:t>
+      </w:r>
+      <w:r>
+        <w:rPr>
+          <w:rFonts w:ascii="Times New Roman" w:hAnsi="Times New Roman" w:cs="Times New Roman"/>
+        </w:rPr>
+        <w:t xml:space="preserve"> </w:t>
+      </w:r>
+      <w:r>
+        <w:rPr>
+          <w:rFonts w:ascii="Times New Roman" w:hAnsi="Times New Roman" w:cs="Times New Roman"/>
+        </w:rPr>
+        <w:t>P</w:t>
+      </w:r>
+      <w:r>
+        <w:rPr>
+          <w:rFonts w:ascii="Times New Roman" w:hAnsi="Times New Roman" w:cs="Times New Roman"/>
+        </w:rPr>
+        <w:t xml:space="preserve">revalence of causes of death by gender and age in an urban community of </w:t>
+      </w:r>
+      <w:r>
+        <w:rPr>
+          <w:rFonts w:ascii="Times New Roman" w:hAnsi="Times New Roman" w:cs="Times New Roman"/>
+        </w:rPr>
+        <w:t>B</w:t>
+      </w:r>
+      <w:r>
+        <w:rPr>
+          <w:rFonts w:ascii="Times New Roman" w:hAnsi="Times New Roman" w:cs="Times New Roman"/>
+        </w:rPr>
+        <w:t>angladesh (2011-2021)</w:t>
+      </w:r>
+    </w:p>
     <w:tbl>
       <w:tblPr>
         <w:tblStyle w:val="TableGrid"/>
-        <w:tblW w:w="0" w:type="auto"/>
+        <w:tblW w:w="5000" w:type="pct"/>
         <w:jc w:val="center"/>
         <w:tblLook w:val="04A0" w:firstRow="1" w:lastRow="0" w:firstColumn="1" w:lastColumn="0" w:noHBand="0" w:noVBand="1"/>
       </w:tblPr>
       <w:tblGrid>
-        <w:gridCol w:w="1256"/>
-        <w:gridCol w:w="756"/>
-        <w:gridCol w:w="923"/>
-        <w:gridCol w:w="950"/>
-        <w:gridCol w:w="756"/>
-        <w:gridCol w:w="776"/>
-        <w:gridCol w:w="776"/>
-        <w:gridCol w:w="1349"/>
-        <w:gridCol w:w="950"/>
-        <w:gridCol w:w="706"/>
+        <w:gridCol w:w="2169"/>
+        <w:gridCol w:w="1321"/>
+        <w:gridCol w:w="1321"/>
+        <w:gridCol w:w="873"/>
+        <w:gridCol w:w="1215"/>
+        <w:gridCol w:w="1215"/>
+        <w:gridCol w:w="1321"/>
+        <w:gridCol w:w="1321"/>
+        <w:gridCol w:w="873"/>
+        <w:gridCol w:w="1321"/>
       </w:tblGrid>
       <w:tr>
         <w:trPr>
@@ -341,19 +579,21 @@
         </w:trPr>
         <w:tc>
           <w:tcPr>
-            <w:tcW w:w="0" w:type="auto"/>
-          </w:tcPr>
-          <w:p>
-            <w:pPr>
-              <w:rPr>
-                <w:rFonts w:ascii="Times New Roman" w:hAnsi="Times New Roman" w:cs="Times New Roman"/>
-              </w:rPr>
-            </w:pPr>
-          </w:p>
-        </w:tc>
-        <w:tc>
-          <w:tcPr>
-            <w:tcW w:w="0" w:type="auto"/>
+            <w:tcW w:w="837" w:type="pct"/>
+          </w:tcPr>
+          <w:p>
+            <w:pPr>
+              <w:rPr>
+                <w:rFonts w:ascii="Times New Roman" w:hAnsi="Times New Roman" w:cs="Times New Roman"/>
+                <w:sz w:val="20"/>
+                <w:szCs w:val="20"/>
+              </w:rPr>
+            </w:pPr>
+          </w:p>
+        </w:tc>
+        <w:tc>
+          <w:tcPr>
+            <w:tcW w:w="1357" w:type="pct"/>
             <w:gridSpan w:val="3"/>
           </w:tcPr>
           <w:p>
@@ -361,11 +601,15 @@
               <w:jc w:val="center"/>
               <w:rPr>
                 <w:rFonts w:ascii="Times New Roman" w:hAnsi="Times New Roman" w:cs="Times New Roman"/>
-              </w:rPr>
-            </w:pPr>
-            <w:r>
-              <w:rPr>
-                <w:rFonts w:ascii="Times New Roman" w:hAnsi="Times New Roman" w:cs="Times New Roman"/>
+                <w:sz w:val="20"/>
+                <w:szCs w:val="20"/>
+              </w:rPr>
+            </w:pPr>
+            <w:r>
+              <w:rPr>
+                <w:rFonts w:ascii="Times New Roman" w:hAnsi="Times New Roman" w:cs="Times New Roman"/>
+                <w:sz w:val="20"/>
+                <w:szCs w:val="20"/>
               </w:rPr>
               <w:t>Sex groups</w:t>
             </w:r>
@@ -373,7 +617,7 @@
         </w:tc>
         <w:tc>
           <w:tcPr>
-            <w:tcW w:w="0" w:type="auto"/>
+            <w:tcW w:w="2295" w:type="pct"/>
             <w:gridSpan w:val="5"/>
           </w:tcPr>
           <w:p>
@@ -381,11 +625,15 @@
               <w:jc w:val="center"/>
               <w:rPr>
                 <w:rFonts w:ascii="Times New Roman" w:hAnsi="Times New Roman" w:cs="Times New Roman"/>
-              </w:rPr>
-            </w:pPr>
-            <w:r>
-              <w:rPr>
-                <w:rFonts w:ascii="Times New Roman" w:hAnsi="Times New Roman" w:cs="Times New Roman"/>
+                <w:sz w:val="20"/>
+                <w:szCs w:val="20"/>
+              </w:rPr>
+            </w:pPr>
+            <w:r>
+              <w:rPr>
+                <w:rFonts w:ascii="Times New Roman" w:hAnsi="Times New Roman" w:cs="Times New Roman"/>
+                <w:sz w:val="20"/>
+                <w:szCs w:val="20"/>
               </w:rPr>
               <w:t>Age groups</w:t>
             </w:r>
@@ -393,7 +641,7 @@
         </w:tc>
         <w:tc>
           <w:tcPr>
-            <w:tcW w:w="0" w:type="auto"/>
+            <w:tcW w:w="510" w:type="pct"/>
             <w:vMerge w:val="restart"/>
           </w:tcPr>
           <w:p>
@@ -401,11 +649,15 @@
               <w:jc w:val="center"/>
               <w:rPr>
                 <w:rFonts w:ascii="Times New Roman" w:hAnsi="Times New Roman" w:cs="Times New Roman"/>
-              </w:rPr>
-            </w:pPr>
-            <w:r>
-              <w:rPr>
-                <w:rFonts w:ascii="Times New Roman" w:hAnsi="Times New Roman" w:cs="Times New Roman"/>
+                <w:sz w:val="20"/>
+                <w:szCs w:val="20"/>
+              </w:rPr>
+            </w:pPr>
+            <w:r>
+              <w:rPr>
+                <w:rFonts w:ascii="Times New Roman" w:hAnsi="Times New Roman" w:cs="Times New Roman"/>
+                <w:sz w:val="20"/>
+                <w:szCs w:val="20"/>
               </w:rPr>
               <w:t>Total</w:t>
             </w:r>
@@ -418,30 +670,36 @@
         </w:trPr>
         <w:tc>
           <w:tcPr>
-            <w:tcW w:w="0" w:type="auto"/>
-          </w:tcPr>
-          <w:p>
-            <w:pPr>
-              <w:rPr>
-                <w:rFonts w:ascii="Times New Roman" w:hAnsi="Times New Roman" w:cs="Times New Roman"/>
-              </w:rPr>
-            </w:pPr>
-          </w:p>
-        </w:tc>
-        <w:tc>
-          <w:tcPr>
-            <w:tcW w:w="0" w:type="auto"/>
+            <w:tcW w:w="837" w:type="pct"/>
+          </w:tcPr>
+          <w:p>
+            <w:pPr>
+              <w:rPr>
+                <w:rFonts w:ascii="Times New Roman" w:hAnsi="Times New Roman" w:cs="Times New Roman"/>
+                <w:sz w:val="20"/>
+                <w:szCs w:val="20"/>
+              </w:rPr>
+            </w:pPr>
+          </w:p>
+        </w:tc>
+        <w:tc>
+          <w:tcPr>
+            <w:tcW w:w="510" w:type="pct"/>
           </w:tcPr>
           <w:p>
             <w:pPr>
               <w:jc w:val="center"/>
               <w:rPr>
                 <w:rFonts w:ascii="Times New Roman" w:hAnsi="Times New Roman" w:cs="Times New Roman"/>
-              </w:rPr>
-            </w:pPr>
-            <w:r>
-              <w:rPr>
-                <w:rFonts w:ascii="Times New Roman" w:hAnsi="Times New Roman" w:cs="Times New Roman"/>
+                <w:sz w:val="20"/>
+                <w:szCs w:val="20"/>
+              </w:rPr>
+            </w:pPr>
+            <w:r>
+              <w:rPr>
+                <w:rFonts w:ascii="Times New Roman" w:hAnsi="Times New Roman" w:cs="Times New Roman"/>
+                <w:sz w:val="20"/>
+                <w:szCs w:val="20"/>
               </w:rPr>
               <w:t>Male</w:t>
             </w:r>
@@ -450,11 +708,15 @@
             <w:pPr>
               <w:rPr>
                 <w:rFonts w:ascii="Times New Roman" w:hAnsi="Times New Roman" w:cs="Times New Roman"/>
-              </w:rPr>
-            </w:pPr>
-            <w:r>
-              <w:rPr>
-                <w:rFonts w:ascii="Times New Roman" w:hAnsi="Times New Roman" w:cs="Times New Roman"/>
+                <w:sz w:val="20"/>
+                <w:szCs w:val="20"/>
+              </w:rPr>
+            </w:pPr>
+            <w:r>
+              <w:rPr>
+                <w:rFonts w:ascii="Times New Roman" w:hAnsi="Times New Roman" w:cs="Times New Roman"/>
+                <w:sz w:val="20"/>
+                <w:szCs w:val="20"/>
               </w:rPr>
               <w:t>n (%)</w:t>
             </w:r>
@@ -462,18 +724,22 @@
         </w:tc>
         <w:tc>
           <w:tcPr>
-            <w:tcW w:w="0" w:type="auto"/>
+            <w:tcW w:w="510" w:type="pct"/>
           </w:tcPr>
           <w:p>
             <w:pPr>
               <w:jc w:val="center"/>
               <w:rPr>
                 <w:rFonts w:ascii="Times New Roman" w:hAnsi="Times New Roman" w:cs="Times New Roman"/>
-              </w:rPr>
-            </w:pPr>
-            <w:r>
-              <w:rPr>
-                <w:rFonts w:ascii="Times New Roman" w:hAnsi="Times New Roman" w:cs="Times New Roman"/>
+                <w:sz w:val="20"/>
+                <w:szCs w:val="20"/>
+              </w:rPr>
+            </w:pPr>
+            <w:r>
+              <w:rPr>
+                <w:rFonts w:ascii="Times New Roman" w:hAnsi="Times New Roman" w:cs="Times New Roman"/>
+                <w:sz w:val="20"/>
+                <w:szCs w:val="20"/>
               </w:rPr>
               <w:t>Female</w:t>
             </w:r>
@@ -483,11 +749,15 @@
               <w:jc w:val="center"/>
               <w:rPr>
                 <w:rFonts w:ascii="Times New Roman" w:hAnsi="Times New Roman" w:cs="Times New Roman"/>
-              </w:rPr>
-            </w:pPr>
-            <w:r>
-              <w:rPr>
-                <w:rFonts w:ascii="Times New Roman" w:hAnsi="Times New Roman" w:cs="Times New Roman"/>
+                <w:sz w:val="20"/>
+                <w:szCs w:val="20"/>
+              </w:rPr>
+            </w:pPr>
+            <w:r>
+              <w:rPr>
+                <w:rFonts w:ascii="Times New Roman" w:hAnsi="Times New Roman" w:cs="Times New Roman"/>
+                <w:sz w:val="20"/>
+                <w:szCs w:val="20"/>
               </w:rPr>
               <w:t>n (%)</w:t>
             </w:r>
@@ -495,18 +765,22 @@
         </w:tc>
         <w:tc>
           <w:tcPr>
-            <w:tcW w:w="0" w:type="auto"/>
+            <w:tcW w:w="337" w:type="pct"/>
           </w:tcPr>
           <w:p>
             <w:pPr>
               <w:jc w:val="center"/>
               <w:rPr>
                 <w:rFonts w:ascii="Times New Roman" w:hAnsi="Times New Roman" w:cs="Times New Roman"/>
-              </w:rPr>
-            </w:pPr>
-            <w:r>
-              <w:rPr>
-                <w:rFonts w:ascii="Times New Roman" w:hAnsi="Times New Roman" w:cs="Times New Roman"/>
+                <w:sz w:val="20"/>
+                <w:szCs w:val="20"/>
+              </w:rPr>
+            </w:pPr>
+            <w:r>
+              <w:rPr>
+                <w:rFonts w:ascii="Times New Roman" w:hAnsi="Times New Roman" w:cs="Times New Roman"/>
+                <w:sz w:val="20"/>
+                <w:szCs w:val="20"/>
               </w:rPr>
               <w:t>P-value</w:t>
             </w:r>
@@ -514,18 +788,22 @@
         </w:tc>
         <w:tc>
           <w:tcPr>
-            <w:tcW w:w="0" w:type="auto"/>
+            <w:tcW w:w="469" w:type="pct"/>
           </w:tcPr>
           <w:p>
             <w:pPr>
               <w:jc w:val="center"/>
               <w:rPr>
                 <w:rFonts w:ascii="Times New Roman" w:hAnsi="Times New Roman" w:cs="Times New Roman"/>
-              </w:rPr>
-            </w:pPr>
-            <w:r>
-              <w:rPr>
-                <w:rFonts w:ascii="Times New Roman" w:hAnsi="Times New Roman" w:cs="Times New Roman"/>
+                <w:sz w:val="20"/>
+                <w:szCs w:val="20"/>
+              </w:rPr>
+            </w:pPr>
+            <w:r>
+              <w:rPr>
+                <w:rFonts w:ascii="Times New Roman" w:hAnsi="Times New Roman" w:cs="Times New Roman"/>
+                <w:sz w:val="20"/>
+                <w:szCs w:val="20"/>
               </w:rPr>
               <w:t>0-17</w:t>
             </w:r>
@@ -535,11 +813,15 @@
               <w:jc w:val="center"/>
               <w:rPr>
                 <w:rFonts w:ascii="Times New Roman" w:hAnsi="Times New Roman" w:cs="Times New Roman"/>
-              </w:rPr>
-            </w:pPr>
-            <w:r>
-              <w:rPr>
-                <w:rFonts w:ascii="Times New Roman" w:hAnsi="Times New Roman" w:cs="Times New Roman"/>
+                <w:sz w:val="20"/>
+                <w:szCs w:val="20"/>
+              </w:rPr>
+            </w:pPr>
+            <w:r>
+              <w:rPr>
+                <w:rFonts w:ascii="Times New Roman" w:hAnsi="Times New Roman" w:cs="Times New Roman"/>
+                <w:sz w:val="20"/>
+                <w:szCs w:val="20"/>
               </w:rPr>
               <w:t>n (%)</w:t>
             </w:r>
@@ -547,18 +829,22 @@
         </w:tc>
         <w:tc>
           <w:tcPr>
-            <w:tcW w:w="0" w:type="auto"/>
+            <w:tcW w:w="469" w:type="pct"/>
           </w:tcPr>
           <w:p>
             <w:pPr>
               <w:jc w:val="center"/>
               <w:rPr>
                 <w:rFonts w:ascii="Times New Roman" w:hAnsi="Times New Roman" w:cs="Times New Roman"/>
-              </w:rPr>
-            </w:pPr>
-            <w:r>
-              <w:rPr>
-                <w:rFonts w:ascii="Times New Roman" w:hAnsi="Times New Roman" w:cs="Times New Roman"/>
+                <w:sz w:val="20"/>
+                <w:szCs w:val="20"/>
+              </w:rPr>
+            </w:pPr>
+            <w:r>
+              <w:rPr>
+                <w:rFonts w:ascii="Times New Roman" w:hAnsi="Times New Roman" w:cs="Times New Roman"/>
+                <w:sz w:val="20"/>
+                <w:szCs w:val="20"/>
               </w:rPr>
               <w:t>18-44</w:t>
             </w:r>
@@ -568,11 +854,15 @@
               <w:jc w:val="center"/>
               <w:rPr>
                 <w:rFonts w:ascii="Times New Roman" w:hAnsi="Times New Roman" w:cs="Times New Roman"/>
-              </w:rPr>
-            </w:pPr>
-            <w:r>
-              <w:rPr>
-                <w:rFonts w:ascii="Times New Roman" w:hAnsi="Times New Roman" w:cs="Times New Roman"/>
+                <w:sz w:val="20"/>
+                <w:szCs w:val="20"/>
+              </w:rPr>
+            </w:pPr>
+            <w:r>
+              <w:rPr>
+                <w:rFonts w:ascii="Times New Roman" w:hAnsi="Times New Roman" w:cs="Times New Roman"/>
+                <w:sz w:val="20"/>
+                <w:szCs w:val="20"/>
               </w:rPr>
               <w:t>n (%)</w:t>
             </w:r>
@@ -580,18 +870,22 @@
         </w:tc>
         <w:tc>
           <w:tcPr>
-            <w:tcW w:w="0" w:type="auto"/>
+            <w:tcW w:w="510" w:type="pct"/>
           </w:tcPr>
           <w:p>
             <w:pPr>
               <w:jc w:val="center"/>
               <w:rPr>
                 <w:rFonts w:ascii="Times New Roman" w:hAnsi="Times New Roman" w:cs="Times New Roman"/>
-              </w:rPr>
-            </w:pPr>
-            <w:r>
-              <w:rPr>
-                <w:rFonts w:ascii="Times New Roman" w:hAnsi="Times New Roman" w:cs="Times New Roman"/>
+                <w:sz w:val="20"/>
+                <w:szCs w:val="20"/>
+              </w:rPr>
+            </w:pPr>
+            <w:r>
+              <w:rPr>
+                <w:rFonts w:ascii="Times New Roman" w:hAnsi="Times New Roman" w:cs="Times New Roman"/>
+                <w:sz w:val="20"/>
+                <w:szCs w:val="20"/>
               </w:rPr>
               <w:t>45-64</w:t>
             </w:r>
@@ -601,11 +895,15 @@
               <w:jc w:val="center"/>
               <w:rPr>
                 <w:rFonts w:ascii="Times New Roman" w:hAnsi="Times New Roman" w:cs="Times New Roman"/>
-              </w:rPr>
-            </w:pPr>
-            <w:r>
-              <w:rPr>
-                <w:rFonts w:ascii="Times New Roman" w:hAnsi="Times New Roman" w:cs="Times New Roman"/>
+                <w:sz w:val="20"/>
+                <w:szCs w:val="20"/>
+              </w:rPr>
+            </w:pPr>
+            <w:r>
+              <w:rPr>
+                <w:rFonts w:ascii="Times New Roman" w:hAnsi="Times New Roman" w:cs="Times New Roman"/>
+                <w:sz w:val="20"/>
+                <w:szCs w:val="20"/>
               </w:rPr>
               <w:t>n (%)</w:t>
             </w:r>
@@ -613,18 +911,22 @@
         </w:tc>
         <w:tc>
           <w:tcPr>
-            <w:tcW w:w="0" w:type="auto"/>
+            <w:tcW w:w="510" w:type="pct"/>
           </w:tcPr>
           <w:p>
             <w:pPr>
               <w:jc w:val="center"/>
               <w:rPr>
                 <w:rFonts w:ascii="Times New Roman" w:hAnsi="Times New Roman" w:cs="Times New Roman"/>
-              </w:rPr>
-            </w:pPr>
-            <w:r>
-              <w:rPr>
-                <w:rFonts w:ascii="Times New Roman" w:hAnsi="Times New Roman" w:cs="Times New Roman"/>
+                <w:sz w:val="20"/>
+                <w:szCs w:val="20"/>
+              </w:rPr>
+            </w:pPr>
+            <w:r>
+              <w:rPr>
+                <w:rFonts w:ascii="Times New Roman" w:hAnsi="Times New Roman" w:cs="Times New Roman"/>
+                <w:sz w:val="20"/>
+                <w:szCs w:val="20"/>
               </w:rPr>
               <w:t>65 or above</w:t>
             </w:r>
@@ -634,11 +936,15 @@
               <w:jc w:val="center"/>
               <w:rPr>
                 <w:rFonts w:ascii="Times New Roman" w:hAnsi="Times New Roman" w:cs="Times New Roman"/>
-              </w:rPr>
-            </w:pPr>
-            <w:r>
-              <w:rPr>
-                <w:rFonts w:ascii="Times New Roman" w:hAnsi="Times New Roman" w:cs="Times New Roman"/>
+                <w:sz w:val="20"/>
+                <w:szCs w:val="20"/>
+              </w:rPr>
+            </w:pPr>
+            <w:r>
+              <w:rPr>
+                <w:rFonts w:ascii="Times New Roman" w:hAnsi="Times New Roman" w:cs="Times New Roman"/>
+                <w:sz w:val="20"/>
+                <w:szCs w:val="20"/>
               </w:rPr>
               <w:t>n (%)</w:t>
             </w:r>
@@ -646,18 +952,22 @@
         </w:tc>
         <w:tc>
           <w:tcPr>
-            <w:tcW w:w="0" w:type="auto"/>
+            <w:tcW w:w="337" w:type="pct"/>
           </w:tcPr>
           <w:p>
             <w:pPr>
               <w:jc w:val="center"/>
               <w:rPr>
                 <w:rFonts w:ascii="Times New Roman" w:hAnsi="Times New Roman" w:cs="Times New Roman"/>
-              </w:rPr>
-            </w:pPr>
-            <w:r>
-              <w:rPr>
-                <w:rFonts w:ascii="Times New Roman" w:hAnsi="Times New Roman" w:cs="Times New Roman"/>
+                <w:sz w:val="20"/>
+                <w:szCs w:val="20"/>
+              </w:rPr>
+            </w:pPr>
+            <w:r>
+              <w:rPr>
+                <w:rFonts w:ascii="Times New Roman" w:hAnsi="Times New Roman" w:cs="Times New Roman"/>
+                <w:sz w:val="20"/>
+                <w:szCs w:val="20"/>
               </w:rPr>
               <w:t>P-value</w:t>
             </w:r>
@@ -665,7 +975,7 @@
         </w:tc>
         <w:tc>
           <w:tcPr>
-            <w:tcW w:w="0" w:type="auto"/>
+            <w:tcW w:w="510" w:type="pct"/>
             <w:vMerge/>
           </w:tcPr>
           <w:p>
@@ -673,6 +983,8 @@
               <w:jc w:val="center"/>
               <w:rPr>
                 <w:rFonts w:ascii="Times New Roman" w:hAnsi="Times New Roman" w:cs="Times New Roman"/>
+                <w:sz w:val="20"/>
+                <w:szCs w:val="20"/>
               </w:rPr>
             </w:pPr>
           </w:p>
@@ -684,7 +996,7 @@
         </w:trPr>
         <w:tc>
           <w:tcPr>
-            <w:tcW w:w="0" w:type="auto"/>
+            <w:tcW w:w="837" w:type="pct"/>
           </w:tcPr>
           <w:p>
             <w:pPr>
@@ -692,6 +1004,8 @@
                 <w:rFonts w:ascii="Times New Roman" w:hAnsi="Times New Roman" w:cs="Times New Roman"/>
                 <w:b/>
                 <w:bCs/>
+                <w:sz w:val="20"/>
+                <w:szCs w:val="20"/>
               </w:rPr>
             </w:pPr>
             <w:r>
@@ -699,6 +1013,8 @@
                 <w:rFonts w:ascii="Times New Roman" w:hAnsi="Times New Roman" w:cs="Times New Roman"/>
                 <w:b/>
                 <w:bCs/>
+                <w:sz w:val="20"/>
+                <w:szCs w:val="20"/>
               </w:rPr>
               <w:t>Year</w:t>
             </w:r>
@@ -706,108 +1022,126 @@
         </w:tc>
         <w:tc>
           <w:tcPr>
-            <w:tcW w:w="0" w:type="auto"/>
-          </w:tcPr>
-          <w:p>
-            <w:pPr>
-              <w:rPr>
-                <w:rFonts w:ascii="Times New Roman" w:hAnsi="Times New Roman" w:cs="Times New Roman"/>
-              </w:rPr>
-            </w:pPr>
-          </w:p>
-        </w:tc>
-        <w:tc>
-          <w:tcPr>
-            <w:tcW w:w="0" w:type="auto"/>
-          </w:tcPr>
-          <w:p>
-            <w:pPr>
-              <w:rPr>
-                <w:rFonts w:ascii="Times New Roman" w:hAnsi="Times New Roman" w:cs="Times New Roman"/>
-              </w:rPr>
-            </w:pPr>
-          </w:p>
-        </w:tc>
-        <w:tc>
-          <w:tcPr>
-            <w:tcW w:w="0" w:type="auto"/>
-          </w:tcPr>
-          <w:p>
-            <w:pPr>
-              <w:rPr>
-                <w:rFonts w:ascii="Times New Roman" w:hAnsi="Times New Roman" w:cs="Times New Roman"/>
-              </w:rPr>
-            </w:pPr>
-          </w:p>
-        </w:tc>
-        <w:tc>
-          <w:tcPr>
-            <w:tcW w:w="0" w:type="auto"/>
-          </w:tcPr>
-          <w:p>
-            <w:pPr>
-              <w:rPr>
-                <w:rFonts w:ascii="Times New Roman" w:hAnsi="Times New Roman" w:cs="Times New Roman"/>
-              </w:rPr>
-            </w:pPr>
-          </w:p>
-        </w:tc>
-        <w:tc>
-          <w:tcPr>
-            <w:tcW w:w="0" w:type="auto"/>
-          </w:tcPr>
-          <w:p>
-            <w:pPr>
-              <w:rPr>
-                <w:rFonts w:ascii="Times New Roman" w:hAnsi="Times New Roman" w:cs="Times New Roman"/>
-              </w:rPr>
-            </w:pPr>
-          </w:p>
-        </w:tc>
-        <w:tc>
-          <w:tcPr>
-            <w:tcW w:w="0" w:type="auto"/>
-          </w:tcPr>
-          <w:p>
-            <w:pPr>
-              <w:rPr>
-                <w:rFonts w:ascii="Times New Roman" w:hAnsi="Times New Roman" w:cs="Times New Roman"/>
-              </w:rPr>
-            </w:pPr>
-          </w:p>
-        </w:tc>
-        <w:tc>
-          <w:tcPr>
-            <w:tcW w:w="0" w:type="auto"/>
-          </w:tcPr>
-          <w:p>
-            <w:pPr>
-              <w:rPr>
-                <w:rFonts w:ascii="Times New Roman" w:hAnsi="Times New Roman" w:cs="Times New Roman"/>
-              </w:rPr>
-            </w:pPr>
-          </w:p>
-        </w:tc>
-        <w:tc>
-          <w:tcPr>
-            <w:tcW w:w="0" w:type="auto"/>
-          </w:tcPr>
-          <w:p>
-            <w:pPr>
-              <w:rPr>
-                <w:rFonts w:ascii="Times New Roman" w:hAnsi="Times New Roman" w:cs="Times New Roman"/>
-              </w:rPr>
-            </w:pPr>
-          </w:p>
-        </w:tc>
-        <w:tc>
-          <w:tcPr>
-            <w:tcW w:w="0" w:type="auto"/>
-          </w:tcPr>
-          <w:p>
-            <w:pPr>
-              <w:rPr>
-                <w:rFonts w:ascii="Times New Roman" w:hAnsi="Times New Roman" w:cs="Times New Roman"/>
+            <w:tcW w:w="510" w:type="pct"/>
+          </w:tcPr>
+          <w:p>
+            <w:pPr>
+              <w:rPr>
+                <w:rFonts w:ascii="Times New Roman" w:hAnsi="Times New Roman" w:cs="Times New Roman"/>
+                <w:sz w:val="20"/>
+                <w:szCs w:val="20"/>
+              </w:rPr>
+            </w:pPr>
+          </w:p>
+        </w:tc>
+        <w:tc>
+          <w:tcPr>
+            <w:tcW w:w="510" w:type="pct"/>
+          </w:tcPr>
+          <w:p>
+            <w:pPr>
+              <w:rPr>
+                <w:rFonts w:ascii="Times New Roman" w:hAnsi="Times New Roman" w:cs="Times New Roman"/>
+                <w:sz w:val="20"/>
+                <w:szCs w:val="20"/>
+              </w:rPr>
+            </w:pPr>
+          </w:p>
+        </w:tc>
+        <w:tc>
+          <w:tcPr>
+            <w:tcW w:w="337" w:type="pct"/>
+          </w:tcPr>
+          <w:p>
+            <w:pPr>
+              <w:rPr>
+                <w:rFonts w:ascii="Times New Roman" w:hAnsi="Times New Roman" w:cs="Times New Roman"/>
+                <w:sz w:val="20"/>
+                <w:szCs w:val="20"/>
+              </w:rPr>
+            </w:pPr>
+          </w:p>
+        </w:tc>
+        <w:tc>
+          <w:tcPr>
+            <w:tcW w:w="469" w:type="pct"/>
+          </w:tcPr>
+          <w:p>
+            <w:pPr>
+              <w:rPr>
+                <w:rFonts w:ascii="Times New Roman" w:hAnsi="Times New Roman" w:cs="Times New Roman"/>
+                <w:sz w:val="20"/>
+                <w:szCs w:val="20"/>
+              </w:rPr>
+            </w:pPr>
+          </w:p>
+        </w:tc>
+        <w:tc>
+          <w:tcPr>
+            <w:tcW w:w="469" w:type="pct"/>
+          </w:tcPr>
+          <w:p>
+            <w:pPr>
+              <w:rPr>
+                <w:rFonts w:ascii="Times New Roman" w:hAnsi="Times New Roman" w:cs="Times New Roman"/>
+                <w:sz w:val="20"/>
+                <w:szCs w:val="20"/>
+              </w:rPr>
+            </w:pPr>
+          </w:p>
+        </w:tc>
+        <w:tc>
+          <w:tcPr>
+            <w:tcW w:w="510" w:type="pct"/>
+          </w:tcPr>
+          <w:p>
+            <w:pPr>
+              <w:rPr>
+                <w:rFonts w:ascii="Times New Roman" w:hAnsi="Times New Roman" w:cs="Times New Roman"/>
+                <w:sz w:val="20"/>
+                <w:szCs w:val="20"/>
+              </w:rPr>
+            </w:pPr>
+          </w:p>
+        </w:tc>
+        <w:tc>
+          <w:tcPr>
+            <w:tcW w:w="510" w:type="pct"/>
+          </w:tcPr>
+          <w:p>
+            <w:pPr>
+              <w:rPr>
+                <w:rFonts w:ascii="Times New Roman" w:hAnsi="Times New Roman" w:cs="Times New Roman"/>
+                <w:sz w:val="20"/>
+                <w:szCs w:val="20"/>
+              </w:rPr>
+            </w:pPr>
+          </w:p>
+        </w:tc>
+        <w:tc>
+          <w:tcPr>
+            <w:tcW w:w="337" w:type="pct"/>
+          </w:tcPr>
+          <w:p>
+            <w:pPr>
+              <w:rPr>
+                <w:rFonts w:ascii="Times New Roman" w:hAnsi="Times New Roman" w:cs="Times New Roman"/>
+                <w:sz w:val="20"/>
+                <w:szCs w:val="20"/>
+              </w:rPr>
+            </w:pPr>
+          </w:p>
+        </w:tc>
+        <w:tc>
+          <w:tcPr>
+            <w:tcW w:w="510" w:type="pct"/>
+          </w:tcPr>
+          <w:p>
+            <w:pPr>
+              <w:rPr>
+                <w:rFonts w:ascii="Times New Roman" w:hAnsi="Times New Roman" w:cs="Times New Roman"/>
+                <w:sz w:val="20"/>
+                <w:szCs w:val="20"/>
               </w:rPr>
             </w:pPr>
           </w:p>
@@ -819,19 +1153,23 @@
         </w:trPr>
         <w:tc>
           <w:tcPr>
-            <w:tcW w:w="0" w:type="auto"/>
+            <w:tcW w:w="837" w:type="pct"/>
           </w:tcPr>
           <w:p>
             <w:pPr>
               <w:rPr>
                 <w:rFonts w:ascii="Times New Roman" w:hAnsi="Times New Roman" w:cs="Times New Roman"/>
                 <w:bCs/>
+                <w:sz w:val="20"/>
+                <w:szCs w:val="20"/>
               </w:rPr>
             </w:pPr>
             <w:r>
               <w:rPr>
                 <w:rFonts w:ascii="Times New Roman" w:hAnsi="Times New Roman" w:cs="Times New Roman"/>
                 <w:bCs/>
+                <w:sz w:val="20"/>
+                <w:szCs w:val="20"/>
               </w:rPr>
               <w:t>2011-2016</w:t>
             </w:r>
@@ -839,110 +1177,280 @@
         </w:tc>
         <w:tc>
           <w:tcPr>
-            <w:tcW w:w="0" w:type="auto"/>
-          </w:tcPr>
-          <w:p>
-            <w:pPr>
-              <w:rPr>
-                <w:rFonts w:ascii="Times New Roman" w:hAnsi="Times New Roman" w:cs="Times New Roman"/>
-              </w:rPr>
-            </w:pPr>
-          </w:p>
-        </w:tc>
-        <w:tc>
-          <w:tcPr>
-            <w:tcW w:w="0" w:type="auto"/>
-          </w:tcPr>
-          <w:p>
-            <w:pPr>
-              <w:rPr>
-                <w:rFonts w:ascii="Times New Roman" w:hAnsi="Times New Roman" w:cs="Times New Roman"/>
-              </w:rPr>
-            </w:pPr>
-          </w:p>
-        </w:tc>
-        <w:tc>
-          <w:tcPr>
-            <w:tcW w:w="0" w:type="auto"/>
-          </w:tcPr>
-          <w:p>
-            <w:pPr>
-              <w:rPr>
-                <w:rFonts w:ascii="Times New Roman" w:hAnsi="Times New Roman" w:cs="Times New Roman"/>
-              </w:rPr>
-            </w:pPr>
-          </w:p>
-        </w:tc>
-        <w:tc>
-          <w:tcPr>
-            <w:tcW w:w="0" w:type="auto"/>
-          </w:tcPr>
-          <w:p>
-            <w:pPr>
-              <w:rPr>
-                <w:rFonts w:ascii="Times New Roman" w:hAnsi="Times New Roman" w:cs="Times New Roman"/>
-              </w:rPr>
-            </w:pPr>
-          </w:p>
-        </w:tc>
-        <w:tc>
-          <w:tcPr>
-            <w:tcW w:w="0" w:type="auto"/>
-          </w:tcPr>
-          <w:p>
-            <w:pPr>
-              <w:rPr>
-                <w:rFonts w:ascii="Times New Roman" w:hAnsi="Times New Roman" w:cs="Times New Roman"/>
-              </w:rPr>
-            </w:pPr>
-          </w:p>
-        </w:tc>
-        <w:tc>
-          <w:tcPr>
-            <w:tcW w:w="0" w:type="auto"/>
-          </w:tcPr>
-          <w:p>
-            <w:pPr>
-              <w:rPr>
-                <w:rFonts w:ascii="Times New Roman" w:hAnsi="Times New Roman" w:cs="Times New Roman"/>
-              </w:rPr>
-            </w:pPr>
-          </w:p>
-        </w:tc>
-        <w:tc>
-          <w:tcPr>
-            <w:tcW w:w="0" w:type="auto"/>
-          </w:tcPr>
-          <w:p>
-            <w:pPr>
-              <w:rPr>
-                <w:rFonts w:ascii="Times New Roman" w:hAnsi="Times New Roman" w:cs="Times New Roman"/>
-              </w:rPr>
-            </w:pPr>
-          </w:p>
-        </w:tc>
-        <w:tc>
-          <w:tcPr>
-            <w:tcW w:w="0" w:type="auto"/>
-          </w:tcPr>
-          <w:p>
-            <w:pPr>
-              <w:rPr>
-                <w:rFonts w:ascii="Times New Roman" w:hAnsi="Times New Roman" w:cs="Times New Roman"/>
-              </w:rPr>
-            </w:pPr>
-          </w:p>
-        </w:tc>
-        <w:tc>
-          <w:tcPr>
-            <w:tcW w:w="0" w:type="auto"/>
-          </w:tcPr>
-          <w:p>
-            <w:pPr>
-              <w:rPr>
-                <w:rFonts w:ascii="Times New Roman" w:hAnsi="Times New Roman" w:cs="Times New Roman"/>
-              </w:rPr>
-            </w:pPr>
+            <w:tcW w:w="510" w:type="pct"/>
+          </w:tcPr>
+          <w:p>
+            <w:pPr>
+              <w:rPr>
+                <w:rFonts w:ascii="Times New Roman" w:hAnsi="Times New Roman" w:cs="Times New Roman"/>
+                <w:sz w:val="20"/>
+                <w:szCs w:val="20"/>
+              </w:rPr>
+            </w:pPr>
+            <w:r>
+              <w:rPr>
+                <w:rFonts w:ascii="Times New Roman" w:hAnsi="Times New Roman" w:cs="Times New Roman"/>
+                <w:sz w:val="20"/>
+                <w:szCs w:val="20"/>
+              </w:rPr>
+              <w:t>2968 (</w:t>
+            </w:r>
+            <w:r>
+              <w:rPr>
+                <w:rFonts w:ascii="Times New Roman" w:hAnsi="Times New Roman" w:cs="Times New Roman"/>
+                <w:sz w:val="20"/>
+                <w:szCs w:val="20"/>
+              </w:rPr>
+              <w:t>59.95)</w:t>
+            </w:r>
+          </w:p>
+        </w:tc>
+        <w:tc>
+          <w:tcPr>
+            <w:tcW w:w="510" w:type="pct"/>
+          </w:tcPr>
+          <w:p>
+            <w:pPr>
+              <w:rPr>
+                <w:rFonts w:ascii="Times New Roman" w:hAnsi="Times New Roman" w:cs="Times New Roman"/>
+                <w:sz w:val="20"/>
+                <w:szCs w:val="20"/>
+              </w:rPr>
+            </w:pPr>
+            <w:r>
+              <w:rPr>
+                <w:rFonts w:ascii="Times New Roman" w:hAnsi="Times New Roman" w:cs="Times New Roman"/>
+                <w:sz w:val="20"/>
+                <w:szCs w:val="20"/>
+              </w:rPr>
+              <w:t>1983 (</w:t>
+            </w:r>
+            <w:r>
+              <w:rPr>
+                <w:rFonts w:ascii="Times New Roman" w:hAnsi="Times New Roman" w:cs="Times New Roman"/>
+                <w:sz w:val="20"/>
+                <w:szCs w:val="20"/>
+              </w:rPr>
+              <w:t>40.05)</w:t>
+            </w:r>
+          </w:p>
+        </w:tc>
+        <w:tc>
+          <w:tcPr>
+            <w:tcW w:w="337" w:type="pct"/>
+          </w:tcPr>
+          <w:p>
+            <w:pPr>
+              <w:rPr>
+                <w:rFonts w:ascii="Times New Roman" w:hAnsi="Times New Roman" w:cs="Times New Roman"/>
+                <w:sz w:val="20"/>
+                <w:szCs w:val="20"/>
+              </w:rPr>
+            </w:pPr>
+            <w:r>
+              <w:rPr>
+                <w:rFonts w:ascii="Times New Roman" w:hAnsi="Times New Roman" w:cs="Times New Roman"/>
+                <w:sz w:val="20"/>
+                <w:szCs w:val="20"/>
+              </w:rPr>
+              <w:t>0.888</w:t>
+            </w:r>
+          </w:p>
+        </w:tc>
+        <w:tc>
+          <w:tcPr>
+            <w:tcW w:w="469" w:type="pct"/>
+          </w:tcPr>
+          <w:p>
+            <w:pPr>
+              <w:rPr>
+                <w:rFonts w:ascii="Times New Roman" w:hAnsi="Times New Roman" w:cs="Times New Roman"/>
+                <w:sz w:val="20"/>
+                <w:szCs w:val="20"/>
+              </w:rPr>
+            </w:pPr>
+            <w:r>
+              <w:rPr>
+                <w:rFonts w:ascii="Times New Roman" w:hAnsi="Times New Roman" w:cs="Times New Roman"/>
+                <w:sz w:val="20"/>
+                <w:szCs w:val="20"/>
+              </w:rPr>
+              <w:t>537</w:t>
+            </w:r>
+            <w:r>
+              <w:rPr>
+                <w:rFonts w:ascii="Times New Roman" w:hAnsi="Times New Roman" w:cs="Times New Roman"/>
+                <w:sz w:val="20"/>
+                <w:szCs w:val="20"/>
+              </w:rPr>
+              <w:t xml:space="preserve"> (</w:t>
+            </w:r>
+            <w:r>
+              <w:rPr>
+                <w:rFonts w:ascii="Times New Roman" w:hAnsi="Times New Roman" w:cs="Times New Roman"/>
+                <w:sz w:val="20"/>
+                <w:szCs w:val="20"/>
+              </w:rPr>
+              <w:t>10.85)</w:t>
+            </w:r>
+          </w:p>
+        </w:tc>
+        <w:tc>
+          <w:tcPr>
+            <w:tcW w:w="469" w:type="pct"/>
+          </w:tcPr>
+          <w:p>
+            <w:pPr>
+              <w:rPr>
+                <w:rFonts w:ascii="Times New Roman" w:hAnsi="Times New Roman" w:cs="Times New Roman"/>
+                <w:sz w:val="20"/>
+                <w:szCs w:val="20"/>
+              </w:rPr>
+            </w:pPr>
+            <w:r>
+              <w:rPr>
+                <w:rFonts w:ascii="Times New Roman" w:hAnsi="Times New Roman" w:cs="Times New Roman"/>
+                <w:sz w:val="20"/>
+                <w:szCs w:val="20"/>
+              </w:rPr>
+              <w:t>672</w:t>
+            </w:r>
+            <w:r>
+              <w:rPr>
+                <w:rFonts w:ascii="Times New Roman" w:hAnsi="Times New Roman" w:cs="Times New Roman"/>
+                <w:sz w:val="20"/>
+                <w:szCs w:val="20"/>
+              </w:rPr>
+              <w:t xml:space="preserve"> (</w:t>
+            </w:r>
+            <w:r>
+              <w:rPr>
+                <w:rFonts w:ascii="Times New Roman" w:hAnsi="Times New Roman" w:cs="Times New Roman"/>
+                <w:sz w:val="20"/>
+                <w:szCs w:val="20"/>
+              </w:rPr>
+              <w:t>13.57)</w:t>
+            </w:r>
+          </w:p>
+        </w:tc>
+        <w:tc>
+          <w:tcPr>
+            <w:tcW w:w="510" w:type="pct"/>
+          </w:tcPr>
+          <w:p>
+            <w:pPr>
+              <w:rPr>
+                <w:rFonts w:ascii="Times New Roman" w:hAnsi="Times New Roman" w:cs="Times New Roman"/>
+                <w:sz w:val="20"/>
+                <w:szCs w:val="20"/>
+              </w:rPr>
+            </w:pPr>
+            <w:r>
+              <w:rPr>
+                <w:rFonts w:ascii="Times New Roman" w:hAnsi="Times New Roman" w:cs="Times New Roman"/>
+                <w:sz w:val="20"/>
+                <w:szCs w:val="20"/>
+              </w:rPr>
+              <w:t>1398</w:t>
+            </w:r>
+            <w:r>
+              <w:rPr>
+                <w:rFonts w:ascii="Times New Roman" w:hAnsi="Times New Roman" w:cs="Times New Roman"/>
+                <w:sz w:val="20"/>
+                <w:szCs w:val="20"/>
+              </w:rPr>
+              <w:t xml:space="preserve"> (</w:t>
+            </w:r>
+            <w:r>
+              <w:rPr>
+                <w:rFonts w:ascii="Times New Roman" w:hAnsi="Times New Roman" w:cs="Times New Roman"/>
+                <w:sz w:val="20"/>
+                <w:szCs w:val="20"/>
+              </w:rPr>
+              <w:t>28.24)</w:t>
+            </w:r>
+          </w:p>
+        </w:tc>
+        <w:tc>
+          <w:tcPr>
+            <w:tcW w:w="510" w:type="pct"/>
+          </w:tcPr>
+          <w:p>
+            <w:pPr>
+              <w:rPr>
+                <w:rFonts w:ascii="Times New Roman" w:hAnsi="Times New Roman" w:cs="Times New Roman"/>
+                <w:sz w:val="20"/>
+                <w:szCs w:val="20"/>
+              </w:rPr>
+            </w:pPr>
+            <w:r>
+              <w:rPr>
+                <w:rFonts w:ascii="Times New Roman" w:hAnsi="Times New Roman" w:cs="Times New Roman"/>
+                <w:sz w:val="20"/>
+                <w:szCs w:val="20"/>
+              </w:rPr>
+              <w:t>2344</w:t>
+            </w:r>
+            <w:r>
+              <w:rPr>
+                <w:rFonts w:ascii="Times New Roman" w:hAnsi="Times New Roman" w:cs="Times New Roman"/>
+                <w:sz w:val="20"/>
+                <w:szCs w:val="20"/>
+              </w:rPr>
+              <w:t xml:space="preserve"> (</w:t>
+            </w:r>
+            <w:r>
+              <w:rPr>
+                <w:rFonts w:ascii="Times New Roman" w:hAnsi="Times New Roman" w:cs="Times New Roman"/>
+                <w:sz w:val="20"/>
+                <w:szCs w:val="20"/>
+              </w:rPr>
+              <w:t>47.34)</w:t>
+            </w:r>
+          </w:p>
+        </w:tc>
+        <w:tc>
+          <w:tcPr>
+            <w:tcW w:w="337" w:type="pct"/>
+          </w:tcPr>
+          <w:p>
+            <w:pPr>
+              <w:rPr>
+                <w:rFonts w:ascii="Times New Roman" w:hAnsi="Times New Roman" w:cs="Times New Roman"/>
+                <w:sz w:val="20"/>
+                <w:szCs w:val="20"/>
+              </w:rPr>
+            </w:pPr>
+            <w:r>
+              <w:rPr>
+                <w:rFonts w:ascii="Times New Roman" w:hAnsi="Times New Roman" w:cs="Times New Roman"/>
+                <w:sz w:val="20"/>
+                <w:szCs w:val="20"/>
+              </w:rPr>
+              <w:t>&lt;0.001</w:t>
+            </w:r>
+          </w:p>
+        </w:tc>
+        <w:tc>
+          <w:tcPr>
+            <w:tcW w:w="510" w:type="pct"/>
+          </w:tcPr>
+          <w:p>
+            <w:pPr>
+              <w:rPr>
+                <w:rFonts w:ascii="Times New Roman" w:hAnsi="Times New Roman" w:cs="Times New Roman"/>
+                <w:sz w:val="20"/>
+                <w:szCs w:val="20"/>
+              </w:rPr>
+            </w:pPr>
+            <w:r>
+              <w:rPr>
+                <w:rFonts w:ascii="Times New Roman" w:hAnsi="Times New Roman" w:cs="Times New Roman"/>
+                <w:sz w:val="20"/>
+                <w:szCs w:val="20"/>
+              </w:rPr>
+              <w:t>4951 (47.29)</w:t>
+            </w:r>
           </w:p>
         </w:tc>
       </w:tr>
@@ -952,19 +1460,23 @@
         </w:trPr>
         <w:tc>
           <w:tcPr>
-            <w:tcW w:w="0" w:type="auto"/>
+            <w:tcW w:w="837" w:type="pct"/>
           </w:tcPr>
           <w:p>
             <w:pPr>
               <w:rPr>
                 <w:rFonts w:ascii="Times New Roman" w:hAnsi="Times New Roman" w:cs="Times New Roman"/>
                 <w:bCs/>
+                <w:sz w:val="20"/>
+                <w:szCs w:val="20"/>
               </w:rPr>
             </w:pPr>
             <w:r>
               <w:rPr>
                 <w:rFonts w:ascii="Times New Roman" w:hAnsi="Times New Roman" w:cs="Times New Roman"/>
                 <w:bCs/>
+                <w:sz w:val="20"/>
+                <w:szCs w:val="20"/>
               </w:rPr>
               <w:t>2017-2021</w:t>
             </w:r>
@@ -972,110 +1484,272 @@
         </w:tc>
         <w:tc>
           <w:tcPr>
-            <w:tcW w:w="0" w:type="auto"/>
-          </w:tcPr>
-          <w:p>
-            <w:pPr>
-              <w:rPr>
-                <w:rFonts w:ascii="Times New Roman" w:hAnsi="Times New Roman" w:cs="Times New Roman"/>
-              </w:rPr>
-            </w:pPr>
-          </w:p>
-        </w:tc>
-        <w:tc>
-          <w:tcPr>
-            <w:tcW w:w="0" w:type="auto"/>
-          </w:tcPr>
-          <w:p>
-            <w:pPr>
-              <w:rPr>
-                <w:rFonts w:ascii="Times New Roman" w:hAnsi="Times New Roman" w:cs="Times New Roman"/>
-              </w:rPr>
-            </w:pPr>
-          </w:p>
-        </w:tc>
-        <w:tc>
-          <w:tcPr>
-            <w:tcW w:w="0" w:type="auto"/>
-          </w:tcPr>
-          <w:p>
-            <w:pPr>
-              <w:rPr>
-                <w:rFonts w:ascii="Times New Roman" w:hAnsi="Times New Roman" w:cs="Times New Roman"/>
-              </w:rPr>
-            </w:pPr>
-          </w:p>
-        </w:tc>
-        <w:tc>
-          <w:tcPr>
-            <w:tcW w:w="0" w:type="auto"/>
-          </w:tcPr>
-          <w:p>
-            <w:pPr>
-              <w:rPr>
-                <w:rFonts w:ascii="Times New Roman" w:hAnsi="Times New Roman" w:cs="Times New Roman"/>
-              </w:rPr>
-            </w:pPr>
-          </w:p>
-        </w:tc>
-        <w:tc>
-          <w:tcPr>
-            <w:tcW w:w="0" w:type="auto"/>
-          </w:tcPr>
-          <w:p>
-            <w:pPr>
-              <w:rPr>
-                <w:rFonts w:ascii="Times New Roman" w:hAnsi="Times New Roman" w:cs="Times New Roman"/>
-              </w:rPr>
-            </w:pPr>
-          </w:p>
-        </w:tc>
-        <w:tc>
-          <w:tcPr>
-            <w:tcW w:w="0" w:type="auto"/>
-          </w:tcPr>
-          <w:p>
-            <w:pPr>
-              <w:rPr>
-                <w:rFonts w:ascii="Times New Roman" w:hAnsi="Times New Roman" w:cs="Times New Roman"/>
-              </w:rPr>
-            </w:pPr>
-          </w:p>
-        </w:tc>
-        <w:tc>
-          <w:tcPr>
-            <w:tcW w:w="0" w:type="auto"/>
-          </w:tcPr>
-          <w:p>
-            <w:pPr>
-              <w:rPr>
-                <w:rFonts w:ascii="Times New Roman" w:hAnsi="Times New Roman" w:cs="Times New Roman"/>
-              </w:rPr>
-            </w:pPr>
-          </w:p>
-        </w:tc>
-        <w:tc>
-          <w:tcPr>
-            <w:tcW w:w="0" w:type="auto"/>
-          </w:tcPr>
-          <w:p>
-            <w:pPr>
-              <w:rPr>
-                <w:rFonts w:ascii="Times New Roman" w:hAnsi="Times New Roman" w:cs="Times New Roman"/>
-              </w:rPr>
-            </w:pPr>
-          </w:p>
-        </w:tc>
-        <w:tc>
-          <w:tcPr>
-            <w:tcW w:w="0" w:type="auto"/>
-          </w:tcPr>
-          <w:p>
-            <w:pPr>
-              <w:rPr>
-                <w:rFonts w:ascii="Times New Roman" w:hAnsi="Times New Roman" w:cs="Times New Roman"/>
-              </w:rPr>
-            </w:pPr>
+            <w:tcW w:w="510" w:type="pct"/>
+          </w:tcPr>
+          <w:p>
+            <w:pPr>
+              <w:rPr>
+                <w:rFonts w:ascii="Times New Roman" w:hAnsi="Times New Roman" w:cs="Times New Roman"/>
+                <w:sz w:val="20"/>
+                <w:szCs w:val="20"/>
+              </w:rPr>
+            </w:pPr>
+            <w:r>
+              <w:rPr>
+                <w:rFonts w:ascii="Times New Roman" w:hAnsi="Times New Roman" w:cs="Times New Roman"/>
+                <w:sz w:val="20"/>
+                <w:szCs w:val="20"/>
+              </w:rPr>
+              <w:t>3317 (</w:t>
+            </w:r>
+            <w:r>
+              <w:rPr>
+                <w:rFonts w:ascii="Times New Roman" w:hAnsi="Times New Roman" w:cs="Times New Roman"/>
+                <w:sz w:val="20"/>
+                <w:szCs w:val="20"/>
+              </w:rPr>
+              <w:t>60.10)</w:t>
+            </w:r>
+          </w:p>
+        </w:tc>
+        <w:tc>
+          <w:tcPr>
+            <w:tcW w:w="510" w:type="pct"/>
+          </w:tcPr>
+          <w:p>
+            <w:pPr>
+              <w:rPr>
+                <w:rFonts w:ascii="Times New Roman" w:hAnsi="Times New Roman" w:cs="Times New Roman"/>
+                <w:sz w:val="20"/>
+                <w:szCs w:val="20"/>
+              </w:rPr>
+            </w:pPr>
+            <w:r>
+              <w:rPr>
+                <w:rFonts w:ascii="Times New Roman" w:hAnsi="Times New Roman" w:cs="Times New Roman"/>
+                <w:sz w:val="20"/>
+                <w:szCs w:val="20"/>
+              </w:rPr>
+              <w:t>2968 (</w:t>
+            </w:r>
+            <w:r>
+              <w:rPr>
+                <w:rFonts w:ascii="Times New Roman" w:hAnsi="Times New Roman" w:cs="Times New Roman"/>
+                <w:sz w:val="20"/>
+                <w:szCs w:val="20"/>
+              </w:rPr>
+              <w:t>39.90)</w:t>
+            </w:r>
+          </w:p>
+        </w:tc>
+        <w:tc>
+          <w:tcPr>
+            <w:tcW w:w="337" w:type="pct"/>
+          </w:tcPr>
+          <w:p>
+            <w:pPr>
+              <w:rPr>
+                <w:rFonts w:ascii="Times New Roman" w:hAnsi="Times New Roman" w:cs="Times New Roman"/>
+                <w:sz w:val="20"/>
+                <w:szCs w:val="20"/>
+              </w:rPr>
+            </w:pPr>
+          </w:p>
+        </w:tc>
+        <w:tc>
+          <w:tcPr>
+            <w:tcW w:w="469" w:type="pct"/>
+          </w:tcPr>
+          <w:p>
+            <w:pPr>
+              <w:rPr>
+                <w:rFonts w:ascii="Times New Roman" w:hAnsi="Times New Roman" w:cs="Times New Roman"/>
+                <w:sz w:val="20"/>
+                <w:szCs w:val="20"/>
+              </w:rPr>
+            </w:pPr>
+            <w:r>
+              <w:rPr>
+                <w:rFonts w:ascii="Times New Roman" w:hAnsi="Times New Roman" w:cs="Times New Roman"/>
+                <w:sz w:val="20"/>
+                <w:szCs w:val="20"/>
+              </w:rPr>
+              <w:t>468</w:t>
+            </w:r>
+            <w:r>
+              <w:rPr>
+                <w:rFonts w:ascii="Times New Roman" w:hAnsi="Times New Roman" w:cs="Times New Roman"/>
+                <w:sz w:val="20"/>
+                <w:szCs w:val="20"/>
+              </w:rPr>
+              <w:t xml:space="preserve"> (</w:t>
+            </w:r>
+            <w:r>
+              <w:rPr>
+                <w:rFonts w:ascii="Times New Roman" w:hAnsi="Times New Roman" w:cs="Times New Roman"/>
+                <w:sz w:val="20"/>
+                <w:szCs w:val="20"/>
+              </w:rPr>
+              <w:t>8.48)</w:t>
+            </w:r>
+          </w:p>
+        </w:tc>
+        <w:tc>
+          <w:tcPr>
+            <w:tcW w:w="469" w:type="pct"/>
+          </w:tcPr>
+          <w:p>
+            <w:pPr>
+              <w:rPr>
+                <w:rFonts w:ascii="Times New Roman" w:hAnsi="Times New Roman" w:cs="Times New Roman"/>
+                <w:sz w:val="20"/>
+                <w:szCs w:val="20"/>
+              </w:rPr>
+            </w:pPr>
+            <w:r>
+              <w:rPr>
+                <w:rFonts w:ascii="Times New Roman" w:hAnsi="Times New Roman" w:cs="Times New Roman"/>
+                <w:sz w:val="20"/>
+                <w:szCs w:val="20"/>
+              </w:rPr>
+              <w:t>623</w:t>
+            </w:r>
+            <w:r>
+              <w:rPr>
+                <w:rFonts w:ascii="Times New Roman" w:hAnsi="Times New Roman" w:cs="Times New Roman"/>
+                <w:sz w:val="20"/>
+                <w:szCs w:val="20"/>
+              </w:rPr>
+              <w:t xml:space="preserve"> (</w:t>
+            </w:r>
+            <w:r>
+              <w:rPr>
+                <w:rFonts w:ascii="Times New Roman" w:hAnsi="Times New Roman" w:cs="Times New Roman"/>
+                <w:sz w:val="20"/>
+                <w:szCs w:val="20"/>
+              </w:rPr>
+              <w:t>11.29)</w:t>
+            </w:r>
+          </w:p>
+        </w:tc>
+        <w:tc>
+          <w:tcPr>
+            <w:tcW w:w="510" w:type="pct"/>
+          </w:tcPr>
+          <w:p>
+            <w:pPr>
+              <w:rPr>
+                <w:rFonts w:ascii="Times New Roman" w:hAnsi="Times New Roman" w:cs="Times New Roman"/>
+                <w:sz w:val="20"/>
+                <w:szCs w:val="20"/>
+              </w:rPr>
+            </w:pPr>
+            <w:r>
+              <w:rPr>
+                <w:rFonts w:ascii="Times New Roman" w:hAnsi="Times New Roman" w:cs="Times New Roman"/>
+                <w:sz w:val="20"/>
+                <w:szCs w:val="20"/>
+              </w:rPr>
+              <w:t>1781</w:t>
+            </w:r>
+            <w:r>
+              <w:rPr>
+                <w:rFonts w:ascii="Times New Roman" w:hAnsi="Times New Roman" w:cs="Times New Roman"/>
+                <w:sz w:val="20"/>
+                <w:szCs w:val="20"/>
+              </w:rPr>
+              <w:t xml:space="preserve"> (</w:t>
+            </w:r>
+            <w:r>
+              <w:rPr>
+                <w:rFonts w:ascii="Times New Roman" w:hAnsi="Times New Roman" w:cs="Times New Roman"/>
+                <w:sz w:val="20"/>
+                <w:szCs w:val="20"/>
+              </w:rPr>
+              <w:t>32.27)</w:t>
+            </w:r>
+          </w:p>
+        </w:tc>
+        <w:tc>
+          <w:tcPr>
+            <w:tcW w:w="510" w:type="pct"/>
+          </w:tcPr>
+          <w:p>
+            <w:pPr>
+              <w:rPr>
+                <w:rFonts w:ascii="Times New Roman" w:hAnsi="Times New Roman" w:cs="Times New Roman"/>
+                <w:sz w:val="20"/>
+                <w:szCs w:val="20"/>
+              </w:rPr>
+            </w:pPr>
+            <w:r>
+              <w:rPr>
+                <w:rFonts w:ascii="Times New Roman" w:hAnsi="Times New Roman" w:cs="Times New Roman"/>
+                <w:sz w:val="20"/>
+                <w:szCs w:val="20"/>
+              </w:rPr>
+              <w:t>2647</w:t>
+            </w:r>
+            <w:r>
+              <w:rPr>
+                <w:rFonts w:ascii="Times New Roman" w:hAnsi="Times New Roman" w:cs="Times New Roman"/>
+                <w:sz w:val="20"/>
+                <w:szCs w:val="20"/>
+              </w:rPr>
+              <w:t xml:space="preserve"> (</w:t>
+            </w:r>
+            <w:r>
+              <w:rPr>
+                <w:rFonts w:ascii="Times New Roman" w:hAnsi="Times New Roman" w:cs="Times New Roman"/>
+                <w:sz w:val="20"/>
+                <w:szCs w:val="20"/>
+              </w:rPr>
+              <w:t>47.96)</w:t>
+            </w:r>
+          </w:p>
+        </w:tc>
+        <w:tc>
+          <w:tcPr>
+            <w:tcW w:w="337" w:type="pct"/>
+          </w:tcPr>
+          <w:p>
+            <w:pPr>
+              <w:rPr>
+                <w:rFonts w:ascii="Times New Roman" w:hAnsi="Times New Roman" w:cs="Times New Roman"/>
+                <w:sz w:val="20"/>
+                <w:szCs w:val="20"/>
+              </w:rPr>
+            </w:pPr>
+          </w:p>
+        </w:tc>
+        <w:tc>
+          <w:tcPr>
+            <w:tcW w:w="510" w:type="pct"/>
+          </w:tcPr>
+          <w:p>
+            <w:pPr>
+              <w:rPr>
+                <w:rFonts w:ascii="Times New Roman" w:hAnsi="Times New Roman" w:cs="Times New Roman"/>
+                <w:sz w:val="20"/>
+                <w:szCs w:val="20"/>
+              </w:rPr>
+            </w:pPr>
+            <w:r>
+              <w:rPr>
+                <w:rFonts w:ascii="Times New Roman" w:hAnsi="Times New Roman" w:cs="Times New Roman"/>
+                <w:sz w:val="20"/>
+                <w:szCs w:val="20"/>
+              </w:rPr>
+              <w:t>5519 (</w:t>
+            </w:r>
+            <w:r>
+              <w:rPr>
+                <w:rFonts w:ascii="Times New Roman" w:hAnsi="Times New Roman" w:cs="Times New Roman"/>
+                <w:sz w:val="20"/>
+                <w:szCs w:val="20"/>
+              </w:rPr>
+              <w:t>52.71)</w:t>
+            </w:r>
           </w:p>
         </w:tc>
       </w:tr>
@@ -1085,7 +1759,7 @@
         </w:trPr>
         <w:tc>
           <w:tcPr>
-            <w:tcW w:w="0" w:type="auto"/>
+            <w:tcW w:w="837" w:type="pct"/>
           </w:tcPr>
           <w:p>
             <w:pPr>
@@ -1093,6 +1767,8 @@
                 <w:rFonts w:ascii="Times New Roman" w:hAnsi="Times New Roman" w:cs="Times New Roman"/>
                 <w:b/>
                 <w:bCs/>
+                <w:sz w:val="20"/>
+                <w:szCs w:val="20"/>
               </w:rPr>
             </w:pPr>
             <w:r>
@@ -1100,6 +1776,8 @@
                 <w:rFonts w:ascii="Times New Roman" w:hAnsi="Times New Roman" w:cs="Times New Roman"/>
                 <w:b/>
                 <w:bCs/>
+                <w:sz w:val="20"/>
+                <w:szCs w:val="20"/>
               </w:rPr>
               <w:t>Season</w:t>
             </w:r>
@@ -1107,108 +1785,126 @@
         </w:tc>
         <w:tc>
           <w:tcPr>
-            <w:tcW w:w="0" w:type="auto"/>
-          </w:tcPr>
-          <w:p>
-            <w:pPr>
-              <w:rPr>
-                <w:rFonts w:ascii="Times New Roman" w:hAnsi="Times New Roman" w:cs="Times New Roman"/>
-              </w:rPr>
-            </w:pPr>
-          </w:p>
-        </w:tc>
-        <w:tc>
-          <w:tcPr>
-            <w:tcW w:w="0" w:type="auto"/>
-          </w:tcPr>
-          <w:p>
-            <w:pPr>
-              <w:rPr>
-                <w:rFonts w:ascii="Times New Roman" w:hAnsi="Times New Roman" w:cs="Times New Roman"/>
-              </w:rPr>
-            </w:pPr>
-          </w:p>
-        </w:tc>
-        <w:tc>
-          <w:tcPr>
-            <w:tcW w:w="0" w:type="auto"/>
-          </w:tcPr>
-          <w:p>
-            <w:pPr>
-              <w:rPr>
-                <w:rFonts w:ascii="Times New Roman" w:hAnsi="Times New Roman" w:cs="Times New Roman"/>
-              </w:rPr>
-            </w:pPr>
-          </w:p>
-        </w:tc>
-        <w:tc>
-          <w:tcPr>
-            <w:tcW w:w="0" w:type="auto"/>
-          </w:tcPr>
-          <w:p>
-            <w:pPr>
-              <w:rPr>
-                <w:rFonts w:ascii="Times New Roman" w:hAnsi="Times New Roman" w:cs="Times New Roman"/>
-              </w:rPr>
-            </w:pPr>
-          </w:p>
-        </w:tc>
-        <w:tc>
-          <w:tcPr>
-            <w:tcW w:w="0" w:type="auto"/>
-          </w:tcPr>
-          <w:p>
-            <w:pPr>
-              <w:rPr>
-                <w:rFonts w:ascii="Times New Roman" w:hAnsi="Times New Roman" w:cs="Times New Roman"/>
-              </w:rPr>
-            </w:pPr>
-          </w:p>
-        </w:tc>
-        <w:tc>
-          <w:tcPr>
-            <w:tcW w:w="0" w:type="auto"/>
-          </w:tcPr>
-          <w:p>
-            <w:pPr>
-              <w:rPr>
-                <w:rFonts w:ascii="Times New Roman" w:hAnsi="Times New Roman" w:cs="Times New Roman"/>
-              </w:rPr>
-            </w:pPr>
-          </w:p>
-        </w:tc>
-        <w:tc>
-          <w:tcPr>
-            <w:tcW w:w="0" w:type="auto"/>
-          </w:tcPr>
-          <w:p>
-            <w:pPr>
-              <w:rPr>
-                <w:rFonts w:ascii="Times New Roman" w:hAnsi="Times New Roman" w:cs="Times New Roman"/>
-              </w:rPr>
-            </w:pPr>
-          </w:p>
-        </w:tc>
-        <w:tc>
-          <w:tcPr>
-            <w:tcW w:w="0" w:type="auto"/>
-          </w:tcPr>
-          <w:p>
-            <w:pPr>
-              <w:rPr>
-                <w:rFonts w:ascii="Times New Roman" w:hAnsi="Times New Roman" w:cs="Times New Roman"/>
-              </w:rPr>
-            </w:pPr>
-          </w:p>
-        </w:tc>
-        <w:tc>
-          <w:tcPr>
-            <w:tcW w:w="0" w:type="auto"/>
-          </w:tcPr>
-          <w:p>
-            <w:pPr>
-              <w:rPr>
-                <w:rFonts w:ascii="Times New Roman" w:hAnsi="Times New Roman" w:cs="Times New Roman"/>
+            <w:tcW w:w="510" w:type="pct"/>
+          </w:tcPr>
+          <w:p>
+            <w:pPr>
+              <w:rPr>
+                <w:rFonts w:ascii="Times New Roman" w:hAnsi="Times New Roman" w:cs="Times New Roman"/>
+                <w:sz w:val="20"/>
+                <w:szCs w:val="20"/>
+              </w:rPr>
+            </w:pPr>
+          </w:p>
+        </w:tc>
+        <w:tc>
+          <w:tcPr>
+            <w:tcW w:w="510" w:type="pct"/>
+          </w:tcPr>
+          <w:p>
+            <w:pPr>
+              <w:rPr>
+                <w:rFonts w:ascii="Times New Roman" w:hAnsi="Times New Roman" w:cs="Times New Roman"/>
+                <w:sz w:val="20"/>
+                <w:szCs w:val="20"/>
+              </w:rPr>
+            </w:pPr>
+          </w:p>
+        </w:tc>
+        <w:tc>
+          <w:tcPr>
+            <w:tcW w:w="337" w:type="pct"/>
+          </w:tcPr>
+          <w:p>
+            <w:pPr>
+              <w:rPr>
+                <w:rFonts w:ascii="Times New Roman" w:hAnsi="Times New Roman" w:cs="Times New Roman"/>
+                <w:sz w:val="20"/>
+                <w:szCs w:val="20"/>
+              </w:rPr>
+            </w:pPr>
+          </w:p>
+        </w:tc>
+        <w:tc>
+          <w:tcPr>
+            <w:tcW w:w="469" w:type="pct"/>
+          </w:tcPr>
+          <w:p>
+            <w:pPr>
+              <w:rPr>
+                <w:rFonts w:ascii="Times New Roman" w:hAnsi="Times New Roman" w:cs="Times New Roman"/>
+                <w:sz w:val="20"/>
+                <w:szCs w:val="20"/>
+              </w:rPr>
+            </w:pPr>
+          </w:p>
+        </w:tc>
+        <w:tc>
+          <w:tcPr>
+            <w:tcW w:w="469" w:type="pct"/>
+          </w:tcPr>
+          <w:p>
+            <w:pPr>
+              <w:rPr>
+                <w:rFonts w:ascii="Times New Roman" w:hAnsi="Times New Roman" w:cs="Times New Roman"/>
+                <w:sz w:val="20"/>
+                <w:szCs w:val="20"/>
+              </w:rPr>
+            </w:pPr>
+          </w:p>
+        </w:tc>
+        <w:tc>
+          <w:tcPr>
+            <w:tcW w:w="510" w:type="pct"/>
+          </w:tcPr>
+          <w:p>
+            <w:pPr>
+              <w:rPr>
+                <w:rFonts w:ascii="Times New Roman" w:hAnsi="Times New Roman" w:cs="Times New Roman"/>
+                <w:sz w:val="20"/>
+                <w:szCs w:val="20"/>
+              </w:rPr>
+            </w:pPr>
+          </w:p>
+        </w:tc>
+        <w:tc>
+          <w:tcPr>
+            <w:tcW w:w="510" w:type="pct"/>
+          </w:tcPr>
+          <w:p>
+            <w:pPr>
+              <w:rPr>
+                <w:rFonts w:ascii="Times New Roman" w:hAnsi="Times New Roman" w:cs="Times New Roman"/>
+                <w:sz w:val="20"/>
+                <w:szCs w:val="20"/>
+              </w:rPr>
+            </w:pPr>
+          </w:p>
+        </w:tc>
+        <w:tc>
+          <w:tcPr>
+            <w:tcW w:w="337" w:type="pct"/>
+          </w:tcPr>
+          <w:p>
+            <w:pPr>
+              <w:rPr>
+                <w:rFonts w:ascii="Times New Roman" w:hAnsi="Times New Roman" w:cs="Times New Roman"/>
+                <w:sz w:val="20"/>
+                <w:szCs w:val="20"/>
+              </w:rPr>
+            </w:pPr>
+          </w:p>
+        </w:tc>
+        <w:tc>
+          <w:tcPr>
+            <w:tcW w:w="510" w:type="pct"/>
+          </w:tcPr>
+          <w:p>
+            <w:pPr>
+              <w:rPr>
+                <w:rFonts w:ascii="Times New Roman" w:hAnsi="Times New Roman" w:cs="Times New Roman"/>
+                <w:sz w:val="20"/>
+                <w:szCs w:val="20"/>
               </w:rPr>
             </w:pPr>
           </w:p>
@@ -1220,7 +1916,7 @@
         </w:trPr>
         <w:tc>
           <w:tcPr>
-            <w:tcW w:w="0" w:type="auto"/>
+            <w:tcW w:w="837" w:type="pct"/>
           </w:tcPr>
           <w:p>
             <w:pPr>
@@ -1228,11 +1924,15 @@
                 <w:rFonts w:ascii="Times New Roman" w:hAnsi="Times New Roman" w:cs="Times New Roman"/>
                 <w:b/>
                 <w:bCs/>
-              </w:rPr>
-            </w:pPr>
-            <w:r>
-              <w:rPr>
-                <w:rFonts w:ascii="Times New Roman" w:hAnsi="Times New Roman" w:cs="Times New Roman"/>
+                <w:sz w:val="20"/>
+                <w:szCs w:val="20"/>
+              </w:rPr>
+            </w:pPr>
+            <w:r>
+              <w:rPr>
+                <w:rFonts w:ascii="Times New Roman" w:hAnsi="Times New Roman" w:cs="Times New Roman"/>
+                <w:sz w:val="20"/>
+                <w:szCs w:val="20"/>
               </w:rPr>
               <w:t>Cool</w:t>
             </w:r>
@@ -1240,110 +1940,264 @@
         </w:tc>
         <w:tc>
           <w:tcPr>
-            <w:tcW w:w="0" w:type="auto"/>
-          </w:tcPr>
-          <w:p>
-            <w:pPr>
-              <w:rPr>
-                <w:rFonts w:ascii="Times New Roman" w:hAnsi="Times New Roman" w:cs="Times New Roman"/>
-              </w:rPr>
-            </w:pPr>
-          </w:p>
-        </w:tc>
-        <w:tc>
-          <w:tcPr>
-            <w:tcW w:w="0" w:type="auto"/>
-          </w:tcPr>
-          <w:p>
-            <w:pPr>
-              <w:rPr>
-                <w:rFonts w:ascii="Times New Roman" w:hAnsi="Times New Roman" w:cs="Times New Roman"/>
-              </w:rPr>
-            </w:pPr>
-          </w:p>
-        </w:tc>
-        <w:tc>
-          <w:tcPr>
-            <w:tcW w:w="0" w:type="auto"/>
-          </w:tcPr>
-          <w:p>
-            <w:pPr>
-              <w:rPr>
-                <w:rFonts w:ascii="Times New Roman" w:hAnsi="Times New Roman" w:cs="Times New Roman"/>
-              </w:rPr>
-            </w:pPr>
-          </w:p>
-        </w:tc>
-        <w:tc>
-          <w:tcPr>
-            <w:tcW w:w="0" w:type="auto"/>
-          </w:tcPr>
-          <w:p>
-            <w:pPr>
-              <w:rPr>
-                <w:rFonts w:ascii="Times New Roman" w:hAnsi="Times New Roman" w:cs="Times New Roman"/>
-              </w:rPr>
-            </w:pPr>
-          </w:p>
-        </w:tc>
-        <w:tc>
-          <w:tcPr>
-            <w:tcW w:w="0" w:type="auto"/>
-          </w:tcPr>
-          <w:p>
-            <w:pPr>
-              <w:rPr>
-                <w:rFonts w:ascii="Times New Roman" w:hAnsi="Times New Roman" w:cs="Times New Roman"/>
-              </w:rPr>
-            </w:pPr>
-          </w:p>
-        </w:tc>
-        <w:tc>
-          <w:tcPr>
-            <w:tcW w:w="0" w:type="auto"/>
-          </w:tcPr>
-          <w:p>
-            <w:pPr>
-              <w:rPr>
-                <w:rFonts w:ascii="Times New Roman" w:hAnsi="Times New Roman" w:cs="Times New Roman"/>
-              </w:rPr>
-            </w:pPr>
-          </w:p>
-        </w:tc>
-        <w:tc>
-          <w:tcPr>
-            <w:tcW w:w="0" w:type="auto"/>
-          </w:tcPr>
-          <w:p>
-            <w:pPr>
-              <w:rPr>
-                <w:rFonts w:ascii="Times New Roman" w:hAnsi="Times New Roman" w:cs="Times New Roman"/>
-              </w:rPr>
-            </w:pPr>
-          </w:p>
-        </w:tc>
-        <w:tc>
-          <w:tcPr>
-            <w:tcW w:w="0" w:type="auto"/>
-          </w:tcPr>
-          <w:p>
-            <w:pPr>
-              <w:rPr>
-                <w:rFonts w:ascii="Times New Roman" w:hAnsi="Times New Roman" w:cs="Times New Roman"/>
-              </w:rPr>
-            </w:pPr>
-          </w:p>
-        </w:tc>
-        <w:tc>
-          <w:tcPr>
-            <w:tcW w:w="0" w:type="auto"/>
-          </w:tcPr>
-          <w:p>
-            <w:pPr>
-              <w:rPr>
-                <w:rFonts w:ascii="Times New Roman" w:hAnsi="Times New Roman" w:cs="Times New Roman"/>
-              </w:rPr>
-            </w:pPr>
+            <w:tcW w:w="510" w:type="pct"/>
+          </w:tcPr>
+          <w:p>
+            <w:pPr>
+              <w:rPr>
+                <w:rFonts w:ascii="Times New Roman" w:hAnsi="Times New Roman" w:cs="Times New Roman"/>
+                <w:sz w:val="20"/>
+                <w:szCs w:val="20"/>
+              </w:rPr>
+            </w:pPr>
+            <w:r>
+              <w:rPr>
+                <w:rFonts w:ascii="Times New Roman" w:hAnsi="Times New Roman" w:cs="Times New Roman"/>
+                <w:sz w:val="20"/>
+                <w:szCs w:val="20"/>
+              </w:rPr>
+              <w:t>2332 (59.20)</w:t>
+            </w:r>
+          </w:p>
+        </w:tc>
+        <w:tc>
+          <w:tcPr>
+            <w:tcW w:w="510" w:type="pct"/>
+          </w:tcPr>
+          <w:p>
+            <w:pPr>
+              <w:rPr>
+                <w:rFonts w:ascii="Times New Roman" w:hAnsi="Times New Roman" w:cs="Times New Roman"/>
+                <w:sz w:val="20"/>
+                <w:szCs w:val="20"/>
+              </w:rPr>
+            </w:pPr>
+            <w:r>
+              <w:rPr>
+                <w:rFonts w:ascii="Times New Roman" w:hAnsi="Times New Roman" w:cs="Times New Roman"/>
+                <w:sz w:val="20"/>
+                <w:szCs w:val="20"/>
+              </w:rPr>
+              <w:t>1607 (40.80)</w:t>
+            </w:r>
+          </w:p>
+        </w:tc>
+        <w:tc>
+          <w:tcPr>
+            <w:tcW w:w="337" w:type="pct"/>
+          </w:tcPr>
+          <w:p>
+            <w:pPr>
+              <w:rPr>
+                <w:rFonts w:ascii="Times New Roman" w:hAnsi="Times New Roman" w:cs="Times New Roman"/>
+                <w:sz w:val="20"/>
+                <w:szCs w:val="20"/>
+              </w:rPr>
+            </w:pPr>
+            <w:r>
+              <w:rPr>
+                <w:rFonts w:ascii="Times New Roman" w:hAnsi="Times New Roman" w:cs="Times New Roman"/>
+                <w:sz w:val="20"/>
+                <w:szCs w:val="20"/>
+              </w:rPr>
+              <w:t>0.172</w:t>
+            </w:r>
+          </w:p>
+        </w:tc>
+        <w:tc>
+          <w:tcPr>
+            <w:tcW w:w="469" w:type="pct"/>
+          </w:tcPr>
+          <w:p>
+            <w:pPr>
+              <w:rPr>
+                <w:rFonts w:ascii="Times New Roman" w:hAnsi="Times New Roman" w:cs="Times New Roman"/>
+                <w:sz w:val="20"/>
+                <w:szCs w:val="20"/>
+              </w:rPr>
+            </w:pPr>
+            <w:r>
+              <w:rPr>
+                <w:rFonts w:ascii="Times New Roman" w:hAnsi="Times New Roman" w:cs="Times New Roman"/>
+                <w:sz w:val="20"/>
+                <w:szCs w:val="20"/>
+              </w:rPr>
+              <w:t>350</w:t>
+            </w:r>
+            <w:r>
+              <w:rPr>
+                <w:rFonts w:ascii="Times New Roman" w:hAnsi="Times New Roman" w:cs="Times New Roman"/>
+                <w:sz w:val="20"/>
+                <w:szCs w:val="20"/>
+              </w:rPr>
+              <w:t xml:space="preserve"> (</w:t>
+            </w:r>
+            <w:r>
+              <w:rPr>
+                <w:rFonts w:ascii="Times New Roman" w:hAnsi="Times New Roman" w:cs="Times New Roman"/>
+                <w:sz w:val="20"/>
+                <w:szCs w:val="20"/>
+              </w:rPr>
+              <w:t>8.89)</w:t>
+            </w:r>
+          </w:p>
+        </w:tc>
+        <w:tc>
+          <w:tcPr>
+            <w:tcW w:w="469" w:type="pct"/>
+          </w:tcPr>
+          <w:p>
+            <w:pPr>
+              <w:rPr>
+                <w:rFonts w:ascii="Times New Roman" w:hAnsi="Times New Roman" w:cs="Times New Roman"/>
+                <w:sz w:val="20"/>
+                <w:szCs w:val="20"/>
+              </w:rPr>
+            </w:pPr>
+            <w:r>
+              <w:rPr>
+                <w:rFonts w:ascii="Times New Roman" w:hAnsi="Times New Roman" w:cs="Times New Roman"/>
+                <w:sz w:val="20"/>
+                <w:szCs w:val="20"/>
+              </w:rPr>
+              <w:t>468</w:t>
+            </w:r>
+            <w:r>
+              <w:rPr>
+                <w:rFonts w:ascii="Times New Roman" w:hAnsi="Times New Roman" w:cs="Times New Roman"/>
+                <w:sz w:val="20"/>
+                <w:szCs w:val="20"/>
+              </w:rPr>
+              <w:t xml:space="preserve"> (</w:t>
+            </w:r>
+            <w:r>
+              <w:rPr>
+                <w:rFonts w:ascii="Times New Roman" w:hAnsi="Times New Roman" w:cs="Times New Roman"/>
+                <w:sz w:val="20"/>
+                <w:szCs w:val="20"/>
+              </w:rPr>
+              <w:t>11.88)</w:t>
+            </w:r>
+          </w:p>
+        </w:tc>
+        <w:tc>
+          <w:tcPr>
+            <w:tcW w:w="510" w:type="pct"/>
+          </w:tcPr>
+          <w:p>
+            <w:pPr>
+              <w:rPr>
+                <w:rFonts w:ascii="Times New Roman" w:hAnsi="Times New Roman" w:cs="Times New Roman"/>
+                <w:sz w:val="20"/>
+                <w:szCs w:val="20"/>
+              </w:rPr>
+            </w:pPr>
+            <w:r>
+              <w:rPr>
+                <w:rFonts w:ascii="Times New Roman" w:hAnsi="Times New Roman" w:cs="Times New Roman"/>
+                <w:sz w:val="20"/>
+                <w:szCs w:val="20"/>
+              </w:rPr>
+              <w:t>1132</w:t>
+            </w:r>
+            <w:r>
+              <w:rPr>
+                <w:rFonts w:ascii="Times New Roman" w:hAnsi="Times New Roman" w:cs="Times New Roman"/>
+                <w:sz w:val="20"/>
+                <w:szCs w:val="20"/>
+              </w:rPr>
+              <w:t xml:space="preserve"> (</w:t>
+            </w:r>
+            <w:r>
+              <w:rPr>
+                <w:rFonts w:ascii="Times New Roman" w:hAnsi="Times New Roman" w:cs="Times New Roman"/>
+                <w:sz w:val="20"/>
+                <w:szCs w:val="20"/>
+              </w:rPr>
+              <w:t>28.74)</w:t>
+            </w:r>
+          </w:p>
+        </w:tc>
+        <w:tc>
+          <w:tcPr>
+            <w:tcW w:w="510" w:type="pct"/>
+          </w:tcPr>
+          <w:p>
+            <w:pPr>
+              <w:rPr>
+                <w:rFonts w:ascii="Times New Roman" w:hAnsi="Times New Roman" w:cs="Times New Roman"/>
+                <w:sz w:val="20"/>
+                <w:szCs w:val="20"/>
+              </w:rPr>
+            </w:pPr>
+            <w:r>
+              <w:rPr>
+                <w:rFonts w:ascii="Times New Roman" w:hAnsi="Times New Roman" w:cs="Times New Roman"/>
+                <w:sz w:val="20"/>
+                <w:szCs w:val="20"/>
+              </w:rPr>
+              <w:t>1989</w:t>
+            </w:r>
+            <w:r>
+              <w:rPr>
+                <w:rFonts w:ascii="Times New Roman" w:hAnsi="Times New Roman" w:cs="Times New Roman"/>
+                <w:sz w:val="20"/>
+                <w:szCs w:val="20"/>
+              </w:rPr>
+              <w:t xml:space="preserve"> (</w:t>
+            </w:r>
+            <w:r>
+              <w:rPr>
+                <w:rFonts w:ascii="Times New Roman" w:hAnsi="Times New Roman" w:cs="Times New Roman"/>
+                <w:sz w:val="20"/>
+                <w:szCs w:val="20"/>
+              </w:rPr>
+              <w:t>50.50)</w:t>
+            </w:r>
+          </w:p>
+        </w:tc>
+        <w:tc>
+          <w:tcPr>
+            <w:tcW w:w="337" w:type="pct"/>
+          </w:tcPr>
+          <w:p>
+            <w:pPr>
+              <w:rPr>
+                <w:rFonts w:ascii="Times New Roman" w:hAnsi="Times New Roman" w:cs="Times New Roman"/>
+                <w:sz w:val="20"/>
+                <w:szCs w:val="20"/>
+              </w:rPr>
+            </w:pPr>
+            <w:r>
+              <w:rPr>
+                <w:rFonts w:ascii="Times New Roman" w:hAnsi="Times New Roman" w:cs="Times New Roman"/>
+                <w:sz w:val="20"/>
+                <w:szCs w:val="20"/>
+              </w:rPr>
+              <w:t>&lt;0.001</w:t>
+            </w:r>
+          </w:p>
+        </w:tc>
+        <w:tc>
+          <w:tcPr>
+            <w:tcW w:w="510" w:type="pct"/>
+          </w:tcPr>
+          <w:p>
+            <w:pPr>
+              <w:rPr>
+                <w:rFonts w:ascii="Times New Roman" w:hAnsi="Times New Roman" w:cs="Times New Roman"/>
+                <w:sz w:val="20"/>
+                <w:szCs w:val="20"/>
+              </w:rPr>
+            </w:pPr>
+            <w:r>
+              <w:rPr>
+                <w:rFonts w:ascii="Times New Roman" w:hAnsi="Times New Roman" w:cs="Times New Roman"/>
+                <w:sz w:val="20"/>
+                <w:szCs w:val="20"/>
+              </w:rPr>
+              <w:t>3939 (37.62)</w:t>
+            </w:r>
           </w:p>
         </w:tc>
       </w:tr>
@@ -1353,17 +2207,21 @@
         </w:trPr>
         <w:tc>
           <w:tcPr>
-            <w:tcW w:w="0" w:type="auto"/>
-          </w:tcPr>
-          <w:p>
-            <w:pPr>
-              <w:rPr>
-                <w:rFonts w:ascii="Times New Roman" w:hAnsi="Times New Roman" w:cs="Times New Roman"/>
-              </w:rPr>
-            </w:pPr>
-            <w:r>
-              <w:rPr>
-                <w:rFonts w:ascii="Times New Roman" w:hAnsi="Times New Roman" w:cs="Times New Roman"/>
+            <w:tcW w:w="837" w:type="pct"/>
+          </w:tcPr>
+          <w:p>
+            <w:pPr>
+              <w:rPr>
+                <w:rFonts w:ascii="Times New Roman" w:hAnsi="Times New Roman" w:cs="Times New Roman"/>
+                <w:sz w:val="20"/>
+                <w:szCs w:val="20"/>
+              </w:rPr>
+            </w:pPr>
+            <w:r>
+              <w:rPr>
+                <w:rFonts w:ascii="Times New Roman" w:hAnsi="Times New Roman" w:cs="Times New Roman"/>
+                <w:sz w:val="20"/>
+                <w:szCs w:val="20"/>
               </w:rPr>
               <w:t>Hot</w:t>
             </w:r>
@@ -1371,110 +2229,248 @@
         </w:tc>
         <w:tc>
           <w:tcPr>
-            <w:tcW w:w="0" w:type="auto"/>
-          </w:tcPr>
-          <w:p>
-            <w:pPr>
-              <w:rPr>
-                <w:rFonts w:ascii="Times New Roman" w:hAnsi="Times New Roman" w:cs="Times New Roman"/>
-              </w:rPr>
-            </w:pPr>
-          </w:p>
-        </w:tc>
-        <w:tc>
-          <w:tcPr>
-            <w:tcW w:w="0" w:type="auto"/>
-          </w:tcPr>
-          <w:p>
-            <w:pPr>
-              <w:rPr>
-                <w:rFonts w:ascii="Times New Roman" w:hAnsi="Times New Roman" w:cs="Times New Roman"/>
-              </w:rPr>
-            </w:pPr>
-          </w:p>
-        </w:tc>
-        <w:tc>
-          <w:tcPr>
-            <w:tcW w:w="0" w:type="auto"/>
-          </w:tcPr>
-          <w:p>
-            <w:pPr>
-              <w:rPr>
-                <w:rFonts w:ascii="Times New Roman" w:hAnsi="Times New Roman" w:cs="Times New Roman"/>
-              </w:rPr>
-            </w:pPr>
-          </w:p>
-        </w:tc>
-        <w:tc>
-          <w:tcPr>
-            <w:tcW w:w="0" w:type="auto"/>
-          </w:tcPr>
-          <w:p>
-            <w:pPr>
-              <w:rPr>
-                <w:rFonts w:ascii="Times New Roman" w:hAnsi="Times New Roman" w:cs="Times New Roman"/>
-              </w:rPr>
-            </w:pPr>
-          </w:p>
-        </w:tc>
-        <w:tc>
-          <w:tcPr>
-            <w:tcW w:w="0" w:type="auto"/>
-          </w:tcPr>
-          <w:p>
-            <w:pPr>
-              <w:rPr>
-                <w:rFonts w:ascii="Times New Roman" w:hAnsi="Times New Roman" w:cs="Times New Roman"/>
-              </w:rPr>
-            </w:pPr>
-          </w:p>
-        </w:tc>
-        <w:tc>
-          <w:tcPr>
-            <w:tcW w:w="0" w:type="auto"/>
-          </w:tcPr>
-          <w:p>
-            <w:pPr>
-              <w:rPr>
-                <w:rFonts w:ascii="Times New Roman" w:hAnsi="Times New Roman" w:cs="Times New Roman"/>
-              </w:rPr>
-            </w:pPr>
-          </w:p>
-        </w:tc>
-        <w:tc>
-          <w:tcPr>
-            <w:tcW w:w="0" w:type="auto"/>
-          </w:tcPr>
-          <w:p>
-            <w:pPr>
-              <w:rPr>
-                <w:rFonts w:ascii="Times New Roman" w:hAnsi="Times New Roman" w:cs="Times New Roman"/>
-              </w:rPr>
-            </w:pPr>
-          </w:p>
-        </w:tc>
-        <w:tc>
-          <w:tcPr>
-            <w:tcW w:w="0" w:type="auto"/>
-          </w:tcPr>
-          <w:p>
-            <w:pPr>
-              <w:rPr>
-                <w:rFonts w:ascii="Times New Roman" w:hAnsi="Times New Roman" w:cs="Times New Roman"/>
-              </w:rPr>
-            </w:pPr>
-          </w:p>
-        </w:tc>
-        <w:tc>
-          <w:tcPr>
-            <w:tcW w:w="0" w:type="auto"/>
-          </w:tcPr>
-          <w:p>
-            <w:pPr>
-              <w:rPr>
-                <w:rFonts w:ascii="Times New Roman" w:hAnsi="Times New Roman" w:cs="Times New Roman"/>
-              </w:rPr>
-            </w:pPr>
+            <w:tcW w:w="510" w:type="pct"/>
+          </w:tcPr>
+          <w:p>
+            <w:pPr>
+              <w:rPr>
+                <w:rFonts w:ascii="Times New Roman" w:hAnsi="Times New Roman" w:cs="Times New Roman"/>
+                <w:sz w:val="20"/>
+                <w:szCs w:val="20"/>
+              </w:rPr>
+            </w:pPr>
+            <w:r>
+              <w:rPr>
+                <w:rFonts w:ascii="Times New Roman" w:hAnsi="Times New Roman" w:cs="Times New Roman"/>
+                <w:sz w:val="20"/>
+                <w:szCs w:val="20"/>
+              </w:rPr>
+              <w:t>1398 (59.46)</w:t>
+            </w:r>
+          </w:p>
+        </w:tc>
+        <w:tc>
+          <w:tcPr>
+            <w:tcW w:w="510" w:type="pct"/>
+          </w:tcPr>
+          <w:p>
+            <w:pPr>
+              <w:rPr>
+                <w:rFonts w:ascii="Times New Roman" w:hAnsi="Times New Roman" w:cs="Times New Roman"/>
+                <w:sz w:val="20"/>
+                <w:szCs w:val="20"/>
+              </w:rPr>
+            </w:pPr>
+            <w:r>
+              <w:rPr>
+                <w:rFonts w:ascii="Times New Roman" w:hAnsi="Times New Roman" w:cs="Times New Roman"/>
+                <w:sz w:val="20"/>
+                <w:szCs w:val="20"/>
+              </w:rPr>
+              <w:t>953 (40.54)</w:t>
+            </w:r>
+          </w:p>
+        </w:tc>
+        <w:tc>
+          <w:tcPr>
+            <w:tcW w:w="337" w:type="pct"/>
+          </w:tcPr>
+          <w:p>
+            <w:pPr>
+              <w:rPr>
+                <w:rFonts w:ascii="Times New Roman" w:hAnsi="Times New Roman" w:cs="Times New Roman"/>
+                <w:sz w:val="20"/>
+                <w:szCs w:val="20"/>
+              </w:rPr>
+            </w:pPr>
+          </w:p>
+        </w:tc>
+        <w:tc>
+          <w:tcPr>
+            <w:tcW w:w="469" w:type="pct"/>
+          </w:tcPr>
+          <w:p>
+            <w:pPr>
+              <w:rPr>
+                <w:rFonts w:ascii="Times New Roman" w:hAnsi="Times New Roman" w:cs="Times New Roman"/>
+                <w:sz w:val="20"/>
+                <w:szCs w:val="20"/>
+              </w:rPr>
+            </w:pPr>
+            <w:r>
+              <w:rPr>
+                <w:rFonts w:ascii="Times New Roman" w:hAnsi="Times New Roman" w:cs="Times New Roman"/>
+                <w:sz w:val="20"/>
+                <w:szCs w:val="20"/>
+              </w:rPr>
+              <w:t>220</w:t>
+            </w:r>
+            <w:r>
+              <w:rPr>
+                <w:rFonts w:ascii="Times New Roman" w:hAnsi="Times New Roman" w:cs="Times New Roman"/>
+                <w:sz w:val="20"/>
+                <w:szCs w:val="20"/>
+              </w:rPr>
+              <w:t xml:space="preserve"> (</w:t>
+            </w:r>
+            <w:r>
+              <w:rPr>
+                <w:rFonts w:ascii="Times New Roman" w:hAnsi="Times New Roman" w:cs="Times New Roman"/>
+                <w:sz w:val="20"/>
+                <w:szCs w:val="20"/>
+              </w:rPr>
+              <w:t>9.36)</w:t>
+            </w:r>
+          </w:p>
+        </w:tc>
+        <w:tc>
+          <w:tcPr>
+            <w:tcW w:w="469" w:type="pct"/>
+          </w:tcPr>
+          <w:p>
+            <w:pPr>
+              <w:rPr>
+                <w:rFonts w:ascii="Times New Roman" w:hAnsi="Times New Roman" w:cs="Times New Roman"/>
+                <w:sz w:val="20"/>
+                <w:szCs w:val="20"/>
+              </w:rPr>
+            </w:pPr>
+            <w:r>
+              <w:rPr>
+                <w:rFonts w:ascii="Times New Roman" w:hAnsi="Times New Roman" w:cs="Times New Roman"/>
+                <w:sz w:val="20"/>
+                <w:szCs w:val="20"/>
+              </w:rPr>
+              <w:t>286</w:t>
+            </w:r>
+            <w:r>
+              <w:rPr>
+                <w:rFonts w:ascii="Times New Roman" w:hAnsi="Times New Roman" w:cs="Times New Roman"/>
+                <w:sz w:val="20"/>
+                <w:szCs w:val="20"/>
+              </w:rPr>
+              <w:t xml:space="preserve"> (</w:t>
+            </w:r>
+            <w:r>
+              <w:rPr>
+                <w:rFonts w:ascii="Times New Roman" w:hAnsi="Times New Roman" w:cs="Times New Roman"/>
+                <w:sz w:val="20"/>
+                <w:szCs w:val="20"/>
+              </w:rPr>
+              <w:t>12.17)</w:t>
+            </w:r>
+          </w:p>
+        </w:tc>
+        <w:tc>
+          <w:tcPr>
+            <w:tcW w:w="510" w:type="pct"/>
+          </w:tcPr>
+          <w:p>
+            <w:pPr>
+              <w:rPr>
+                <w:rFonts w:ascii="Times New Roman" w:hAnsi="Times New Roman" w:cs="Times New Roman"/>
+                <w:sz w:val="20"/>
+                <w:szCs w:val="20"/>
+              </w:rPr>
+            </w:pPr>
+            <w:r>
+              <w:rPr>
+                <w:rFonts w:ascii="Times New Roman" w:hAnsi="Times New Roman" w:cs="Times New Roman"/>
+                <w:sz w:val="20"/>
+                <w:szCs w:val="20"/>
+              </w:rPr>
+              <w:t>737</w:t>
+            </w:r>
+            <w:r>
+              <w:rPr>
+                <w:rFonts w:ascii="Times New Roman" w:hAnsi="Times New Roman" w:cs="Times New Roman"/>
+                <w:sz w:val="20"/>
+                <w:szCs w:val="20"/>
+              </w:rPr>
+              <w:t xml:space="preserve"> (</w:t>
+            </w:r>
+            <w:r>
+              <w:rPr>
+                <w:rFonts w:ascii="Times New Roman" w:hAnsi="Times New Roman" w:cs="Times New Roman"/>
+                <w:sz w:val="20"/>
+                <w:szCs w:val="20"/>
+              </w:rPr>
+              <w:t>31.35)</w:t>
+            </w:r>
+          </w:p>
+        </w:tc>
+        <w:tc>
+          <w:tcPr>
+            <w:tcW w:w="510" w:type="pct"/>
+          </w:tcPr>
+          <w:p>
+            <w:pPr>
+              <w:rPr>
+                <w:rFonts w:ascii="Times New Roman" w:hAnsi="Times New Roman" w:cs="Times New Roman"/>
+                <w:sz w:val="20"/>
+                <w:szCs w:val="20"/>
+              </w:rPr>
+            </w:pPr>
+            <w:r>
+              <w:rPr>
+                <w:rFonts w:ascii="Times New Roman" w:hAnsi="Times New Roman" w:cs="Times New Roman"/>
+                <w:sz w:val="20"/>
+                <w:szCs w:val="20"/>
+              </w:rPr>
+              <w:t>1108</w:t>
+            </w:r>
+            <w:r>
+              <w:rPr>
+                <w:rFonts w:ascii="Times New Roman" w:hAnsi="Times New Roman" w:cs="Times New Roman"/>
+                <w:sz w:val="20"/>
+                <w:szCs w:val="20"/>
+              </w:rPr>
+              <w:t xml:space="preserve"> (</w:t>
+            </w:r>
+            <w:r>
+              <w:rPr>
+                <w:rFonts w:ascii="Times New Roman" w:hAnsi="Times New Roman" w:cs="Times New Roman"/>
+                <w:sz w:val="20"/>
+                <w:szCs w:val="20"/>
+              </w:rPr>
+              <w:t>47.13)</w:t>
+            </w:r>
+          </w:p>
+        </w:tc>
+        <w:tc>
+          <w:tcPr>
+            <w:tcW w:w="337" w:type="pct"/>
+          </w:tcPr>
+          <w:p>
+            <w:pPr>
+              <w:rPr>
+                <w:rFonts w:ascii="Times New Roman" w:hAnsi="Times New Roman" w:cs="Times New Roman"/>
+                <w:sz w:val="20"/>
+                <w:szCs w:val="20"/>
+              </w:rPr>
+            </w:pPr>
+          </w:p>
+        </w:tc>
+        <w:tc>
+          <w:tcPr>
+            <w:tcW w:w="510" w:type="pct"/>
+          </w:tcPr>
+          <w:p>
+            <w:pPr>
+              <w:rPr>
+                <w:rFonts w:ascii="Times New Roman" w:hAnsi="Times New Roman" w:cs="Times New Roman"/>
+                <w:sz w:val="20"/>
+                <w:szCs w:val="20"/>
+              </w:rPr>
+            </w:pPr>
+            <w:r>
+              <w:rPr>
+                <w:rFonts w:ascii="Times New Roman" w:hAnsi="Times New Roman" w:cs="Times New Roman"/>
+                <w:sz w:val="20"/>
+                <w:szCs w:val="20"/>
+              </w:rPr>
+              <w:t>2351 (22.45)</w:t>
+            </w:r>
           </w:p>
         </w:tc>
       </w:tr>
@@ -1484,17 +2480,21 @@
         </w:trPr>
         <w:tc>
           <w:tcPr>
-            <w:tcW w:w="0" w:type="auto"/>
-          </w:tcPr>
-          <w:p>
-            <w:pPr>
-              <w:rPr>
-                <w:rFonts w:ascii="Times New Roman" w:hAnsi="Times New Roman" w:cs="Times New Roman"/>
-              </w:rPr>
-            </w:pPr>
-            <w:r>
-              <w:rPr>
-                <w:rFonts w:ascii="Times New Roman" w:hAnsi="Times New Roman" w:cs="Times New Roman"/>
+            <w:tcW w:w="837" w:type="pct"/>
+          </w:tcPr>
+          <w:p>
+            <w:pPr>
+              <w:rPr>
+                <w:rFonts w:ascii="Times New Roman" w:hAnsi="Times New Roman" w:cs="Times New Roman"/>
+                <w:sz w:val="20"/>
+                <w:szCs w:val="20"/>
+              </w:rPr>
+            </w:pPr>
+            <w:r>
+              <w:rPr>
+                <w:rFonts w:ascii="Times New Roman" w:hAnsi="Times New Roman" w:cs="Times New Roman"/>
+                <w:sz w:val="20"/>
+                <w:szCs w:val="20"/>
               </w:rPr>
               <w:t>Rainy</w:t>
             </w:r>
@@ -1502,110 +2502,248 @@
         </w:tc>
         <w:tc>
           <w:tcPr>
-            <w:tcW w:w="0" w:type="auto"/>
-          </w:tcPr>
-          <w:p>
-            <w:pPr>
-              <w:rPr>
-                <w:rFonts w:ascii="Times New Roman" w:hAnsi="Times New Roman" w:cs="Times New Roman"/>
-              </w:rPr>
-            </w:pPr>
-          </w:p>
-        </w:tc>
-        <w:tc>
-          <w:tcPr>
-            <w:tcW w:w="0" w:type="auto"/>
-          </w:tcPr>
-          <w:p>
-            <w:pPr>
-              <w:rPr>
-                <w:rFonts w:ascii="Times New Roman" w:hAnsi="Times New Roman" w:cs="Times New Roman"/>
-              </w:rPr>
-            </w:pPr>
-          </w:p>
-        </w:tc>
-        <w:tc>
-          <w:tcPr>
-            <w:tcW w:w="0" w:type="auto"/>
-          </w:tcPr>
-          <w:p>
-            <w:pPr>
-              <w:rPr>
-                <w:rFonts w:ascii="Times New Roman" w:hAnsi="Times New Roman" w:cs="Times New Roman"/>
-              </w:rPr>
-            </w:pPr>
-          </w:p>
-        </w:tc>
-        <w:tc>
-          <w:tcPr>
-            <w:tcW w:w="0" w:type="auto"/>
-          </w:tcPr>
-          <w:p>
-            <w:pPr>
-              <w:rPr>
-                <w:rFonts w:ascii="Times New Roman" w:hAnsi="Times New Roman" w:cs="Times New Roman"/>
-              </w:rPr>
-            </w:pPr>
-          </w:p>
-        </w:tc>
-        <w:tc>
-          <w:tcPr>
-            <w:tcW w:w="0" w:type="auto"/>
-          </w:tcPr>
-          <w:p>
-            <w:pPr>
-              <w:rPr>
-                <w:rFonts w:ascii="Times New Roman" w:hAnsi="Times New Roman" w:cs="Times New Roman"/>
-              </w:rPr>
-            </w:pPr>
-          </w:p>
-        </w:tc>
-        <w:tc>
-          <w:tcPr>
-            <w:tcW w:w="0" w:type="auto"/>
-          </w:tcPr>
-          <w:p>
-            <w:pPr>
-              <w:rPr>
-                <w:rFonts w:ascii="Times New Roman" w:hAnsi="Times New Roman" w:cs="Times New Roman"/>
-              </w:rPr>
-            </w:pPr>
-          </w:p>
-        </w:tc>
-        <w:tc>
-          <w:tcPr>
-            <w:tcW w:w="0" w:type="auto"/>
-          </w:tcPr>
-          <w:p>
-            <w:pPr>
-              <w:rPr>
-                <w:rFonts w:ascii="Times New Roman" w:hAnsi="Times New Roman" w:cs="Times New Roman"/>
-              </w:rPr>
-            </w:pPr>
-          </w:p>
-        </w:tc>
-        <w:tc>
-          <w:tcPr>
-            <w:tcW w:w="0" w:type="auto"/>
-          </w:tcPr>
-          <w:p>
-            <w:pPr>
-              <w:rPr>
-                <w:rFonts w:ascii="Times New Roman" w:hAnsi="Times New Roman" w:cs="Times New Roman"/>
-              </w:rPr>
-            </w:pPr>
-          </w:p>
-        </w:tc>
-        <w:tc>
-          <w:tcPr>
-            <w:tcW w:w="0" w:type="auto"/>
-          </w:tcPr>
-          <w:p>
-            <w:pPr>
-              <w:rPr>
-                <w:rFonts w:ascii="Times New Roman" w:hAnsi="Times New Roman" w:cs="Times New Roman"/>
-              </w:rPr>
-            </w:pPr>
+            <w:tcW w:w="510" w:type="pct"/>
+          </w:tcPr>
+          <w:p>
+            <w:pPr>
+              <w:rPr>
+                <w:rFonts w:ascii="Times New Roman" w:hAnsi="Times New Roman" w:cs="Times New Roman"/>
+                <w:sz w:val="20"/>
+                <w:szCs w:val="20"/>
+              </w:rPr>
+            </w:pPr>
+            <w:r>
+              <w:rPr>
+                <w:rFonts w:ascii="Times New Roman" w:hAnsi="Times New Roman" w:cs="Times New Roman"/>
+                <w:sz w:val="20"/>
+                <w:szCs w:val="20"/>
+              </w:rPr>
+              <w:t>2555 (61.12)</w:t>
+            </w:r>
+          </w:p>
+        </w:tc>
+        <w:tc>
+          <w:tcPr>
+            <w:tcW w:w="510" w:type="pct"/>
+          </w:tcPr>
+          <w:p>
+            <w:pPr>
+              <w:rPr>
+                <w:rFonts w:ascii="Times New Roman" w:hAnsi="Times New Roman" w:cs="Times New Roman"/>
+                <w:sz w:val="20"/>
+                <w:szCs w:val="20"/>
+              </w:rPr>
+            </w:pPr>
+            <w:r>
+              <w:rPr>
+                <w:rFonts w:ascii="Times New Roman" w:hAnsi="Times New Roman" w:cs="Times New Roman"/>
+                <w:sz w:val="20"/>
+                <w:szCs w:val="20"/>
+              </w:rPr>
+              <w:t>1625 (38.88)</w:t>
+            </w:r>
+          </w:p>
+        </w:tc>
+        <w:tc>
+          <w:tcPr>
+            <w:tcW w:w="337" w:type="pct"/>
+          </w:tcPr>
+          <w:p>
+            <w:pPr>
+              <w:rPr>
+                <w:rFonts w:ascii="Times New Roman" w:hAnsi="Times New Roman" w:cs="Times New Roman"/>
+                <w:sz w:val="20"/>
+                <w:szCs w:val="20"/>
+              </w:rPr>
+            </w:pPr>
+          </w:p>
+        </w:tc>
+        <w:tc>
+          <w:tcPr>
+            <w:tcW w:w="469" w:type="pct"/>
+          </w:tcPr>
+          <w:p>
+            <w:pPr>
+              <w:rPr>
+                <w:rFonts w:ascii="Times New Roman" w:hAnsi="Times New Roman" w:cs="Times New Roman"/>
+                <w:sz w:val="20"/>
+                <w:szCs w:val="20"/>
+              </w:rPr>
+            </w:pPr>
+            <w:r>
+              <w:rPr>
+                <w:rFonts w:ascii="Times New Roman" w:hAnsi="Times New Roman" w:cs="Times New Roman"/>
+                <w:sz w:val="20"/>
+                <w:szCs w:val="20"/>
+              </w:rPr>
+              <w:t>435</w:t>
+            </w:r>
+            <w:r>
+              <w:rPr>
+                <w:rFonts w:ascii="Times New Roman" w:hAnsi="Times New Roman" w:cs="Times New Roman"/>
+                <w:sz w:val="20"/>
+                <w:szCs w:val="20"/>
+              </w:rPr>
+              <w:t xml:space="preserve"> (</w:t>
+            </w:r>
+            <w:r>
+              <w:rPr>
+                <w:rFonts w:ascii="Times New Roman" w:hAnsi="Times New Roman" w:cs="Times New Roman"/>
+                <w:sz w:val="20"/>
+                <w:szCs w:val="20"/>
+              </w:rPr>
+              <w:t>10.41)</w:t>
+            </w:r>
+          </w:p>
+        </w:tc>
+        <w:tc>
+          <w:tcPr>
+            <w:tcW w:w="469" w:type="pct"/>
+          </w:tcPr>
+          <w:p>
+            <w:pPr>
+              <w:rPr>
+                <w:rFonts w:ascii="Times New Roman" w:hAnsi="Times New Roman" w:cs="Times New Roman"/>
+                <w:sz w:val="20"/>
+                <w:szCs w:val="20"/>
+              </w:rPr>
+            </w:pPr>
+            <w:r>
+              <w:rPr>
+                <w:rFonts w:ascii="Times New Roman" w:hAnsi="Times New Roman" w:cs="Times New Roman"/>
+                <w:sz w:val="20"/>
+                <w:szCs w:val="20"/>
+              </w:rPr>
+              <w:t>541</w:t>
+            </w:r>
+            <w:r>
+              <w:rPr>
+                <w:rFonts w:ascii="Times New Roman" w:hAnsi="Times New Roman" w:cs="Times New Roman"/>
+                <w:sz w:val="20"/>
+                <w:szCs w:val="20"/>
+              </w:rPr>
+              <w:t xml:space="preserve"> (</w:t>
+            </w:r>
+            <w:r>
+              <w:rPr>
+                <w:rFonts w:ascii="Times New Roman" w:hAnsi="Times New Roman" w:cs="Times New Roman"/>
+                <w:sz w:val="20"/>
+                <w:szCs w:val="20"/>
+              </w:rPr>
+              <w:t>12.94)</w:t>
+            </w:r>
+          </w:p>
+        </w:tc>
+        <w:tc>
+          <w:tcPr>
+            <w:tcW w:w="510" w:type="pct"/>
+          </w:tcPr>
+          <w:p>
+            <w:pPr>
+              <w:rPr>
+                <w:rFonts w:ascii="Times New Roman" w:hAnsi="Times New Roman" w:cs="Times New Roman"/>
+                <w:sz w:val="20"/>
+                <w:szCs w:val="20"/>
+              </w:rPr>
+            </w:pPr>
+            <w:r>
+              <w:rPr>
+                <w:rFonts w:ascii="Times New Roman" w:hAnsi="Times New Roman" w:cs="Times New Roman"/>
+                <w:sz w:val="20"/>
+                <w:szCs w:val="20"/>
+              </w:rPr>
+              <w:t>1310</w:t>
+            </w:r>
+            <w:r>
+              <w:rPr>
+                <w:rFonts w:ascii="Times New Roman" w:hAnsi="Times New Roman" w:cs="Times New Roman"/>
+                <w:sz w:val="20"/>
+                <w:szCs w:val="20"/>
+              </w:rPr>
+              <w:t xml:space="preserve"> (</w:t>
+            </w:r>
+            <w:r>
+              <w:rPr>
+                <w:rFonts w:ascii="Times New Roman" w:hAnsi="Times New Roman" w:cs="Times New Roman"/>
+                <w:sz w:val="20"/>
+                <w:szCs w:val="20"/>
+              </w:rPr>
+              <w:t>31.34)</w:t>
+            </w:r>
+          </w:p>
+        </w:tc>
+        <w:tc>
+          <w:tcPr>
+            <w:tcW w:w="510" w:type="pct"/>
+          </w:tcPr>
+          <w:p>
+            <w:pPr>
+              <w:rPr>
+                <w:rFonts w:ascii="Times New Roman" w:hAnsi="Times New Roman" w:cs="Times New Roman"/>
+                <w:sz w:val="20"/>
+                <w:szCs w:val="20"/>
+              </w:rPr>
+            </w:pPr>
+            <w:r>
+              <w:rPr>
+                <w:rFonts w:ascii="Times New Roman" w:hAnsi="Times New Roman" w:cs="Times New Roman"/>
+                <w:sz w:val="20"/>
+                <w:szCs w:val="20"/>
+              </w:rPr>
+              <w:t>1894</w:t>
+            </w:r>
+            <w:r>
+              <w:rPr>
+                <w:rFonts w:ascii="Times New Roman" w:hAnsi="Times New Roman" w:cs="Times New Roman"/>
+                <w:sz w:val="20"/>
+                <w:szCs w:val="20"/>
+              </w:rPr>
+              <w:t xml:space="preserve"> (</w:t>
+            </w:r>
+            <w:r>
+              <w:rPr>
+                <w:rFonts w:ascii="Times New Roman" w:hAnsi="Times New Roman" w:cs="Times New Roman"/>
+                <w:sz w:val="20"/>
+                <w:szCs w:val="20"/>
+              </w:rPr>
+              <w:t>45.31)</w:t>
+            </w:r>
+          </w:p>
+        </w:tc>
+        <w:tc>
+          <w:tcPr>
+            <w:tcW w:w="337" w:type="pct"/>
+          </w:tcPr>
+          <w:p>
+            <w:pPr>
+              <w:rPr>
+                <w:rFonts w:ascii="Times New Roman" w:hAnsi="Times New Roman" w:cs="Times New Roman"/>
+                <w:sz w:val="20"/>
+                <w:szCs w:val="20"/>
+              </w:rPr>
+            </w:pPr>
+          </w:p>
+        </w:tc>
+        <w:tc>
+          <w:tcPr>
+            <w:tcW w:w="510" w:type="pct"/>
+          </w:tcPr>
+          <w:p>
+            <w:pPr>
+              <w:rPr>
+                <w:rFonts w:ascii="Times New Roman" w:hAnsi="Times New Roman" w:cs="Times New Roman"/>
+                <w:sz w:val="20"/>
+                <w:szCs w:val="20"/>
+              </w:rPr>
+            </w:pPr>
+            <w:r>
+              <w:rPr>
+                <w:rFonts w:ascii="Times New Roman" w:hAnsi="Times New Roman" w:cs="Times New Roman"/>
+                <w:sz w:val="20"/>
+                <w:szCs w:val="20"/>
+              </w:rPr>
+              <w:t>4180 (39.92)</w:t>
+            </w:r>
           </w:p>
         </w:tc>
       </w:tr>
@@ -1615,120 +2753,170 @@
         </w:trPr>
         <w:tc>
           <w:tcPr>
-            <w:tcW w:w="0" w:type="auto"/>
-          </w:tcPr>
-          <w:p>
-            <w:pPr>
-              <w:rPr>
-                <w:rFonts w:ascii="Times New Roman" w:hAnsi="Times New Roman" w:cs="Times New Roman"/>
-              </w:rPr>
-            </w:pPr>
-          </w:p>
-        </w:tc>
-        <w:tc>
-          <w:tcPr>
-            <w:tcW w:w="0" w:type="auto"/>
-          </w:tcPr>
-          <w:p>
-            <w:pPr>
-              <w:rPr>
-                <w:rFonts w:ascii="Times New Roman" w:hAnsi="Times New Roman" w:cs="Times New Roman"/>
-              </w:rPr>
-            </w:pPr>
-          </w:p>
-        </w:tc>
-        <w:tc>
-          <w:tcPr>
-            <w:tcW w:w="0" w:type="auto"/>
-          </w:tcPr>
-          <w:p>
-            <w:pPr>
-              <w:rPr>
-                <w:rFonts w:ascii="Times New Roman" w:hAnsi="Times New Roman" w:cs="Times New Roman"/>
-              </w:rPr>
-            </w:pPr>
-          </w:p>
-        </w:tc>
-        <w:tc>
-          <w:tcPr>
-            <w:tcW w:w="0" w:type="auto"/>
-          </w:tcPr>
-          <w:p>
-            <w:pPr>
-              <w:rPr>
-                <w:rFonts w:ascii="Times New Roman" w:hAnsi="Times New Roman" w:cs="Times New Roman"/>
-              </w:rPr>
-            </w:pPr>
-          </w:p>
-        </w:tc>
-        <w:tc>
-          <w:tcPr>
-            <w:tcW w:w="0" w:type="auto"/>
-          </w:tcPr>
-          <w:p>
-            <w:pPr>
-              <w:rPr>
-                <w:rFonts w:ascii="Times New Roman" w:hAnsi="Times New Roman" w:cs="Times New Roman"/>
-              </w:rPr>
-            </w:pPr>
-          </w:p>
-        </w:tc>
-        <w:tc>
-          <w:tcPr>
-            <w:tcW w:w="0" w:type="auto"/>
-          </w:tcPr>
-          <w:p>
-            <w:pPr>
-              <w:rPr>
-                <w:rFonts w:ascii="Times New Roman" w:hAnsi="Times New Roman" w:cs="Times New Roman"/>
-              </w:rPr>
-            </w:pPr>
-          </w:p>
-        </w:tc>
-        <w:tc>
-          <w:tcPr>
-            <w:tcW w:w="0" w:type="auto"/>
-          </w:tcPr>
-          <w:p>
-            <w:pPr>
-              <w:rPr>
-                <w:rFonts w:ascii="Times New Roman" w:hAnsi="Times New Roman" w:cs="Times New Roman"/>
-              </w:rPr>
-            </w:pPr>
-          </w:p>
-        </w:tc>
-        <w:tc>
-          <w:tcPr>
-            <w:tcW w:w="0" w:type="auto"/>
-          </w:tcPr>
-          <w:p>
-            <w:pPr>
-              <w:rPr>
-                <w:rFonts w:ascii="Times New Roman" w:hAnsi="Times New Roman" w:cs="Times New Roman"/>
-              </w:rPr>
-            </w:pPr>
-          </w:p>
-        </w:tc>
-        <w:tc>
-          <w:tcPr>
-            <w:tcW w:w="0" w:type="auto"/>
-          </w:tcPr>
-          <w:p>
-            <w:pPr>
-              <w:rPr>
-                <w:rFonts w:ascii="Times New Roman" w:hAnsi="Times New Roman" w:cs="Times New Roman"/>
-              </w:rPr>
-            </w:pPr>
-          </w:p>
-        </w:tc>
-        <w:tc>
-          <w:tcPr>
-            <w:tcW w:w="0" w:type="auto"/>
-          </w:tcPr>
-          <w:p>
-            <w:pPr>
-              <w:rPr>
-                <w:rFonts w:ascii="Times New Roman" w:hAnsi="Times New Roman" w:cs="Times New Roman"/>
+            <w:tcW w:w="837" w:type="pct"/>
+          </w:tcPr>
+          <w:p>
+            <w:pPr>
+              <w:rPr>
+                <w:rFonts w:ascii="Times New Roman" w:hAnsi="Times New Roman" w:cs="Times New Roman"/>
+                <w:b/>
+                <w:bCs/>
+                <w:sz w:val="20"/>
+                <w:szCs w:val="20"/>
+              </w:rPr>
+            </w:pPr>
+            <w:r>
+              <w:rPr>
+                <w:rFonts w:ascii="Times New Roman" w:hAnsi="Times New Roman" w:cs="Times New Roman"/>
+                <w:b/>
+                <w:bCs/>
+                <w:sz w:val="20"/>
+                <w:szCs w:val="20"/>
+              </w:rPr>
+              <w:t>Age group</w:t>
+            </w:r>
+          </w:p>
+        </w:tc>
+        <w:tc>
+          <w:tcPr>
+            <w:tcW w:w="510" w:type="pct"/>
+          </w:tcPr>
+          <w:p>
+            <w:pPr>
+              <w:rPr>
+                <w:rFonts w:ascii="Times New Roman" w:hAnsi="Times New Roman" w:cs="Times New Roman"/>
+                <w:b/>
+                <w:bCs/>
+                <w:sz w:val="20"/>
+                <w:szCs w:val="20"/>
+              </w:rPr>
+            </w:pPr>
+          </w:p>
+        </w:tc>
+        <w:tc>
+          <w:tcPr>
+            <w:tcW w:w="510" w:type="pct"/>
+          </w:tcPr>
+          <w:p>
+            <w:pPr>
+              <w:rPr>
+                <w:rFonts w:ascii="Times New Roman" w:hAnsi="Times New Roman" w:cs="Times New Roman"/>
+                <w:b/>
+                <w:bCs/>
+                <w:sz w:val="20"/>
+                <w:szCs w:val="20"/>
+              </w:rPr>
+            </w:pPr>
+          </w:p>
+        </w:tc>
+        <w:tc>
+          <w:tcPr>
+            <w:tcW w:w="337" w:type="pct"/>
+          </w:tcPr>
+          <w:p>
+            <w:pPr>
+              <w:rPr>
+                <w:rFonts w:ascii="Times New Roman" w:hAnsi="Times New Roman" w:cs="Times New Roman"/>
+                <w:b/>
+                <w:bCs/>
+                <w:sz w:val="20"/>
+                <w:szCs w:val="20"/>
+              </w:rPr>
+            </w:pPr>
+          </w:p>
+        </w:tc>
+        <w:tc>
+          <w:tcPr>
+            <w:tcW w:w="469" w:type="pct"/>
+          </w:tcPr>
+          <w:p>
+            <w:pPr>
+              <w:rPr>
+                <w:rFonts w:ascii="Times New Roman" w:hAnsi="Times New Roman" w:cs="Times New Roman"/>
+                <w:b/>
+                <w:bCs/>
+                <w:sz w:val="20"/>
+                <w:szCs w:val="20"/>
+              </w:rPr>
+            </w:pPr>
+          </w:p>
+        </w:tc>
+        <w:tc>
+          <w:tcPr>
+            <w:tcW w:w="469" w:type="pct"/>
+          </w:tcPr>
+          <w:p>
+            <w:pPr>
+              <w:rPr>
+                <w:rFonts w:ascii="Times New Roman" w:hAnsi="Times New Roman" w:cs="Times New Roman"/>
+                <w:b/>
+                <w:bCs/>
+                <w:sz w:val="20"/>
+                <w:szCs w:val="20"/>
+              </w:rPr>
+            </w:pPr>
+          </w:p>
+        </w:tc>
+        <w:tc>
+          <w:tcPr>
+            <w:tcW w:w="510" w:type="pct"/>
+          </w:tcPr>
+          <w:p>
+            <w:pPr>
+              <w:rPr>
+                <w:rFonts w:ascii="Times New Roman" w:hAnsi="Times New Roman" w:cs="Times New Roman"/>
+                <w:b/>
+                <w:bCs/>
+                <w:sz w:val="20"/>
+                <w:szCs w:val="20"/>
+              </w:rPr>
+            </w:pPr>
+          </w:p>
+        </w:tc>
+        <w:tc>
+          <w:tcPr>
+            <w:tcW w:w="510" w:type="pct"/>
+          </w:tcPr>
+          <w:p>
+            <w:pPr>
+              <w:rPr>
+                <w:rFonts w:ascii="Times New Roman" w:hAnsi="Times New Roman" w:cs="Times New Roman"/>
+                <w:b/>
+                <w:bCs/>
+                <w:sz w:val="20"/>
+                <w:szCs w:val="20"/>
+              </w:rPr>
+            </w:pPr>
+          </w:p>
+        </w:tc>
+        <w:tc>
+          <w:tcPr>
+            <w:tcW w:w="337" w:type="pct"/>
+          </w:tcPr>
+          <w:p>
+            <w:pPr>
+              <w:rPr>
+                <w:rFonts w:ascii="Times New Roman" w:hAnsi="Times New Roman" w:cs="Times New Roman"/>
+                <w:b/>
+                <w:bCs/>
+                <w:sz w:val="20"/>
+                <w:szCs w:val="20"/>
+              </w:rPr>
+            </w:pPr>
+          </w:p>
+        </w:tc>
+        <w:tc>
+          <w:tcPr>
+            <w:tcW w:w="510" w:type="pct"/>
+          </w:tcPr>
+          <w:p>
+            <w:pPr>
+              <w:rPr>
+                <w:rFonts w:ascii="Times New Roman" w:hAnsi="Times New Roman" w:cs="Times New Roman"/>
+                <w:b/>
+                <w:bCs/>
+                <w:sz w:val="20"/>
+                <w:szCs w:val="20"/>
               </w:rPr>
             </w:pPr>
           </w:p>
@@ -1740,122 +2928,182 @@
         </w:trPr>
         <w:tc>
           <w:tcPr>
-            <w:tcW w:w="0" w:type="auto"/>
-          </w:tcPr>
-          <w:p>
-            <w:pPr>
-              <w:rPr>
-                <w:rFonts w:ascii="Times New Roman" w:hAnsi="Times New Roman" w:cs="Times New Roman"/>
-              </w:rPr>
-            </w:pPr>
-          </w:p>
-        </w:tc>
-        <w:tc>
-          <w:tcPr>
-            <w:tcW w:w="0" w:type="auto"/>
-          </w:tcPr>
-          <w:p>
-            <w:pPr>
-              <w:rPr>
-                <w:rFonts w:ascii="Times New Roman" w:hAnsi="Times New Roman" w:cs="Times New Roman"/>
-              </w:rPr>
-            </w:pPr>
-          </w:p>
-        </w:tc>
-        <w:tc>
-          <w:tcPr>
-            <w:tcW w:w="0" w:type="auto"/>
-          </w:tcPr>
-          <w:p>
-            <w:pPr>
-              <w:rPr>
-                <w:rFonts w:ascii="Times New Roman" w:hAnsi="Times New Roman" w:cs="Times New Roman"/>
-              </w:rPr>
-            </w:pPr>
-          </w:p>
-        </w:tc>
-        <w:tc>
-          <w:tcPr>
-            <w:tcW w:w="0" w:type="auto"/>
-          </w:tcPr>
-          <w:p>
-            <w:pPr>
-              <w:rPr>
-                <w:rFonts w:ascii="Times New Roman" w:hAnsi="Times New Roman" w:cs="Times New Roman"/>
-              </w:rPr>
-            </w:pPr>
-          </w:p>
-        </w:tc>
-        <w:tc>
-          <w:tcPr>
-            <w:tcW w:w="0" w:type="auto"/>
-          </w:tcPr>
-          <w:p>
-            <w:pPr>
-              <w:rPr>
-                <w:rFonts w:ascii="Times New Roman" w:hAnsi="Times New Roman" w:cs="Times New Roman"/>
-              </w:rPr>
-            </w:pPr>
-          </w:p>
-        </w:tc>
-        <w:tc>
-          <w:tcPr>
-            <w:tcW w:w="0" w:type="auto"/>
-          </w:tcPr>
-          <w:p>
-            <w:pPr>
-              <w:rPr>
-                <w:rFonts w:ascii="Times New Roman" w:hAnsi="Times New Roman" w:cs="Times New Roman"/>
-              </w:rPr>
-            </w:pPr>
-          </w:p>
-        </w:tc>
-        <w:tc>
-          <w:tcPr>
-            <w:tcW w:w="0" w:type="auto"/>
-          </w:tcPr>
-          <w:p>
-            <w:pPr>
-              <w:rPr>
-                <w:rFonts w:ascii="Times New Roman" w:hAnsi="Times New Roman" w:cs="Times New Roman"/>
-              </w:rPr>
-            </w:pPr>
-          </w:p>
-        </w:tc>
-        <w:tc>
-          <w:tcPr>
-            <w:tcW w:w="0" w:type="auto"/>
-          </w:tcPr>
-          <w:p>
-            <w:pPr>
-              <w:rPr>
-                <w:rFonts w:ascii="Times New Roman" w:hAnsi="Times New Roman" w:cs="Times New Roman"/>
-              </w:rPr>
-            </w:pPr>
-          </w:p>
-        </w:tc>
-        <w:tc>
-          <w:tcPr>
-            <w:tcW w:w="0" w:type="auto"/>
-          </w:tcPr>
-          <w:p>
-            <w:pPr>
-              <w:rPr>
-                <w:rFonts w:ascii="Times New Roman" w:hAnsi="Times New Roman" w:cs="Times New Roman"/>
-              </w:rPr>
-            </w:pPr>
-          </w:p>
-        </w:tc>
-        <w:tc>
-          <w:tcPr>
-            <w:tcW w:w="0" w:type="auto"/>
-          </w:tcPr>
-          <w:p>
-            <w:pPr>
-              <w:rPr>
-                <w:rFonts w:ascii="Times New Roman" w:hAnsi="Times New Roman" w:cs="Times New Roman"/>
-              </w:rPr>
-            </w:pPr>
+            <w:tcW w:w="837" w:type="pct"/>
+          </w:tcPr>
+          <w:p>
+            <w:pPr>
+              <w:rPr>
+                <w:rFonts w:ascii="Times New Roman" w:hAnsi="Times New Roman" w:cs="Times New Roman"/>
+                <w:sz w:val="20"/>
+                <w:szCs w:val="20"/>
+              </w:rPr>
+            </w:pPr>
+            <w:r>
+              <w:rPr>
+                <w:rFonts w:ascii="Times New Roman" w:hAnsi="Times New Roman" w:cs="Times New Roman"/>
+                <w:sz w:val="20"/>
+                <w:szCs w:val="20"/>
+              </w:rPr>
+              <w:t>0-17</w:t>
+            </w:r>
+          </w:p>
+        </w:tc>
+        <w:tc>
+          <w:tcPr>
+            <w:tcW w:w="510" w:type="pct"/>
+          </w:tcPr>
+          <w:p>
+            <w:pPr>
+              <w:rPr>
+                <w:rFonts w:ascii="Times New Roman" w:hAnsi="Times New Roman" w:cs="Times New Roman"/>
+                <w:sz w:val="20"/>
+                <w:szCs w:val="20"/>
+              </w:rPr>
+            </w:pPr>
+            <w:r>
+              <w:rPr>
+                <w:rFonts w:ascii="Times New Roman" w:hAnsi="Times New Roman" w:cs="Times New Roman"/>
+                <w:sz w:val="20"/>
+                <w:szCs w:val="20"/>
+              </w:rPr>
+              <w:t>599 (59.60)</w:t>
+            </w:r>
+          </w:p>
+        </w:tc>
+        <w:tc>
+          <w:tcPr>
+            <w:tcW w:w="510" w:type="pct"/>
+          </w:tcPr>
+          <w:p>
+            <w:pPr>
+              <w:rPr>
+                <w:rFonts w:ascii="Times New Roman" w:hAnsi="Times New Roman" w:cs="Times New Roman"/>
+                <w:sz w:val="20"/>
+                <w:szCs w:val="20"/>
+              </w:rPr>
+            </w:pPr>
+            <w:r>
+              <w:rPr>
+                <w:rFonts w:ascii="Times New Roman" w:hAnsi="Times New Roman" w:cs="Times New Roman"/>
+                <w:sz w:val="20"/>
+                <w:szCs w:val="20"/>
+              </w:rPr>
+              <w:t>406 (40.40)</w:t>
+            </w:r>
+          </w:p>
+        </w:tc>
+        <w:tc>
+          <w:tcPr>
+            <w:tcW w:w="337" w:type="pct"/>
+          </w:tcPr>
+          <w:p>
+            <w:pPr>
+              <w:rPr>
+                <w:rFonts w:ascii="Times New Roman" w:hAnsi="Times New Roman" w:cs="Times New Roman"/>
+                <w:sz w:val="20"/>
+                <w:szCs w:val="20"/>
+              </w:rPr>
+            </w:pPr>
+            <w:r>
+              <w:rPr>
+                <w:rFonts w:ascii="Times New Roman" w:hAnsi="Times New Roman" w:cs="Times New Roman"/>
+                <w:sz w:val="20"/>
+                <w:szCs w:val="20"/>
+              </w:rPr>
+              <w:t>&lt;0.001</w:t>
+            </w:r>
+          </w:p>
+        </w:tc>
+        <w:tc>
+          <w:tcPr>
+            <w:tcW w:w="469" w:type="pct"/>
+          </w:tcPr>
+          <w:p>
+            <w:pPr>
+              <w:rPr>
+                <w:rFonts w:ascii="Times New Roman" w:hAnsi="Times New Roman" w:cs="Times New Roman"/>
+                <w:sz w:val="20"/>
+                <w:szCs w:val="20"/>
+              </w:rPr>
+            </w:pPr>
+          </w:p>
+        </w:tc>
+        <w:tc>
+          <w:tcPr>
+            <w:tcW w:w="469" w:type="pct"/>
+          </w:tcPr>
+          <w:p>
+            <w:pPr>
+              <w:rPr>
+                <w:rFonts w:ascii="Times New Roman" w:hAnsi="Times New Roman" w:cs="Times New Roman"/>
+                <w:sz w:val="20"/>
+                <w:szCs w:val="20"/>
+              </w:rPr>
+            </w:pPr>
+          </w:p>
+        </w:tc>
+        <w:tc>
+          <w:tcPr>
+            <w:tcW w:w="510" w:type="pct"/>
+          </w:tcPr>
+          <w:p>
+            <w:pPr>
+              <w:rPr>
+                <w:rFonts w:ascii="Times New Roman" w:hAnsi="Times New Roman" w:cs="Times New Roman"/>
+                <w:sz w:val="20"/>
+                <w:szCs w:val="20"/>
+              </w:rPr>
+            </w:pPr>
+          </w:p>
+        </w:tc>
+        <w:tc>
+          <w:tcPr>
+            <w:tcW w:w="510" w:type="pct"/>
+          </w:tcPr>
+          <w:p>
+            <w:pPr>
+              <w:rPr>
+                <w:rFonts w:ascii="Times New Roman" w:hAnsi="Times New Roman" w:cs="Times New Roman"/>
+                <w:sz w:val="20"/>
+                <w:szCs w:val="20"/>
+              </w:rPr>
+            </w:pPr>
+          </w:p>
+        </w:tc>
+        <w:tc>
+          <w:tcPr>
+            <w:tcW w:w="337" w:type="pct"/>
+          </w:tcPr>
+          <w:p>
+            <w:pPr>
+              <w:rPr>
+                <w:rFonts w:ascii="Times New Roman" w:hAnsi="Times New Roman" w:cs="Times New Roman"/>
+                <w:sz w:val="20"/>
+                <w:szCs w:val="20"/>
+              </w:rPr>
+            </w:pPr>
+          </w:p>
+        </w:tc>
+        <w:tc>
+          <w:tcPr>
+            <w:tcW w:w="510" w:type="pct"/>
+          </w:tcPr>
+          <w:p>
+            <w:pPr>
+              <w:rPr>
+                <w:rFonts w:ascii="Times New Roman" w:hAnsi="Times New Roman" w:cs="Times New Roman"/>
+                <w:sz w:val="20"/>
+                <w:szCs w:val="20"/>
+              </w:rPr>
+            </w:pPr>
+            <w:r>
+              <w:rPr>
+                <w:rFonts w:ascii="Times New Roman" w:hAnsi="Times New Roman" w:cs="Times New Roman"/>
+                <w:sz w:val="20"/>
+                <w:szCs w:val="20"/>
+              </w:rPr>
+              <w:t>1005 (9.60)</w:t>
+            </w:r>
           </w:p>
         </w:tc>
       </w:tr>
@@ -1865,122 +3113,352 @@
         </w:trPr>
         <w:tc>
           <w:tcPr>
-            <w:tcW w:w="0" w:type="auto"/>
-          </w:tcPr>
-          <w:p>
-            <w:pPr>
-              <w:rPr>
-                <w:rFonts w:ascii="Times New Roman" w:hAnsi="Times New Roman" w:cs="Times New Roman"/>
-              </w:rPr>
-            </w:pPr>
-          </w:p>
-        </w:tc>
-        <w:tc>
-          <w:tcPr>
-            <w:tcW w:w="0" w:type="auto"/>
-          </w:tcPr>
-          <w:p>
-            <w:pPr>
-              <w:rPr>
-                <w:rFonts w:ascii="Times New Roman" w:hAnsi="Times New Roman" w:cs="Times New Roman"/>
-              </w:rPr>
-            </w:pPr>
-          </w:p>
-        </w:tc>
-        <w:tc>
-          <w:tcPr>
-            <w:tcW w:w="0" w:type="auto"/>
-          </w:tcPr>
-          <w:p>
-            <w:pPr>
-              <w:rPr>
-                <w:rFonts w:ascii="Times New Roman" w:hAnsi="Times New Roman" w:cs="Times New Roman"/>
-              </w:rPr>
-            </w:pPr>
-          </w:p>
-        </w:tc>
-        <w:tc>
-          <w:tcPr>
-            <w:tcW w:w="0" w:type="auto"/>
-          </w:tcPr>
-          <w:p>
-            <w:pPr>
-              <w:rPr>
-                <w:rFonts w:ascii="Times New Roman" w:hAnsi="Times New Roman" w:cs="Times New Roman"/>
-              </w:rPr>
-            </w:pPr>
-          </w:p>
-        </w:tc>
-        <w:tc>
-          <w:tcPr>
-            <w:tcW w:w="0" w:type="auto"/>
-          </w:tcPr>
-          <w:p>
-            <w:pPr>
-              <w:rPr>
-                <w:rFonts w:ascii="Times New Roman" w:hAnsi="Times New Roman" w:cs="Times New Roman"/>
-              </w:rPr>
-            </w:pPr>
-          </w:p>
-        </w:tc>
-        <w:tc>
-          <w:tcPr>
-            <w:tcW w:w="0" w:type="auto"/>
-          </w:tcPr>
-          <w:p>
-            <w:pPr>
-              <w:rPr>
-                <w:rFonts w:ascii="Times New Roman" w:hAnsi="Times New Roman" w:cs="Times New Roman"/>
-              </w:rPr>
-            </w:pPr>
-          </w:p>
-        </w:tc>
-        <w:tc>
-          <w:tcPr>
-            <w:tcW w:w="0" w:type="auto"/>
-          </w:tcPr>
-          <w:p>
-            <w:pPr>
-              <w:rPr>
-                <w:rFonts w:ascii="Times New Roman" w:hAnsi="Times New Roman" w:cs="Times New Roman"/>
-              </w:rPr>
-            </w:pPr>
-          </w:p>
-        </w:tc>
-        <w:tc>
-          <w:tcPr>
-            <w:tcW w:w="0" w:type="auto"/>
-          </w:tcPr>
-          <w:p>
-            <w:pPr>
-              <w:rPr>
-                <w:rFonts w:ascii="Times New Roman" w:hAnsi="Times New Roman" w:cs="Times New Roman"/>
-              </w:rPr>
-            </w:pPr>
-          </w:p>
-        </w:tc>
-        <w:tc>
-          <w:tcPr>
-            <w:tcW w:w="0" w:type="auto"/>
-          </w:tcPr>
-          <w:p>
-            <w:pPr>
-              <w:rPr>
-                <w:rFonts w:ascii="Times New Roman" w:hAnsi="Times New Roman" w:cs="Times New Roman"/>
-              </w:rPr>
-            </w:pPr>
-          </w:p>
-        </w:tc>
-        <w:tc>
-          <w:tcPr>
-            <w:tcW w:w="0" w:type="auto"/>
-          </w:tcPr>
-          <w:p>
-            <w:pPr>
-              <w:rPr>
-                <w:rFonts w:ascii="Times New Roman" w:hAnsi="Times New Roman" w:cs="Times New Roman"/>
-              </w:rPr>
-            </w:pPr>
+            <w:tcW w:w="837" w:type="pct"/>
+          </w:tcPr>
+          <w:p>
+            <w:pPr>
+              <w:rPr>
+                <w:rFonts w:ascii="Times New Roman" w:hAnsi="Times New Roman" w:cs="Times New Roman"/>
+                <w:sz w:val="20"/>
+                <w:szCs w:val="20"/>
+              </w:rPr>
+            </w:pPr>
+            <w:r>
+              <w:rPr>
+                <w:rFonts w:ascii="Times New Roman" w:hAnsi="Times New Roman" w:cs="Times New Roman"/>
+                <w:sz w:val="20"/>
+                <w:szCs w:val="20"/>
+              </w:rPr>
+              <w:t>18-44</w:t>
+            </w:r>
+          </w:p>
+        </w:tc>
+        <w:tc>
+          <w:tcPr>
+            <w:tcW w:w="510" w:type="pct"/>
+          </w:tcPr>
+          <w:p>
+            <w:pPr>
+              <w:rPr>
+                <w:rFonts w:ascii="Times New Roman" w:hAnsi="Times New Roman" w:cs="Times New Roman"/>
+                <w:sz w:val="20"/>
+                <w:szCs w:val="20"/>
+              </w:rPr>
+            </w:pPr>
+            <w:r>
+              <w:rPr>
+                <w:rFonts w:ascii="Times New Roman" w:hAnsi="Times New Roman" w:cs="Times New Roman"/>
+                <w:sz w:val="20"/>
+                <w:szCs w:val="20"/>
+              </w:rPr>
+              <w:t>794 (61.31)</w:t>
+            </w:r>
+          </w:p>
+        </w:tc>
+        <w:tc>
+          <w:tcPr>
+            <w:tcW w:w="510" w:type="pct"/>
+          </w:tcPr>
+          <w:p>
+            <w:pPr>
+              <w:rPr>
+                <w:rFonts w:ascii="Times New Roman" w:hAnsi="Times New Roman" w:cs="Times New Roman"/>
+                <w:sz w:val="20"/>
+                <w:szCs w:val="20"/>
+              </w:rPr>
+            </w:pPr>
+            <w:r>
+              <w:rPr>
+                <w:rFonts w:ascii="Times New Roman" w:hAnsi="Times New Roman" w:cs="Times New Roman"/>
+                <w:sz w:val="20"/>
+                <w:szCs w:val="20"/>
+              </w:rPr>
+              <w:t>501 (38.69)</w:t>
+            </w:r>
+          </w:p>
+        </w:tc>
+        <w:tc>
+          <w:tcPr>
+            <w:tcW w:w="337" w:type="pct"/>
+          </w:tcPr>
+          <w:p>
+            <w:pPr>
+              <w:rPr>
+                <w:rFonts w:ascii="Times New Roman" w:hAnsi="Times New Roman" w:cs="Times New Roman"/>
+                <w:sz w:val="20"/>
+                <w:szCs w:val="20"/>
+              </w:rPr>
+            </w:pPr>
+          </w:p>
+        </w:tc>
+        <w:tc>
+          <w:tcPr>
+            <w:tcW w:w="469" w:type="pct"/>
+          </w:tcPr>
+          <w:p>
+            <w:pPr>
+              <w:rPr>
+                <w:rFonts w:ascii="Times New Roman" w:hAnsi="Times New Roman" w:cs="Times New Roman"/>
+                <w:sz w:val="20"/>
+                <w:szCs w:val="20"/>
+              </w:rPr>
+            </w:pPr>
+          </w:p>
+        </w:tc>
+        <w:tc>
+          <w:tcPr>
+            <w:tcW w:w="469" w:type="pct"/>
+          </w:tcPr>
+          <w:p>
+            <w:pPr>
+              <w:rPr>
+                <w:rFonts w:ascii="Times New Roman" w:hAnsi="Times New Roman" w:cs="Times New Roman"/>
+                <w:sz w:val="20"/>
+                <w:szCs w:val="20"/>
+              </w:rPr>
+            </w:pPr>
+          </w:p>
+        </w:tc>
+        <w:tc>
+          <w:tcPr>
+            <w:tcW w:w="510" w:type="pct"/>
+          </w:tcPr>
+          <w:p>
+            <w:pPr>
+              <w:rPr>
+                <w:rFonts w:ascii="Times New Roman" w:hAnsi="Times New Roman" w:cs="Times New Roman"/>
+                <w:sz w:val="20"/>
+                <w:szCs w:val="20"/>
+              </w:rPr>
+            </w:pPr>
+          </w:p>
+        </w:tc>
+        <w:tc>
+          <w:tcPr>
+            <w:tcW w:w="510" w:type="pct"/>
+          </w:tcPr>
+          <w:p>
+            <w:pPr>
+              <w:rPr>
+                <w:rFonts w:ascii="Times New Roman" w:hAnsi="Times New Roman" w:cs="Times New Roman"/>
+                <w:sz w:val="20"/>
+                <w:szCs w:val="20"/>
+              </w:rPr>
+            </w:pPr>
+          </w:p>
+        </w:tc>
+        <w:tc>
+          <w:tcPr>
+            <w:tcW w:w="337" w:type="pct"/>
+          </w:tcPr>
+          <w:p>
+            <w:pPr>
+              <w:rPr>
+                <w:rFonts w:ascii="Times New Roman" w:hAnsi="Times New Roman" w:cs="Times New Roman"/>
+                <w:sz w:val="20"/>
+                <w:szCs w:val="20"/>
+              </w:rPr>
+            </w:pPr>
+          </w:p>
+        </w:tc>
+        <w:tc>
+          <w:tcPr>
+            <w:tcW w:w="510" w:type="pct"/>
+          </w:tcPr>
+          <w:p>
+            <w:pPr>
+              <w:rPr>
+                <w:rFonts w:ascii="Times New Roman" w:hAnsi="Times New Roman" w:cs="Times New Roman"/>
+                <w:sz w:val="20"/>
+                <w:szCs w:val="20"/>
+              </w:rPr>
+            </w:pPr>
+            <w:r>
+              <w:rPr>
+                <w:rFonts w:ascii="Times New Roman" w:hAnsi="Times New Roman" w:cs="Times New Roman"/>
+                <w:sz w:val="20"/>
+                <w:szCs w:val="20"/>
+              </w:rPr>
+              <w:t>1295 (12.37)</w:t>
+            </w:r>
+          </w:p>
+        </w:tc>
+      </w:tr>
+      <w:tr>
+        <w:trPr>
+          <w:trHeight w:val="70"/>
+          <w:jc w:val="center"/>
+        </w:trPr>
+        <w:tc>
+          <w:tcPr>
+            <w:tcW w:w="837" w:type="pct"/>
+          </w:tcPr>
+          <w:p>
+            <w:pPr>
+              <w:rPr>
+                <w:rFonts w:ascii="Times New Roman" w:hAnsi="Times New Roman" w:cs="Times New Roman"/>
+                <w:sz w:val="20"/>
+                <w:szCs w:val="20"/>
+              </w:rPr>
+            </w:pPr>
+            <w:r>
+              <w:rPr>
+                <w:rFonts w:ascii="Times New Roman" w:hAnsi="Times New Roman" w:cs="Times New Roman"/>
+                <w:sz w:val="20"/>
+                <w:szCs w:val="20"/>
+              </w:rPr>
+              <w:t>45-64</w:t>
+            </w:r>
+          </w:p>
+        </w:tc>
+        <w:tc>
+          <w:tcPr>
+            <w:tcW w:w="510" w:type="pct"/>
+          </w:tcPr>
+          <w:p>
+            <w:pPr>
+              <w:rPr>
+                <w:rFonts w:ascii="Times New Roman" w:hAnsi="Times New Roman" w:cs="Times New Roman"/>
+                <w:sz w:val="20"/>
+                <w:szCs w:val="20"/>
+              </w:rPr>
+            </w:pPr>
+            <w:r>
+              <w:rPr>
+                <w:rFonts w:ascii="Times New Roman" w:hAnsi="Times New Roman" w:cs="Times New Roman"/>
+                <w:sz w:val="20"/>
+                <w:szCs w:val="20"/>
+              </w:rPr>
+              <w:t>2063 (64.89)</w:t>
+            </w:r>
+          </w:p>
+        </w:tc>
+        <w:tc>
+          <w:tcPr>
+            <w:tcW w:w="510" w:type="pct"/>
+          </w:tcPr>
+          <w:p>
+            <w:pPr>
+              <w:rPr>
+                <w:rFonts w:ascii="Times New Roman" w:hAnsi="Times New Roman" w:cs="Times New Roman"/>
+                <w:sz w:val="20"/>
+                <w:szCs w:val="20"/>
+              </w:rPr>
+            </w:pPr>
+            <w:r>
+              <w:rPr>
+                <w:rFonts w:ascii="Times New Roman" w:hAnsi="Times New Roman" w:cs="Times New Roman"/>
+                <w:sz w:val="20"/>
+                <w:szCs w:val="20"/>
+              </w:rPr>
+              <w:t>1116 (35.11)</w:t>
+            </w:r>
+          </w:p>
+        </w:tc>
+        <w:tc>
+          <w:tcPr>
+            <w:tcW w:w="337" w:type="pct"/>
+          </w:tcPr>
+          <w:p>
+            <w:pPr>
+              <w:rPr>
+                <w:rFonts w:ascii="Times New Roman" w:hAnsi="Times New Roman" w:cs="Times New Roman"/>
+                <w:sz w:val="20"/>
+                <w:szCs w:val="20"/>
+              </w:rPr>
+            </w:pPr>
+          </w:p>
+        </w:tc>
+        <w:tc>
+          <w:tcPr>
+            <w:tcW w:w="469" w:type="pct"/>
+          </w:tcPr>
+          <w:p>
+            <w:pPr>
+              <w:rPr>
+                <w:rFonts w:ascii="Times New Roman" w:hAnsi="Times New Roman" w:cs="Times New Roman"/>
+                <w:sz w:val="20"/>
+                <w:szCs w:val="20"/>
+              </w:rPr>
+            </w:pPr>
+          </w:p>
+        </w:tc>
+        <w:tc>
+          <w:tcPr>
+            <w:tcW w:w="469" w:type="pct"/>
+          </w:tcPr>
+          <w:p>
+            <w:pPr>
+              <w:rPr>
+                <w:rFonts w:ascii="Times New Roman" w:hAnsi="Times New Roman" w:cs="Times New Roman"/>
+                <w:sz w:val="20"/>
+                <w:szCs w:val="20"/>
+              </w:rPr>
+            </w:pPr>
+          </w:p>
+        </w:tc>
+        <w:tc>
+          <w:tcPr>
+            <w:tcW w:w="510" w:type="pct"/>
+          </w:tcPr>
+          <w:p>
+            <w:pPr>
+              <w:rPr>
+                <w:rFonts w:ascii="Times New Roman" w:hAnsi="Times New Roman" w:cs="Times New Roman"/>
+                <w:sz w:val="20"/>
+                <w:szCs w:val="20"/>
+              </w:rPr>
+            </w:pPr>
+          </w:p>
+        </w:tc>
+        <w:tc>
+          <w:tcPr>
+            <w:tcW w:w="510" w:type="pct"/>
+          </w:tcPr>
+          <w:p>
+            <w:pPr>
+              <w:rPr>
+                <w:rFonts w:ascii="Times New Roman" w:hAnsi="Times New Roman" w:cs="Times New Roman"/>
+                <w:sz w:val="20"/>
+                <w:szCs w:val="20"/>
+              </w:rPr>
+            </w:pPr>
+          </w:p>
+        </w:tc>
+        <w:tc>
+          <w:tcPr>
+            <w:tcW w:w="337" w:type="pct"/>
+          </w:tcPr>
+          <w:p>
+            <w:pPr>
+              <w:rPr>
+                <w:rFonts w:ascii="Times New Roman" w:hAnsi="Times New Roman" w:cs="Times New Roman"/>
+                <w:sz w:val="20"/>
+                <w:szCs w:val="20"/>
+              </w:rPr>
+            </w:pPr>
+          </w:p>
+        </w:tc>
+        <w:tc>
+          <w:tcPr>
+            <w:tcW w:w="510" w:type="pct"/>
+          </w:tcPr>
+          <w:p>
+            <w:pPr>
+              <w:rPr>
+                <w:rFonts w:ascii="Times New Roman" w:hAnsi="Times New Roman" w:cs="Times New Roman"/>
+                <w:sz w:val="20"/>
+                <w:szCs w:val="20"/>
+              </w:rPr>
+            </w:pPr>
+            <w:r>
+              <w:rPr>
+                <w:rFonts w:ascii="Times New Roman" w:hAnsi="Times New Roman" w:cs="Times New Roman"/>
+                <w:sz w:val="20"/>
+                <w:szCs w:val="20"/>
+              </w:rPr>
+              <w:t>3179 (30.36)</w:t>
+            </w:r>
           </w:p>
         </w:tc>
       </w:tr>
@@ -1990,122 +3468,174 @@
         </w:trPr>
         <w:tc>
           <w:tcPr>
-            <w:tcW w:w="0" w:type="auto"/>
-          </w:tcPr>
-          <w:p>
-            <w:pPr>
-              <w:rPr>
-                <w:rFonts w:ascii="Times New Roman" w:hAnsi="Times New Roman" w:cs="Times New Roman"/>
-              </w:rPr>
-            </w:pPr>
-          </w:p>
-        </w:tc>
-        <w:tc>
-          <w:tcPr>
-            <w:tcW w:w="0" w:type="auto"/>
-          </w:tcPr>
-          <w:p>
-            <w:pPr>
-              <w:rPr>
-                <w:rFonts w:ascii="Times New Roman" w:hAnsi="Times New Roman" w:cs="Times New Roman"/>
-              </w:rPr>
-            </w:pPr>
-          </w:p>
-        </w:tc>
-        <w:tc>
-          <w:tcPr>
-            <w:tcW w:w="0" w:type="auto"/>
-          </w:tcPr>
-          <w:p>
-            <w:pPr>
-              <w:rPr>
-                <w:rFonts w:ascii="Times New Roman" w:hAnsi="Times New Roman" w:cs="Times New Roman"/>
-              </w:rPr>
-            </w:pPr>
-          </w:p>
-        </w:tc>
-        <w:tc>
-          <w:tcPr>
-            <w:tcW w:w="0" w:type="auto"/>
-          </w:tcPr>
-          <w:p>
-            <w:pPr>
-              <w:rPr>
-                <w:rFonts w:ascii="Times New Roman" w:hAnsi="Times New Roman" w:cs="Times New Roman"/>
-              </w:rPr>
-            </w:pPr>
-          </w:p>
-        </w:tc>
-        <w:tc>
-          <w:tcPr>
-            <w:tcW w:w="0" w:type="auto"/>
-          </w:tcPr>
-          <w:p>
-            <w:pPr>
-              <w:rPr>
-                <w:rFonts w:ascii="Times New Roman" w:hAnsi="Times New Roman" w:cs="Times New Roman"/>
-              </w:rPr>
-            </w:pPr>
-          </w:p>
-        </w:tc>
-        <w:tc>
-          <w:tcPr>
-            <w:tcW w:w="0" w:type="auto"/>
-          </w:tcPr>
-          <w:p>
-            <w:pPr>
-              <w:rPr>
-                <w:rFonts w:ascii="Times New Roman" w:hAnsi="Times New Roman" w:cs="Times New Roman"/>
-              </w:rPr>
-            </w:pPr>
-          </w:p>
-        </w:tc>
-        <w:tc>
-          <w:tcPr>
-            <w:tcW w:w="0" w:type="auto"/>
-          </w:tcPr>
-          <w:p>
-            <w:pPr>
-              <w:rPr>
-                <w:rFonts w:ascii="Times New Roman" w:hAnsi="Times New Roman" w:cs="Times New Roman"/>
-              </w:rPr>
-            </w:pPr>
-          </w:p>
-        </w:tc>
-        <w:tc>
-          <w:tcPr>
-            <w:tcW w:w="0" w:type="auto"/>
-          </w:tcPr>
-          <w:p>
-            <w:pPr>
-              <w:rPr>
-                <w:rFonts w:ascii="Times New Roman" w:hAnsi="Times New Roman" w:cs="Times New Roman"/>
-              </w:rPr>
-            </w:pPr>
-          </w:p>
-        </w:tc>
-        <w:tc>
-          <w:tcPr>
-            <w:tcW w:w="0" w:type="auto"/>
-          </w:tcPr>
-          <w:p>
-            <w:pPr>
-              <w:rPr>
-                <w:rFonts w:ascii="Times New Roman" w:hAnsi="Times New Roman" w:cs="Times New Roman"/>
-              </w:rPr>
-            </w:pPr>
-          </w:p>
-        </w:tc>
-        <w:tc>
-          <w:tcPr>
-            <w:tcW w:w="0" w:type="auto"/>
-          </w:tcPr>
-          <w:p>
-            <w:pPr>
-              <w:rPr>
-                <w:rFonts w:ascii="Times New Roman" w:hAnsi="Times New Roman" w:cs="Times New Roman"/>
-              </w:rPr>
-            </w:pPr>
+            <w:tcW w:w="837" w:type="pct"/>
+          </w:tcPr>
+          <w:p>
+            <w:pPr>
+              <w:rPr>
+                <w:rFonts w:ascii="Times New Roman" w:hAnsi="Times New Roman" w:cs="Times New Roman"/>
+                <w:sz w:val="20"/>
+                <w:szCs w:val="20"/>
+              </w:rPr>
+            </w:pPr>
+            <w:r>
+              <w:rPr>
+                <w:rFonts w:ascii="Times New Roman" w:hAnsi="Times New Roman" w:cs="Times New Roman"/>
+                <w:sz w:val="20"/>
+                <w:szCs w:val="20"/>
+              </w:rPr>
+              <w:t>65 or above</w:t>
+            </w:r>
+          </w:p>
+        </w:tc>
+        <w:tc>
+          <w:tcPr>
+            <w:tcW w:w="510" w:type="pct"/>
+          </w:tcPr>
+          <w:p>
+            <w:pPr>
+              <w:rPr>
+                <w:rFonts w:ascii="Times New Roman" w:hAnsi="Times New Roman" w:cs="Times New Roman"/>
+                <w:sz w:val="20"/>
+                <w:szCs w:val="20"/>
+              </w:rPr>
+            </w:pPr>
+            <w:r>
+              <w:rPr>
+                <w:rFonts w:ascii="Times New Roman" w:hAnsi="Times New Roman" w:cs="Times New Roman"/>
+                <w:sz w:val="20"/>
+                <w:szCs w:val="20"/>
+              </w:rPr>
+              <w:t>2829 (56.68)</w:t>
+            </w:r>
+          </w:p>
+        </w:tc>
+        <w:tc>
+          <w:tcPr>
+            <w:tcW w:w="510" w:type="pct"/>
+          </w:tcPr>
+          <w:p>
+            <w:pPr>
+              <w:rPr>
+                <w:rFonts w:ascii="Times New Roman" w:hAnsi="Times New Roman" w:cs="Times New Roman"/>
+                <w:sz w:val="20"/>
+                <w:szCs w:val="20"/>
+              </w:rPr>
+            </w:pPr>
+            <w:r>
+              <w:rPr>
+                <w:rFonts w:ascii="Times New Roman" w:hAnsi="Times New Roman" w:cs="Times New Roman"/>
+                <w:sz w:val="20"/>
+                <w:szCs w:val="20"/>
+              </w:rPr>
+              <w:t>2162 (43.32)</w:t>
+            </w:r>
+          </w:p>
+        </w:tc>
+        <w:tc>
+          <w:tcPr>
+            <w:tcW w:w="337" w:type="pct"/>
+          </w:tcPr>
+          <w:p>
+            <w:pPr>
+              <w:rPr>
+                <w:rFonts w:ascii="Times New Roman" w:hAnsi="Times New Roman" w:cs="Times New Roman"/>
+                <w:sz w:val="20"/>
+                <w:szCs w:val="20"/>
+              </w:rPr>
+            </w:pPr>
+          </w:p>
+        </w:tc>
+        <w:tc>
+          <w:tcPr>
+            <w:tcW w:w="469" w:type="pct"/>
+          </w:tcPr>
+          <w:p>
+            <w:pPr>
+              <w:rPr>
+                <w:rFonts w:ascii="Times New Roman" w:hAnsi="Times New Roman" w:cs="Times New Roman"/>
+                <w:sz w:val="20"/>
+                <w:szCs w:val="20"/>
+              </w:rPr>
+            </w:pPr>
+          </w:p>
+        </w:tc>
+        <w:tc>
+          <w:tcPr>
+            <w:tcW w:w="469" w:type="pct"/>
+          </w:tcPr>
+          <w:p>
+            <w:pPr>
+              <w:rPr>
+                <w:rFonts w:ascii="Times New Roman" w:hAnsi="Times New Roman" w:cs="Times New Roman"/>
+                <w:sz w:val="20"/>
+                <w:szCs w:val="20"/>
+              </w:rPr>
+            </w:pPr>
+          </w:p>
+        </w:tc>
+        <w:tc>
+          <w:tcPr>
+            <w:tcW w:w="510" w:type="pct"/>
+          </w:tcPr>
+          <w:p>
+            <w:pPr>
+              <w:rPr>
+                <w:rFonts w:ascii="Times New Roman" w:hAnsi="Times New Roman" w:cs="Times New Roman"/>
+                <w:sz w:val="20"/>
+                <w:szCs w:val="20"/>
+              </w:rPr>
+            </w:pPr>
+          </w:p>
+        </w:tc>
+        <w:tc>
+          <w:tcPr>
+            <w:tcW w:w="510" w:type="pct"/>
+          </w:tcPr>
+          <w:p>
+            <w:pPr>
+              <w:rPr>
+                <w:rFonts w:ascii="Times New Roman" w:hAnsi="Times New Roman" w:cs="Times New Roman"/>
+                <w:sz w:val="20"/>
+                <w:szCs w:val="20"/>
+              </w:rPr>
+            </w:pPr>
+          </w:p>
+        </w:tc>
+        <w:tc>
+          <w:tcPr>
+            <w:tcW w:w="337" w:type="pct"/>
+          </w:tcPr>
+          <w:p>
+            <w:pPr>
+              <w:rPr>
+                <w:rFonts w:ascii="Times New Roman" w:hAnsi="Times New Roman" w:cs="Times New Roman"/>
+                <w:sz w:val="20"/>
+                <w:szCs w:val="20"/>
+              </w:rPr>
+            </w:pPr>
+          </w:p>
+        </w:tc>
+        <w:tc>
+          <w:tcPr>
+            <w:tcW w:w="510" w:type="pct"/>
+          </w:tcPr>
+          <w:p>
+            <w:pPr>
+              <w:rPr>
+                <w:rFonts w:ascii="Times New Roman" w:hAnsi="Times New Roman" w:cs="Times New Roman"/>
+                <w:sz w:val="20"/>
+                <w:szCs w:val="20"/>
+              </w:rPr>
+            </w:pPr>
+            <w:r>
+              <w:rPr>
+                <w:rFonts w:ascii="Times New Roman" w:hAnsi="Times New Roman" w:cs="Times New Roman"/>
+                <w:sz w:val="20"/>
+                <w:szCs w:val="20"/>
+              </w:rPr>
+              <w:t>4991 (47.66)</w:t>
+            </w:r>
           </w:p>
         </w:tc>
       </w:tr>
@@ -2115,120 +3645,150 @@
         </w:trPr>
         <w:tc>
           <w:tcPr>
-            <w:tcW w:w="0" w:type="auto"/>
-          </w:tcPr>
-          <w:p>
-            <w:pPr>
-              <w:rPr>
-                <w:rFonts w:ascii="Times New Roman" w:hAnsi="Times New Roman" w:cs="Times New Roman"/>
-              </w:rPr>
-            </w:pPr>
-          </w:p>
-        </w:tc>
-        <w:tc>
-          <w:tcPr>
-            <w:tcW w:w="0" w:type="auto"/>
-          </w:tcPr>
-          <w:p>
-            <w:pPr>
-              <w:rPr>
-                <w:rFonts w:ascii="Times New Roman" w:hAnsi="Times New Roman" w:cs="Times New Roman"/>
-              </w:rPr>
-            </w:pPr>
-          </w:p>
-        </w:tc>
-        <w:tc>
-          <w:tcPr>
-            <w:tcW w:w="0" w:type="auto"/>
-          </w:tcPr>
-          <w:p>
-            <w:pPr>
-              <w:rPr>
-                <w:rFonts w:ascii="Times New Roman" w:hAnsi="Times New Roman" w:cs="Times New Roman"/>
-              </w:rPr>
-            </w:pPr>
-          </w:p>
-        </w:tc>
-        <w:tc>
-          <w:tcPr>
-            <w:tcW w:w="0" w:type="auto"/>
-          </w:tcPr>
-          <w:p>
-            <w:pPr>
-              <w:rPr>
-                <w:rFonts w:ascii="Times New Roman" w:hAnsi="Times New Roman" w:cs="Times New Roman"/>
-              </w:rPr>
-            </w:pPr>
-          </w:p>
-        </w:tc>
-        <w:tc>
-          <w:tcPr>
-            <w:tcW w:w="0" w:type="auto"/>
-          </w:tcPr>
-          <w:p>
-            <w:pPr>
-              <w:rPr>
-                <w:rFonts w:ascii="Times New Roman" w:hAnsi="Times New Roman" w:cs="Times New Roman"/>
-              </w:rPr>
-            </w:pPr>
-          </w:p>
-        </w:tc>
-        <w:tc>
-          <w:tcPr>
-            <w:tcW w:w="0" w:type="auto"/>
-          </w:tcPr>
-          <w:p>
-            <w:pPr>
-              <w:rPr>
-                <w:rFonts w:ascii="Times New Roman" w:hAnsi="Times New Roman" w:cs="Times New Roman"/>
-              </w:rPr>
-            </w:pPr>
-          </w:p>
-        </w:tc>
-        <w:tc>
-          <w:tcPr>
-            <w:tcW w:w="0" w:type="auto"/>
-          </w:tcPr>
-          <w:p>
-            <w:pPr>
-              <w:rPr>
-                <w:rFonts w:ascii="Times New Roman" w:hAnsi="Times New Roman" w:cs="Times New Roman"/>
-              </w:rPr>
-            </w:pPr>
-          </w:p>
-        </w:tc>
-        <w:tc>
-          <w:tcPr>
-            <w:tcW w:w="0" w:type="auto"/>
-          </w:tcPr>
-          <w:p>
-            <w:pPr>
-              <w:rPr>
-                <w:rFonts w:ascii="Times New Roman" w:hAnsi="Times New Roman" w:cs="Times New Roman"/>
-              </w:rPr>
-            </w:pPr>
-          </w:p>
-        </w:tc>
-        <w:tc>
-          <w:tcPr>
-            <w:tcW w:w="0" w:type="auto"/>
-          </w:tcPr>
-          <w:p>
-            <w:pPr>
-              <w:rPr>
-                <w:rFonts w:ascii="Times New Roman" w:hAnsi="Times New Roman" w:cs="Times New Roman"/>
-              </w:rPr>
-            </w:pPr>
-          </w:p>
-        </w:tc>
-        <w:tc>
-          <w:tcPr>
-            <w:tcW w:w="0" w:type="auto"/>
-          </w:tcPr>
-          <w:p>
-            <w:pPr>
-              <w:rPr>
-                <w:rFonts w:ascii="Times New Roman" w:hAnsi="Times New Roman" w:cs="Times New Roman"/>
+            <w:tcW w:w="837" w:type="pct"/>
+          </w:tcPr>
+          <w:p>
+            <w:pPr>
+              <w:rPr>
+                <w:rFonts w:ascii="Times New Roman" w:hAnsi="Times New Roman" w:cs="Times New Roman"/>
+                <w:b/>
+                <w:sz w:val="20"/>
+                <w:szCs w:val="20"/>
+              </w:rPr>
+            </w:pPr>
+            <w:r>
+              <w:rPr>
+                <w:rFonts w:ascii="Times New Roman" w:hAnsi="Times New Roman" w:cs="Times New Roman"/>
+                <w:b/>
+                <w:sz w:val="20"/>
+                <w:szCs w:val="20"/>
+              </w:rPr>
+              <w:t>Sex</w:t>
+            </w:r>
+          </w:p>
+        </w:tc>
+        <w:tc>
+          <w:tcPr>
+            <w:tcW w:w="510" w:type="pct"/>
+          </w:tcPr>
+          <w:p>
+            <w:pPr>
+              <w:rPr>
+                <w:rFonts w:ascii="Times New Roman" w:hAnsi="Times New Roman" w:cs="Times New Roman"/>
+                <w:sz w:val="20"/>
+                <w:szCs w:val="20"/>
+              </w:rPr>
+            </w:pPr>
+          </w:p>
+        </w:tc>
+        <w:tc>
+          <w:tcPr>
+            <w:tcW w:w="510" w:type="pct"/>
+          </w:tcPr>
+          <w:p>
+            <w:pPr>
+              <w:rPr>
+                <w:rFonts w:ascii="Times New Roman" w:hAnsi="Times New Roman" w:cs="Times New Roman"/>
+                <w:sz w:val="20"/>
+                <w:szCs w:val="20"/>
+              </w:rPr>
+            </w:pPr>
+          </w:p>
+        </w:tc>
+        <w:tc>
+          <w:tcPr>
+            <w:tcW w:w="337" w:type="pct"/>
+          </w:tcPr>
+          <w:p>
+            <w:pPr>
+              <w:rPr>
+                <w:rFonts w:ascii="Times New Roman" w:hAnsi="Times New Roman" w:cs="Times New Roman"/>
+                <w:sz w:val="20"/>
+                <w:szCs w:val="20"/>
+              </w:rPr>
+            </w:pPr>
+          </w:p>
+        </w:tc>
+        <w:tc>
+          <w:tcPr>
+            <w:tcW w:w="469" w:type="pct"/>
+          </w:tcPr>
+          <w:p>
+            <w:pPr>
+              <w:rPr>
+                <w:rFonts w:ascii="Times New Roman" w:hAnsi="Times New Roman" w:cs="Times New Roman"/>
+                <w:sz w:val="20"/>
+                <w:szCs w:val="20"/>
+              </w:rPr>
+            </w:pPr>
+          </w:p>
+        </w:tc>
+        <w:tc>
+          <w:tcPr>
+            <w:tcW w:w="469" w:type="pct"/>
+          </w:tcPr>
+          <w:p>
+            <w:pPr>
+              <w:rPr>
+                <w:rFonts w:ascii="Times New Roman" w:hAnsi="Times New Roman" w:cs="Times New Roman"/>
+                <w:sz w:val="20"/>
+                <w:szCs w:val="20"/>
+              </w:rPr>
+            </w:pPr>
+          </w:p>
+        </w:tc>
+        <w:tc>
+          <w:tcPr>
+            <w:tcW w:w="510" w:type="pct"/>
+          </w:tcPr>
+          <w:p>
+            <w:pPr>
+              <w:rPr>
+                <w:rFonts w:ascii="Times New Roman" w:hAnsi="Times New Roman" w:cs="Times New Roman"/>
+                <w:sz w:val="20"/>
+                <w:szCs w:val="20"/>
+              </w:rPr>
+            </w:pPr>
+          </w:p>
+        </w:tc>
+        <w:tc>
+          <w:tcPr>
+            <w:tcW w:w="510" w:type="pct"/>
+          </w:tcPr>
+          <w:p>
+            <w:pPr>
+              <w:rPr>
+                <w:rFonts w:ascii="Times New Roman" w:hAnsi="Times New Roman" w:cs="Times New Roman"/>
+                <w:sz w:val="20"/>
+                <w:szCs w:val="20"/>
+              </w:rPr>
+            </w:pPr>
+          </w:p>
+        </w:tc>
+        <w:tc>
+          <w:tcPr>
+            <w:tcW w:w="337" w:type="pct"/>
+          </w:tcPr>
+          <w:p>
+            <w:pPr>
+              <w:rPr>
+                <w:rFonts w:ascii="Times New Roman" w:hAnsi="Times New Roman" w:cs="Times New Roman"/>
+                <w:sz w:val="20"/>
+                <w:szCs w:val="20"/>
+              </w:rPr>
+            </w:pPr>
+          </w:p>
+        </w:tc>
+        <w:tc>
+          <w:tcPr>
+            <w:tcW w:w="510" w:type="pct"/>
+          </w:tcPr>
+          <w:p>
+            <w:pPr>
+              <w:rPr>
+                <w:rFonts w:ascii="Times New Roman" w:hAnsi="Times New Roman" w:cs="Times New Roman"/>
+                <w:sz w:val="20"/>
+                <w:szCs w:val="20"/>
               </w:rPr>
             </w:pPr>
           </w:p>
@@ -2240,122 +3800,238 @@
         </w:trPr>
         <w:tc>
           <w:tcPr>
-            <w:tcW w:w="0" w:type="auto"/>
-          </w:tcPr>
-          <w:p>
-            <w:pPr>
-              <w:rPr>
-                <w:rFonts w:ascii="Times New Roman" w:hAnsi="Times New Roman" w:cs="Times New Roman"/>
-              </w:rPr>
-            </w:pPr>
-          </w:p>
-        </w:tc>
-        <w:tc>
-          <w:tcPr>
-            <w:tcW w:w="0" w:type="auto"/>
-          </w:tcPr>
-          <w:p>
-            <w:pPr>
-              <w:rPr>
-                <w:rFonts w:ascii="Times New Roman" w:hAnsi="Times New Roman" w:cs="Times New Roman"/>
-              </w:rPr>
-            </w:pPr>
-          </w:p>
-        </w:tc>
-        <w:tc>
-          <w:tcPr>
-            <w:tcW w:w="0" w:type="auto"/>
-          </w:tcPr>
-          <w:p>
-            <w:pPr>
-              <w:rPr>
-                <w:rFonts w:ascii="Times New Roman" w:hAnsi="Times New Roman" w:cs="Times New Roman"/>
-              </w:rPr>
-            </w:pPr>
-          </w:p>
-        </w:tc>
-        <w:tc>
-          <w:tcPr>
-            <w:tcW w:w="0" w:type="auto"/>
-          </w:tcPr>
-          <w:p>
-            <w:pPr>
-              <w:rPr>
-                <w:rFonts w:ascii="Times New Roman" w:hAnsi="Times New Roman" w:cs="Times New Roman"/>
-              </w:rPr>
-            </w:pPr>
-          </w:p>
-        </w:tc>
-        <w:tc>
-          <w:tcPr>
-            <w:tcW w:w="0" w:type="auto"/>
-          </w:tcPr>
-          <w:p>
-            <w:pPr>
-              <w:rPr>
-                <w:rFonts w:ascii="Times New Roman" w:hAnsi="Times New Roman" w:cs="Times New Roman"/>
-              </w:rPr>
-            </w:pPr>
-          </w:p>
-        </w:tc>
-        <w:tc>
-          <w:tcPr>
-            <w:tcW w:w="0" w:type="auto"/>
-          </w:tcPr>
-          <w:p>
-            <w:pPr>
-              <w:rPr>
-                <w:rFonts w:ascii="Times New Roman" w:hAnsi="Times New Roman" w:cs="Times New Roman"/>
-              </w:rPr>
-            </w:pPr>
-          </w:p>
-        </w:tc>
-        <w:tc>
-          <w:tcPr>
-            <w:tcW w:w="0" w:type="auto"/>
-          </w:tcPr>
-          <w:p>
-            <w:pPr>
-              <w:rPr>
-                <w:rFonts w:ascii="Times New Roman" w:hAnsi="Times New Roman" w:cs="Times New Roman"/>
-              </w:rPr>
-            </w:pPr>
-          </w:p>
-        </w:tc>
-        <w:tc>
-          <w:tcPr>
-            <w:tcW w:w="0" w:type="auto"/>
-          </w:tcPr>
-          <w:p>
-            <w:pPr>
-              <w:rPr>
-                <w:rFonts w:ascii="Times New Roman" w:hAnsi="Times New Roman" w:cs="Times New Roman"/>
-              </w:rPr>
-            </w:pPr>
-          </w:p>
-        </w:tc>
-        <w:tc>
-          <w:tcPr>
-            <w:tcW w:w="0" w:type="auto"/>
-          </w:tcPr>
-          <w:p>
-            <w:pPr>
-              <w:rPr>
-                <w:rFonts w:ascii="Times New Roman" w:hAnsi="Times New Roman" w:cs="Times New Roman"/>
-              </w:rPr>
-            </w:pPr>
-          </w:p>
-        </w:tc>
-        <w:tc>
-          <w:tcPr>
-            <w:tcW w:w="0" w:type="auto"/>
-          </w:tcPr>
-          <w:p>
-            <w:pPr>
-              <w:rPr>
-                <w:rFonts w:ascii="Times New Roman" w:hAnsi="Times New Roman" w:cs="Times New Roman"/>
-              </w:rPr>
-            </w:pPr>
+            <w:tcW w:w="837" w:type="pct"/>
+          </w:tcPr>
+          <w:p>
+            <w:pPr>
+              <w:rPr>
+                <w:rFonts w:ascii="Times New Roman" w:hAnsi="Times New Roman" w:cs="Times New Roman"/>
+                <w:sz w:val="20"/>
+                <w:szCs w:val="20"/>
+              </w:rPr>
+            </w:pPr>
+            <w:r>
+              <w:rPr>
+                <w:rFonts w:ascii="Times New Roman" w:hAnsi="Times New Roman" w:cs="Times New Roman"/>
+                <w:sz w:val="20"/>
+                <w:szCs w:val="20"/>
+              </w:rPr>
+              <w:t>Male</w:t>
+            </w:r>
+          </w:p>
+        </w:tc>
+        <w:tc>
+          <w:tcPr>
+            <w:tcW w:w="510" w:type="pct"/>
+          </w:tcPr>
+          <w:p>
+            <w:pPr>
+              <w:rPr>
+                <w:rFonts w:ascii="Times New Roman" w:hAnsi="Times New Roman" w:cs="Times New Roman"/>
+                <w:sz w:val="20"/>
+                <w:szCs w:val="20"/>
+              </w:rPr>
+            </w:pPr>
+          </w:p>
+        </w:tc>
+        <w:tc>
+          <w:tcPr>
+            <w:tcW w:w="510" w:type="pct"/>
+          </w:tcPr>
+          <w:p>
+            <w:pPr>
+              <w:rPr>
+                <w:rFonts w:ascii="Times New Roman" w:hAnsi="Times New Roman" w:cs="Times New Roman"/>
+                <w:sz w:val="20"/>
+                <w:szCs w:val="20"/>
+              </w:rPr>
+            </w:pPr>
+          </w:p>
+        </w:tc>
+        <w:tc>
+          <w:tcPr>
+            <w:tcW w:w="337" w:type="pct"/>
+          </w:tcPr>
+          <w:p>
+            <w:pPr>
+              <w:rPr>
+                <w:rFonts w:ascii="Times New Roman" w:hAnsi="Times New Roman" w:cs="Times New Roman"/>
+                <w:sz w:val="20"/>
+                <w:szCs w:val="20"/>
+              </w:rPr>
+            </w:pPr>
+          </w:p>
+        </w:tc>
+        <w:tc>
+          <w:tcPr>
+            <w:tcW w:w="469" w:type="pct"/>
+          </w:tcPr>
+          <w:p>
+            <w:pPr>
+              <w:rPr>
+                <w:rFonts w:ascii="Times New Roman" w:hAnsi="Times New Roman" w:cs="Times New Roman"/>
+                <w:sz w:val="20"/>
+                <w:szCs w:val="20"/>
+              </w:rPr>
+            </w:pPr>
+            <w:r>
+              <w:rPr>
+                <w:rFonts w:ascii="Times New Roman" w:hAnsi="Times New Roman" w:cs="Times New Roman"/>
+                <w:sz w:val="20"/>
+                <w:szCs w:val="20"/>
+              </w:rPr>
+              <w:t>599</w:t>
+            </w:r>
+            <w:r>
+              <w:rPr>
+                <w:rFonts w:ascii="Times New Roman" w:hAnsi="Times New Roman" w:cs="Times New Roman"/>
+                <w:sz w:val="20"/>
+                <w:szCs w:val="20"/>
+              </w:rPr>
+              <w:t xml:space="preserve"> (</w:t>
+            </w:r>
+            <w:r>
+              <w:rPr>
+                <w:rFonts w:ascii="Times New Roman" w:hAnsi="Times New Roman" w:cs="Times New Roman"/>
+                <w:sz w:val="20"/>
+                <w:szCs w:val="20"/>
+              </w:rPr>
+              <w:t>9.70)</w:t>
+            </w:r>
+          </w:p>
+        </w:tc>
+        <w:tc>
+          <w:tcPr>
+            <w:tcW w:w="469" w:type="pct"/>
+          </w:tcPr>
+          <w:p>
+            <w:pPr>
+              <w:rPr>
+                <w:rFonts w:ascii="Times New Roman" w:hAnsi="Times New Roman" w:cs="Times New Roman"/>
+                <w:sz w:val="20"/>
+                <w:szCs w:val="20"/>
+              </w:rPr>
+            </w:pPr>
+            <w:r>
+              <w:rPr>
+                <w:rFonts w:ascii="Times New Roman" w:hAnsi="Times New Roman" w:cs="Times New Roman"/>
+                <w:sz w:val="20"/>
+                <w:szCs w:val="20"/>
+              </w:rPr>
+              <w:t>794 (</w:t>
+            </w:r>
+            <w:r>
+              <w:rPr>
+                <w:rFonts w:ascii="Times New Roman" w:hAnsi="Times New Roman" w:cs="Times New Roman"/>
+                <w:sz w:val="20"/>
+                <w:szCs w:val="20"/>
+              </w:rPr>
+              <w:t>11.97)</w:t>
+            </w:r>
+          </w:p>
+        </w:tc>
+        <w:tc>
+          <w:tcPr>
+            <w:tcW w:w="510" w:type="pct"/>
+          </w:tcPr>
+          <w:p>
+            <w:pPr>
+              <w:rPr>
+                <w:rFonts w:ascii="Times New Roman" w:hAnsi="Times New Roman" w:cs="Times New Roman"/>
+                <w:sz w:val="20"/>
+                <w:szCs w:val="20"/>
+              </w:rPr>
+            </w:pPr>
+            <w:r>
+              <w:rPr>
+                <w:rFonts w:ascii="Times New Roman" w:hAnsi="Times New Roman" w:cs="Times New Roman"/>
+                <w:sz w:val="20"/>
+                <w:szCs w:val="20"/>
+              </w:rPr>
+              <w:t>2063 (</w:t>
+            </w:r>
+            <w:r>
+              <w:rPr>
+                <w:rFonts w:ascii="Times New Roman" w:hAnsi="Times New Roman" w:cs="Times New Roman"/>
+                <w:sz w:val="20"/>
+                <w:szCs w:val="20"/>
+              </w:rPr>
+              <w:t>26.67)</w:t>
+            </w:r>
+          </w:p>
+        </w:tc>
+        <w:tc>
+          <w:tcPr>
+            <w:tcW w:w="510" w:type="pct"/>
+          </w:tcPr>
+          <w:p>
+            <w:pPr>
+              <w:rPr>
+                <w:rFonts w:ascii="Times New Roman" w:hAnsi="Times New Roman" w:cs="Times New Roman"/>
+                <w:sz w:val="20"/>
+                <w:szCs w:val="20"/>
+              </w:rPr>
+            </w:pPr>
+            <w:r>
+              <w:rPr>
+                <w:rFonts w:ascii="Times New Roman" w:hAnsi="Times New Roman" w:cs="Times New Roman"/>
+                <w:sz w:val="20"/>
+                <w:szCs w:val="20"/>
+              </w:rPr>
+              <w:t>2829 (</w:t>
+            </w:r>
+            <w:r>
+              <w:rPr>
+                <w:rFonts w:ascii="Times New Roman" w:hAnsi="Times New Roman" w:cs="Times New Roman"/>
+                <w:sz w:val="20"/>
+                <w:szCs w:val="20"/>
+              </w:rPr>
+              <w:t>51.66)</w:t>
+            </w:r>
+          </w:p>
+        </w:tc>
+        <w:tc>
+          <w:tcPr>
+            <w:tcW w:w="337" w:type="pct"/>
+          </w:tcPr>
+          <w:p>
+            <w:pPr>
+              <w:rPr>
+                <w:rFonts w:ascii="Times New Roman" w:hAnsi="Times New Roman" w:cs="Times New Roman"/>
+                <w:sz w:val="20"/>
+                <w:szCs w:val="20"/>
+              </w:rPr>
+            </w:pPr>
+            <w:r>
+              <w:rPr>
+                <w:rFonts w:ascii="Times New Roman" w:hAnsi="Times New Roman" w:cs="Times New Roman"/>
+                <w:sz w:val="20"/>
+                <w:szCs w:val="20"/>
+              </w:rPr>
+              <w:t>&lt;0.001</w:t>
+            </w:r>
+          </w:p>
+        </w:tc>
+        <w:tc>
+          <w:tcPr>
+            <w:tcW w:w="510" w:type="pct"/>
+          </w:tcPr>
+          <w:p>
+            <w:pPr>
+              <w:rPr>
+                <w:rFonts w:ascii="Times New Roman" w:hAnsi="Times New Roman" w:cs="Times New Roman"/>
+                <w:sz w:val="20"/>
+                <w:szCs w:val="20"/>
+              </w:rPr>
+            </w:pPr>
+            <w:r>
+              <w:rPr>
+                <w:rFonts w:ascii="Times New Roman" w:hAnsi="Times New Roman" w:cs="Times New Roman"/>
+                <w:sz w:val="20"/>
+                <w:szCs w:val="20"/>
+              </w:rPr>
+              <w:t>6285 (60.03)</w:t>
+            </w:r>
           </w:p>
         </w:tc>
       </w:tr>
@@ -2365,122 +4041,254 @@
         </w:trPr>
         <w:tc>
           <w:tcPr>
-            <w:tcW w:w="0" w:type="auto"/>
-          </w:tcPr>
-          <w:p>
-            <w:pPr>
-              <w:rPr>
-                <w:rFonts w:ascii="Times New Roman" w:hAnsi="Times New Roman" w:cs="Times New Roman"/>
-              </w:rPr>
-            </w:pPr>
-          </w:p>
-        </w:tc>
-        <w:tc>
-          <w:tcPr>
-            <w:tcW w:w="0" w:type="auto"/>
-          </w:tcPr>
-          <w:p>
-            <w:pPr>
-              <w:rPr>
-                <w:rFonts w:ascii="Times New Roman" w:hAnsi="Times New Roman" w:cs="Times New Roman"/>
-              </w:rPr>
-            </w:pPr>
-          </w:p>
-        </w:tc>
-        <w:tc>
-          <w:tcPr>
-            <w:tcW w:w="0" w:type="auto"/>
-          </w:tcPr>
-          <w:p>
-            <w:pPr>
-              <w:rPr>
-                <w:rFonts w:ascii="Times New Roman" w:hAnsi="Times New Roman" w:cs="Times New Roman"/>
-              </w:rPr>
-            </w:pPr>
-          </w:p>
-        </w:tc>
-        <w:tc>
-          <w:tcPr>
-            <w:tcW w:w="0" w:type="auto"/>
-          </w:tcPr>
-          <w:p>
-            <w:pPr>
-              <w:rPr>
-                <w:rFonts w:ascii="Times New Roman" w:hAnsi="Times New Roman" w:cs="Times New Roman"/>
-              </w:rPr>
-            </w:pPr>
-          </w:p>
-        </w:tc>
-        <w:tc>
-          <w:tcPr>
-            <w:tcW w:w="0" w:type="auto"/>
-          </w:tcPr>
-          <w:p>
-            <w:pPr>
-              <w:rPr>
-                <w:rFonts w:ascii="Times New Roman" w:hAnsi="Times New Roman" w:cs="Times New Roman"/>
-              </w:rPr>
-            </w:pPr>
-          </w:p>
-        </w:tc>
-        <w:tc>
-          <w:tcPr>
-            <w:tcW w:w="0" w:type="auto"/>
-          </w:tcPr>
-          <w:p>
-            <w:pPr>
-              <w:rPr>
-                <w:rFonts w:ascii="Times New Roman" w:hAnsi="Times New Roman" w:cs="Times New Roman"/>
-              </w:rPr>
-            </w:pPr>
-          </w:p>
-        </w:tc>
-        <w:tc>
-          <w:tcPr>
-            <w:tcW w:w="0" w:type="auto"/>
-          </w:tcPr>
-          <w:p>
-            <w:pPr>
-              <w:rPr>
-                <w:rFonts w:ascii="Times New Roman" w:hAnsi="Times New Roman" w:cs="Times New Roman"/>
-              </w:rPr>
-            </w:pPr>
-          </w:p>
-        </w:tc>
-        <w:tc>
-          <w:tcPr>
-            <w:tcW w:w="0" w:type="auto"/>
-          </w:tcPr>
-          <w:p>
-            <w:pPr>
-              <w:rPr>
-                <w:rFonts w:ascii="Times New Roman" w:hAnsi="Times New Roman" w:cs="Times New Roman"/>
-              </w:rPr>
-            </w:pPr>
-          </w:p>
-        </w:tc>
-        <w:tc>
-          <w:tcPr>
-            <w:tcW w:w="0" w:type="auto"/>
-          </w:tcPr>
-          <w:p>
-            <w:pPr>
-              <w:rPr>
-                <w:rFonts w:ascii="Times New Roman" w:hAnsi="Times New Roman" w:cs="Times New Roman"/>
-              </w:rPr>
-            </w:pPr>
-          </w:p>
-        </w:tc>
-        <w:tc>
-          <w:tcPr>
-            <w:tcW w:w="0" w:type="auto"/>
-          </w:tcPr>
-          <w:p>
-            <w:pPr>
-              <w:rPr>
-                <w:rFonts w:ascii="Times New Roman" w:hAnsi="Times New Roman" w:cs="Times New Roman"/>
-              </w:rPr>
-            </w:pPr>
+            <w:tcW w:w="837" w:type="pct"/>
+          </w:tcPr>
+          <w:p>
+            <w:pPr>
+              <w:rPr>
+                <w:rFonts w:ascii="Times New Roman" w:hAnsi="Times New Roman" w:cs="Times New Roman"/>
+                <w:sz w:val="20"/>
+                <w:szCs w:val="20"/>
+              </w:rPr>
+            </w:pPr>
+            <w:r>
+              <w:rPr>
+                <w:rFonts w:ascii="Times New Roman" w:hAnsi="Times New Roman" w:cs="Times New Roman"/>
+                <w:sz w:val="20"/>
+                <w:szCs w:val="20"/>
+              </w:rPr>
+              <w:t>Female</w:t>
+            </w:r>
+          </w:p>
+        </w:tc>
+        <w:tc>
+          <w:tcPr>
+            <w:tcW w:w="510" w:type="pct"/>
+          </w:tcPr>
+          <w:p>
+            <w:pPr>
+              <w:rPr>
+                <w:rFonts w:ascii="Times New Roman" w:hAnsi="Times New Roman" w:cs="Times New Roman"/>
+                <w:sz w:val="20"/>
+                <w:szCs w:val="20"/>
+              </w:rPr>
+            </w:pPr>
+          </w:p>
+        </w:tc>
+        <w:tc>
+          <w:tcPr>
+            <w:tcW w:w="510" w:type="pct"/>
+          </w:tcPr>
+          <w:p>
+            <w:pPr>
+              <w:rPr>
+                <w:rFonts w:ascii="Times New Roman" w:hAnsi="Times New Roman" w:cs="Times New Roman"/>
+                <w:sz w:val="20"/>
+                <w:szCs w:val="20"/>
+              </w:rPr>
+            </w:pPr>
+          </w:p>
+        </w:tc>
+        <w:tc>
+          <w:tcPr>
+            <w:tcW w:w="337" w:type="pct"/>
+          </w:tcPr>
+          <w:p>
+            <w:pPr>
+              <w:rPr>
+                <w:rFonts w:ascii="Times New Roman" w:hAnsi="Times New Roman" w:cs="Times New Roman"/>
+                <w:sz w:val="20"/>
+                <w:szCs w:val="20"/>
+              </w:rPr>
+            </w:pPr>
+          </w:p>
+        </w:tc>
+        <w:tc>
+          <w:tcPr>
+            <w:tcW w:w="469" w:type="pct"/>
+          </w:tcPr>
+          <w:p>
+            <w:pPr>
+              <w:rPr>
+                <w:rFonts w:ascii="Times New Roman" w:hAnsi="Times New Roman" w:cs="Times New Roman"/>
+                <w:sz w:val="20"/>
+                <w:szCs w:val="20"/>
+              </w:rPr>
+            </w:pPr>
+            <w:r>
+              <w:rPr>
+                <w:rFonts w:ascii="Times New Roman" w:hAnsi="Times New Roman" w:cs="Times New Roman"/>
+                <w:sz w:val="20"/>
+                <w:szCs w:val="20"/>
+              </w:rPr>
+              <w:t>406</w:t>
+            </w:r>
+            <w:r>
+              <w:rPr>
+                <w:rFonts w:ascii="Times New Roman" w:hAnsi="Times New Roman" w:cs="Times New Roman"/>
+                <w:sz w:val="20"/>
+                <w:szCs w:val="20"/>
+              </w:rPr>
+              <w:t xml:space="preserve"> (</w:t>
+            </w:r>
+            <w:r>
+              <w:rPr>
+                <w:rFonts w:ascii="Times New Roman" w:hAnsi="Times New Roman" w:cs="Times New Roman"/>
+                <w:sz w:val="20"/>
+                <w:szCs w:val="20"/>
+              </w:rPr>
+              <w:t>9.53)</w:t>
+            </w:r>
+          </w:p>
+        </w:tc>
+        <w:tc>
+          <w:tcPr>
+            <w:tcW w:w="469" w:type="pct"/>
+          </w:tcPr>
+          <w:p>
+            <w:pPr>
+              <w:rPr>
+                <w:rFonts w:ascii="Times New Roman" w:hAnsi="Times New Roman" w:cs="Times New Roman"/>
+                <w:sz w:val="20"/>
+                <w:szCs w:val="20"/>
+              </w:rPr>
+            </w:pPr>
+            <w:r>
+              <w:rPr>
+                <w:rFonts w:ascii="Times New Roman" w:hAnsi="Times New Roman" w:cs="Times New Roman"/>
+                <w:sz w:val="20"/>
+                <w:szCs w:val="20"/>
+              </w:rPr>
+              <w:t>501</w:t>
+            </w:r>
+            <w:r>
+              <w:rPr>
+                <w:rFonts w:ascii="Times New Roman" w:hAnsi="Times New Roman" w:cs="Times New Roman"/>
+                <w:sz w:val="20"/>
+                <w:szCs w:val="20"/>
+              </w:rPr>
+              <w:t xml:space="preserve"> (</w:t>
+            </w:r>
+            <w:r>
+              <w:rPr>
+                <w:rFonts w:ascii="Times New Roman" w:hAnsi="Times New Roman" w:cs="Times New Roman"/>
+                <w:sz w:val="20"/>
+                <w:szCs w:val="20"/>
+              </w:rPr>
+              <w:t>12.63)</w:t>
+            </w:r>
+          </w:p>
+        </w:tc>
+        <w:tc>
+          <w:tcPr>
+            <w:tcW w:w="510" w:type="pct"/>
+          </w:tcPr>
+          <w:p>
+            <w:pPr>
+              <w:rPr>
+                <w:rFonts w:ascii="Times New Roman" w:hAnsi="Times New Roman" w:cs="Times New Roman"/>
+                <w:sz w:val="20"/>
+                <w:szCs w:val="20"/>
+              </w:rPr>
+            </w:pPr>
+            <w:r>
+              <w:rPr>
+                <w:rFonts w:ascii="Times New Roman" w:hAnsi="Times New Roman" w:cs="Times New Roman"/>
+                <w:sz w:val="20"/>
+                <w:szCs w:val="20"/>
+              </w:rPr>
+              <w:t>1116</w:t>
+            </w:r>
+            <w:r>
+              <w:rPr>
+                <w:rFonts w:ascii="Times New Roman" w:hAnsi="Times New Roman" w:cs="Times New Roman"/>
+                <w:sz w:val="20"/>
+                <w:szCs w:val="20"/>
+              </w:rPr>
+              <w:t xml:space="preserve"> (</w:t>
+            </w:r>
+            <w:r>
+              <w:rPr>
+                <w:rFonts w:ascii="Times New Roman" w:hAnsi="Times New Roman" w:cs="Times New Roman"/>
+                <w:sz w:val="20"/>
+                <w:szCs w:val="20"/>
+              </w:rPr>
+              <w:t>32.82)</w:t>
+            </w:r>
+          </w:p>
+        </w:tc>
+        <w:tc>
+          <w:tcPr>
+            <w:tcW w:w="510" w:type="pct"/>
+          </w:tcPr>
+          <w:p>
+            <w:pPr>
+              <w:rPr>
+                <w:rFonts w:ascii="Times New Roman" w:hAnsi="Times New Roman" w:cs="Times New Roman"/>
+                <w:sz w:val="20"/>
+                <w:szCs w:val="20"/>
+              </w:rPr>
+            </w:pPr>
+            <w:r>
+              <w:rPr>
+                <w:rFonts w:ascii="Times New Roman" w:hAnsi="Times New Roman" w:cs="Times New Roman"/>
+                <w:sz w:val="20"/>
+                <w:szCs w:val="20"/>
+              </w:rPr>
+              <w:t>2162</w:t>
+            </w:r>
+            <w:r>
+              <w:rPr>
+                <w:rFonts w:ascii="Times New Roman" w:hAnsi="Times New Roman" w:cs="Times New Roman"/>
+                <w:sz w:val="20"/>
+                <w:szCs w:val="20"/>
+              </w:rPr>
+              <w:t xml:space="preserve"> (</w:t>
+            </w:r>
+            <w:r>
+              <w:rPr>
+                <w:rFonts w:ascii="Times New Roman" w:hAnsi="Times New Roman" w:cs="Times New Roman"/>
+                <w:sz w:val="20"/>
+                <w:szCs w:val="20"/>
+              </w:rPr>
+              <w:t>45.01)</w:t>
+            </w:r>
+          </w:p>
+        </w:tc>
+        <w:tc>
+          <w:tcPr>
+            <w:tcW w:w="337" w:type="pct"/>
+          </w:tcPr>
+          <w:p>
+            <w:pPr>
+              <w:rPr>
+                <w:rFonts w:ascii="Times New Roman" w:hAnsi="Times New Roman" w:cs="Times New Roman"/>
+                <w:sz w:val="20"/>
+                <w:szCs w:val="20"/>
+              </w:rPr>
+            </w:pPr>
+          </w:p>
+        </w:tc>
+        <w:tc>
+          <w:tcPr>
+            <w:tcW w:w="510" w:type="pct"/>
+          </w:tcPr>
+          <w:p>
+            <w:pPr>
+              <w:rPr>
+                <w:rFonts w:ascii="Times New Roman" w:hAnsi="Times New Roman" w:cs="Times New Roman"/>
+                <w:sz w:val="20"/>
+                <w:szCs w:val="20"/>
+              </w:rPr>
+            </w:pPr>
+            <w:r>
+              <w:rPr>
+                <w:rFonts w:ascii="Times New Roman" w:hAnsi="Times New Roman" w:cs="Times New Roman"/>
+                <w:sz w:val="20"/>
+                <w:szCs w:val="20"/>
+              </w:rPr>
+              <w:t>4185 (39.97)</w:t>
+            </w:r>
           </w:p>
         </w:tc>
       </w:tr>
@@ -2490,120 +4298,152 @@
         </w:trPr>
         <w:tc>
           <w:tcPr>
-            <w:tcW w:w="0" w:type="auto"/>
-          </w:tcPr>
-          <w:p>
-            <w:pPr>
-              <w:rPr>
-                <w:rFonts w:ascii="Times New Roman" w:hAnsi="Times New Roman" w:cs="Times New Roman"/>
-              </w:rPr>
-            </w:pPr>
-          </w:p>
-        </w:tc>
-        <w:tc>
-          <w:tcPr>
-            <w:tcW w:w="0" w:type="auto"/>
-          </w:tcPr>
-          <w:p>
-            <w:pPr>
-              <w:rPr>
-                <w:rFonts w:ascii="Times New Roman" w:hAnsi="Times New Roman" w:cs="Times New Roman"/>
-              </w:rPr>
-            </w:pPr>
-          </w:p>
-        </w:tc>
-        <w:tc>
-          <w:tcPr>
-            <w:tcW w:w="0" w:type="auto"/>
-          </w:tcPr>
-          <w:p>
-            <w:pPr>
-              <w:rPr>
-                <w:rFonts w:ascii="Times New Roman" w:hAnsi="Times New Roman" w:cs="Times New Roman"/>
-              </w:rPr>
-            </w:pPr>
-          </w:p>
-        </w:tc>
-        <w:tc>
-          <w:tcPr>
-            <w:tcW w:w="0" w:type="auto"/>
-          </w:tcPr>
-          <w:p>
-            <w:pPr>
-              <w:rPr>
-                <w:rFonts w:ascii="Times New Roman" w:hAnsi="Times New Roman" w:cs="Times New Roman"/>
-              </w:rPr>
-            </w:pPr>
-          </w:p>
-        </w:tc>
-        <w:tc>
-          <w:tcPr>
-            <w:tcW w:w="0" w:type="auto"/>
-          </w:tcPr>
-          <w:p>
-            <w:pPr>
-              <w:rPr>
-                <w:rFonts w:ascii="Times New Roman" w:hAnsi="Times New Roman" w:cs="Times New Roman"/>
-              </w:rPr>
-            </w:pPr>
-          </w:p>
-        </w:tc>
-        <w:tc>
-          <w:tcPr>
-            <w:tcW w:w="0" w:type="auto"/>
-          </w:tcPr>
-          <w:p>
-            <w:pPr>
-              <w:rPr>
-                <w:rFonts w:ascii="Times New Roman" w:hAnsi="Times New Roman" w:cs="Times New Roman"/>
-              </w:rPr>
-            </w:pPr>
-          </w:p>
-        </w:tc>
-        <w:tc>
-          <w:tcPr>
-            <w:tcW w:w="0" w:type="auto"/>
-          </w:tcPr>
-          <w:p>
-            <w:pPr>
-              <w:rPr>
-                <w:rFonts w:ascii="Times New Roman" w:hAnsi="Times New Roman" w:cs="Times New Roman"/>
-              </w:rPr>
-            </w:pPr>
-          </w:p>
-        </w:tc>
-        <w:tc>
-          <w:tcPr>
-            <w:tcW w:w="0" w:type="auto"/>
-          </w:tcPr>
-          <w:p>
-            <w:pPr>
-              <w:rPr>
-                <w:rFonts w:ascii="Times New Roman" w:hAnsi="Times New Roman" w:cs="Times New Roman"/>
-              </w:rPr>
-            </w:pPr>
-          </w:p>
-        </w:tc>
-        <w:tc>
-          <w:tcPr>
-            <w:tcW w:w="0" w:type="auto"/>
-          </w:tcPr>
-          <w:p>
-            <w:pPr>
-              <w:rPr>
-                <w:rFonts w:ascii="Times New Roman" w:hAnsi="Times New Roman" w:cs="Times New Roman"/>
-              </w:rPr>
-            </w:pPr>
-          </w:p>
-        </w:tc>
-        <w:tc>
-          <w:tcPr>
-            <w:tcW w:w="0" w:type="auto"/>
-          </w:tcPr>
-          <w:p>
-            <w:pPr>
-              <w:rPr>
-                <w:rFonts w:ascii="Times New Roman" w:hAnsi="Times New Roman" w:cs="Times New Roman"/>
+            <w:tcW w:w="837" w:type="pct"/>
+          </w:tcPr>
+          <w:p>
+            <w:pPr>
+              <w:rPr>
+                <w:rFonts w:ascii="Times New Roman" w:hAnsi="Times New Roman" w:cs="Times New Roman"/>
+                <w:b/>
+                <w:bCs/>
+                <w:sz w:val="20"/>
+                <w:szCs w:val="20"/>
+              </w:rPr>
+            </w:pPr>
+            <w:r>
+              <w:rPr>
+                <w:rFonts w:ascii="Times New Roman" w:hAnsi="Times New Roman" w:cs="Times New Roman"/>
+                <w:b/>
+                <w:bCs/>
+                <w:sz w:val="20"/>
+                <w:szCs w:val="20"/>
+              </w:rPr>
+              <w:t>Cause of Deaths</w:t>
+            </w:r>
+          </w:p>
+        </w:tc>
+        <w:tc>
+          <w:tcPr>
+            <w:tcW w:w="510" w:type="pct"/>
+          </w:tcPr>
+          <w:p>
+            <w:pPr>
+              <w:rPr>
+                <w:rFonts w:ascii="Times New Roman" w:hAnsi="Times New Roman" w:cs="Times New Roman"/>
+                <w:sz w:val="20"/>
+                <w:szCs w:val="20"/>
+              </w:rPr>
+            </w:pPr>
+          </w:p>
+        </w:tc>
+        <w:tc>
+          <w:tcPr>
+            <w:tcW w:w="510" w:type="pct"/>
+          </w:tcPr>
+          <w:p>
+            <w:pPr>
+              <w:rPr>
+                <w:rFonts w:ascii="Times New Roman" w:hAnsi="Times New Roman" w:cs="Times New Roman"/>
+                <w:sz w:val="20"/>
+                <w:szCs w:val="20"/>
+              </w:rPr>
+            </w:pPr>
+          </w:p>
+        </w:tc>
+        <w:tc>
+          <w:tcPr>
+            <w:tcW w:w="337" w:type="pct"/>
+          </w:tcPr>
+          <w:p>
+            <w:pPr>
+              <w:rPr>
+                <w:rFonts w:ascii="Times New Roman" w:hAnsi="Times New Roman" w:cs="Times New Roman"/>
+                <w:sz w:val="20"/>
+                <w:szCs w:val="20"/>
+              </w:rPr>
+            </w:pPr>
+          </w:p>
+        </w:tc>
+        <w:tc>
+          <w:tcPr>
+            <w:tcW w:w="469" w:type="pct"/>
+          </w:tcPr>
+          <w:p>
+            <w:pPr>
+              <w:rPr>
+                <w:rFonts w:ascii="Times New Roman" w:hAnsi="Times New Roman" w:cs="Times New Roman"/>
+                <w:sz w:val="20"/>
+                <w:szCs w:val="20"/>
+              </w:rPr>
+            </w:pPr>
+          </w:p>
+        </w:tc>
+        <w:tc>
+          <w:tcPr>
+            <w:tcW w:w="469" w:type="pct"/>
+          </w:tcPr>
+          <w:p>
+            <w:pPr>
+              <w:rPr>
+                <w:rFonts w:ascii="Times New Roman" w:hAnsi="Times New Roman" w:cs="Times New Roman"/>
+                <w:sz w:val="20"/>
+                <w:szCs w:val="20"/>
+              </w:rPr>
+            </w:pPr>
+          </w:p>
+        </w:tc>
+        <w:tc>
+          <w:tcPr>
+            <w:tcW w:w="510" w:type="pct"/>
+          </w:tcPr>
+          <w:p>
+            <w:pPr>
+              <w:rPr>
+                <w:rFonts w:ascii="Times New Roman" w:hAnsi="Times New Roman" w:cs="Times New Roman"/>
+                <w:sz w:val="20"/>
+                <w:szCs w:val="20"/>
+              </w:rPr>
+            </w:pPr>
+          </w:p>
+        </w:tc>
+        <w:tc>
+          <w:tcPr>
+            <w:tcW w:w="510" w:type="pct"/>
+          </w:tcPr>
+          <w:p>
+            <w:pPr>
+              <w:rPr>
+                <w:rFonts w:ascii="Times New Roman" w:hAnsi="Times New Roman" w:cs="Times New Roman"/>
+                <w:sz w:val="20"/>
+                <w:szCs w:val="20"/>
+              </w:rPr>
+            </w:pPr>
+          </w:p>
+        </w:tc>
+        <w:tc>
+          <w:tcPr>
+            <w:tcW w:w="337" w:type="pct"/>
+          </w:tcPr>
+          <w:p>
+            <w:pPr>
+              <w:rPr>
+                <w:rFonts w:ascii="Times New Roman" w:hAnsi="Times New Roman" w:cs="Times New Roman"/>
+                <w:sz w:val="20"/>
+                <w:szCs w:val="20"/>
+              </w:rPr>
+            </w:pPr>
+          </w:p>
+        </w:tc>
+        <w:tc>
+          <w:tcPr>
+            <w:tcW w:w="510" w:type="pct"/>
+          </w:tcPr>
+          <w:p>
+            <w:pPr>
+              <w:rPr>
+                <w:rFonts w:ascii="Times New Roman" w:hAnsi="Times New Roman" w:cs="Times New Roman"/>
+                <w:sz w:val="20"/>
+                <w:szCs w:val="20"/>
               </w:rPr>
             </w:pPr>
           </w:p>
@@ -2615,122 +4455,262 @@
         </w:trPr>
         <w:tc>
           <w:tcPr>
-            <w:tcW w:w="0" w:type="auto"/>
-          </w:tcPr>
-          <w:p>
-            <w:pPr>
-              <w:rPr>
-                <w:rFonts w:ascii="Times New Roman" w:hAnsi="Times New Roman" w:cs="Times New Roman"/>
-              </w:rPr>
-            </w:pPr>
-          </w:p>
-        </w:tc>
-        <w:tc>
-          <w:tcPr>
-            <w:tcW w:w="0" w:type="auto"/>
-          </w:tcPr>
-          <w:p>
-            <w:pPr>
-              <w:rPr>
-                <w:rFonts w:ascii="Times New Roman" w:hAnsi="Times New Roman" w:cs="Times New Roman"/>
-              </w:rPr>
-            </w:pPr>
-          </w:p>
-        </w:tc>
-        <w:tc>
-          <w:tcPr>
-            <w:tcW w:w="0" w:type="auto"/>
-          </w:tcPr>
-          <w:p>
-            <w:pPr>
-              <w:rPr>
-                <w:rFonts w:ascii="Times New Roman" w:hAnsi="Times New Roman" w:cs="Times New Roman"/>
-              </w:rPr>
-            </w:pPr>
-          </w:p>
-        </w:tc>
-        <w:tc>
-          <w:tcPr>
-            <w:tcW w:w="0" w:type="auto"/>
-          </w:tcPr>
-          <w:p>
-            <w:pPr>
-              <w:rPr>
-                <w:rFonts w:ascii="Times New Roman" w:hAnsi="Times New Roman" w:cs="Times New Roman"/>
-              </w:rPr>
-            </w:pPr>
-          </w:p>
-        </w:tc>
-        <w:tc>
-          <w:tcPr>
-            <w:tcW w:w="0" w:type="auto"/>
-          </w:tcPr>
-          <w:p>
-            <w:pPr>
-              <w:rPr>
-                <w:rFonts w:ascii="Times New Roman" w:hAnsi="Times New Roman" w:cs="Times New Roman"/>
-              </w:rPr>
-            </w:pPr>
-          </w:p>
-        </w:tc>
-        <w:tc>
-          <w:tcPr>
-            <w:tcW w:w="0" w:type="auto"/>
-          </w:tcPr>
-          <w:p>
-            <w:pPr>
-              <w:rPr>
-                <w:rFonts w:ascii="Times New Roman" w:hAnsi="Times New Roman" w:cs="Times New Roman"/>
-              </w:rPr>
-            </w:pPr>
-          </w:p>
-        </w:tc>
-        <w:tc>
-          <w:tcPr>
-            <w:tcW w:w="0" w:type="auto"/>
-          </w:tcPr>
-          <w:p>
-            <w:pPr>
-              <w:rPr>
-                <w:rFonts w:ascii="Times New Roman" w:hAnsi="Times New Roman" w:cs="Times New Roman"/>
-              </w:rPr>
-            </w:pPr>
-          </w:p>
-        </w:tc>
-        <w:tc>
-          <w:tcPr>
-            <w:tcW w:w="0" w:type="auto"/>
-          </w:tcPr>
-          <w:p>
-            <w:pPr>
-              <w:rPr>
-                <w:rFonts w:ascii="Times New Roman" w:hAnsi="Times New Roman" w:cs="Times New Roman"/>
-              </w:rPr>
-            </w:pPr>
-          </w:p>
-        </w:tc>
-        <w:tc>
-          <w:tcPr>
-            <w:tcW w:w="0" w:type="auto"/>
-          </w:tcPr>
-          <w:p>
-            <w:pPr>
-              <w:rPr>
-                <w:rFonts w:ascii="Times New Roman" w:hAnsi="Times New Roman" w:cs="Times New Roman"/>
-              </w:rPr>
-            </w:pPr>
-          </w:p>
-        </w:tc>
-        <w:tc>
-          <w:tcPr>
-            <w:tcW w:w="0" w:type="auto"/>
-          </w:tcPr>
-          <w:p>
-            <w:pPr>
-              <w:rPr>
-                <w:rFonts w:ascii="Times New Roman" w:hAnsi="Times New Roman" w:cs="Times New Roman"/>
-              </w:rPr>
-            </w:pPr>
+            <w:tcW w:w="837" w:type="pct"/>
+          </w:tcPr>
+          <w:p>
+            <w:pPr>
+              <w:rPr>
+                <w:rFonts w:ascii="Times New Roman" w:hAnsi="Times New Roman" w:cs="Times New Roman"/>
+                <w:sz w:val="20"/>
+                <w:szCs w:val="20"/>
+              </w:rPr>
+            </w:pPr>
+            <w:r>
+              <w:rPr>
+                <w:rFonts w:ascii="Times New Roman" w:hAnsi="Times New Roman" w:cs="Times New Roman"/>
+                <w:sz w:val="20"/>
+                <w:szCs w:val="20"/>
+              </w:rPr>
+              <w:t>Accident</w:t>
+            </w:r>
+          </w:p>
+        </w:tc>
+        <w:tc>
+          <w:tcPr>
+            <w:tcW w:w="510" w:type="pct"/>
+          </w:tcPr>
+          <w:p>
+            <w:pPr>
+              <w:rPr>
+                <w:rFonts w:ascii="Times New Roman" w:hAnsi="Times New Roman" w:cs="Times New Roman"/>
+                <w:sz w:val="20"/>
+                <w:szCs w:val="20"/>
+              </w:rPr>
+            </w:pPr>
+            <w:r>
+              <w:rPr>
+                <w:rFonts w:ascii="Times New Roman" w:hAnsi="Times New Roman" w:cs="Times New Roman"/>
+                <w:sz w:val="20"/>
+                <w:szCs w:val="20"/>
+              </w:rPr>
+              <w:t>343 (74.40)</w:t>
+            </w:r>
+          </w:p>
+        </w:tc>
+        <w:tc>
+          <w:tcPr>
+            <w:tcW w:w="510" w:type="pct"/>
+          </w:tcPr>
+          <w:p>
+            <w:pPr>
+              <w:rPr>
+                <w:rFonts w:ascii="Times New Roman" w:hAnsi="Times New Roman" w:cs="Times New Roman"/>
+                <w:sz w:val="20"/>
+                <w:szCs w:val="20"/>
+              </w:rPr>
+            </w:pPr>
+            <w:r>
+              <w:rPr>
+                <w:rFonts w:ascii="Times New Roman" w:hAnsi="Times New Roman" w:cs="Times New Roman"/>
+                <w:sz w:val="20"/>
+                <w:szCs w:val="20"/>
+              </w:rPr>
+              <w:t>118 (25.60)</w:t>
+            </w:r>
+          </w:p>
+        </w:tc>
+        <w:tc>
+          <w:tcPr>
+            <w:tcW w:w="337" w:type="pct"/>
+          </w:tcPr>
+          <w:p>
+            <w:pPr>
+              <w:rPr>
+                <w:rFonts w:ascii="Times New Roman" w:hAnsi="Times New Roman" w:cs="Times New Roman"/>
+                <w:sz w:val="20"/>
+                <w:szCs w:val="20"/>
+              </w:rPr>
+            </w:pPr>
+            <w:r>
+              <w:rPr>
+                <w:rFonts w:ascii="Times New Roman" w:hAnsi="Times New Roman" w:cs="Times New Roman"/>
+                <w:sz w:val="20"/>
+                <w:szCs w:val="20"/>
+              </w:rPr>
+              <w:t>&lt;0.001</w:t>
+            </w:r>
+          </w:p>
+        </w:tc>
+        <w:tc>
+          <w:tcPr>
+            <w:tcW w:w="469" w:type="pct"/>
+          </w:tcPr>
+          <w:p>
+            <w:pPr>
+              <w:rPr>
+                <w:rFonts w:ascii="Times New Roman" w:hAnsi="Times New Roman" w:cs="Times New Roman"/>
+                <w:sz w:val="20"/>
+                <w:szCs w:val="20"/>
+              </w:rPr>
+            </w:pPr>
+            <w:r>
+              <w:rPr>
+                <w:rFonts w:ascii="Times New Roman" w:hAnsi="Times New Roman" w:cs="Times New Roman"/>
+                <w:sz w:val="20"/>
+                <w:szCs w:val="20"/>
+              </w:rPr>
+              <w:t>91</w:t>
+            </w:r>
+            <w:r>
+              <w:rPr>
+                <w:rFonts w:ascii="Times New Roman" w:hAnsi="Times New Roman" w:cs="Times New Roman"/>
+                <w:sz w:val="20"/>
+                <w:szCs w:val="20"/>
+              </w:rPr>
+              <w:t xml:space="preserve"> (</w:t>
+            </w:r>
+            <w:r>
+              <w:rPr>
+                <w:rFonts w:ascii="Times New Roman" w:hAnsi="Times New Roman" w:cs="Times New Roman"/>
+                <w:sz w:val="20"/>
+                <w:szCs w:val="20"/>
+              </w:rPr>
+              <w:t>19.74)</w:t>
+            </w:r>
+          </w:p>
+        </w:tc>
+        <w:tc>
+          <w:tcPr>
+            <w:tcW w:w="469" w:type="pct"/>
+          </w:tcPr>
+          <w:p>
+            <w:pPr>
+              <w:rPr>
+                <w:rFonts w:ascii="Times New Roman" w:hAnsi="Times New Roman" w:cs="Times New Roman"/>
+                <w:sz w:val="20"/>
+                <w:szCs w:val="20"/>
+              </w:rPr>
+            </w:pPr>
+            <w:r>
+              <w:rPr>
+                <w:rFonts w:ascii="Times New Roman" w:hAnsi="Times New Roman" w:cs="Times New Roman"/>
+                <w:sz w:val="20"/>
+                <w:szCs w:val="20"/>
+              </w:rPr>
+              <w:t>178 (</w:t>
+            </w:r>
+            <w:r>
+              <w:rPr>
+                <w:rFonts w:ascii="Times New Roman" w:hAnsi="Times New Roman" w:cs="Times New Roman"/>
+                <w:sz w:val="20"/>
+                <w:szCs w:val="20"/>
+              </w:rPr>
+              <w:t>38.61)</w:t>
+            </w:r>
+          </w:p>
+        </w:tc>
+        <w:tc>
+          <w:tcPr>
+            <w:tcW w:w="510" w:type="pct"/>
+          </w:tcPr>
+          <w:p>
+            <w:pPr>
+              <w:rPr>
+                <w:rFonts w:ascii="Times New Roman" w:hAnsi="Times New Roman" w:cs="Times New Roman"/>
+                <w:sz w:val="20"/>
+                <w:szCs w:val="20"/>
+              </w:rPr>
+            </w:pPr>
+            <w:r>
+              <w:rPr>
+                <w:rFonts w:ascii="Times New Roman" w:hAnsi="Times New Roman" w:cs="Times New Roman"/>
+                <w:sz w:val="20"/>
+                <w:szCs w:val="20"/>
+              </w:rPr>
+              <w:t>129 (</w:t>
+            </w:r>
+            <w:r>
+              <w:rPr>
+                <w:rFonts w:ascii="Times New Roman" w:hAnsi="Times New Roman" w:cs="Times New Roman"/>
+                <w:sz w:val="20"/>
+                <w:szCs w:val="20"/>
+              </w:rPr>
+              <w:t>27.98)</w:t>
+            </w:r>
+          </w:p>
+        </w:tc>
+        <w:tc>
+          <w:tcPr>
+            <w:tcW w:w="510" w:type="pct"/>
+          </w:tcPr>
+          <w:p>
+            <w:pPr>
+              <w:rPr>
+                <w:rFonts w:ascii="Times New Roman" w:hAnsi="Times New Roman" w:cs="Times New Roman"/>
+                <w:sz w:val="20"/>
+                <w:szCs w:val="20"/>
+              </w:rPr>
+            </w:pPr>
+            <w:r>
+              <w:rPr>
+                <w:rFonts w:ascii="Times New Roman" w:hAnsi="Times New Roman" w:cs="Times New Roman"/>
+                <w:sz w:val="20"/>
+                <w:szCs w:val="20"/>
+              </w:rPr>
+              <w:t>63 (</w:t>
+            </w:r>
+            <w:r>
+              <w:rPr>
+                <w:rFonts w:ascii="Times New Roman" w:hAnsi="Times New Roman" w:cs="Times New Roman"/>
+                <w:sz w:val="20"/>
+                <w:szCs w:val="20"/>
+              </w:rPr>
+              <w:t>13.67)</w:t>
+            </w:r>
+          </w:p>
+        </w:tc>
+        <w:tc>
+          <w:tcPr>
+            <w:tcW w:w="337" w:type="pct"/>
+          </w:tcPr>
+          <w:p>
+            <w:pPr>
+              <w:rPr>
+                <w:rFonts w:ascii="Times New Roman" w:hAnsi="Times New Roman" w:cs="Times New Roman"/>
+                <w:sz w:val="20"/>
+                <w:szCs w:val="20"/>
+              </w:rPr>
+            </w:pPr>
+            <w:r>
+              <w:rPr>
+                <w:rFonts w:ascii="Times New Roman" w:hAnsi="Times New Roman" w:cs="Times New Roman"/>
+                <w:sz w:val="20"/>
+                <w:szCs w:val="20"/>
+              </w:rPr>
+              <w:t>&lt;0.001</w:t>
+            </w:r>
+          </w:p>
+        </w:tc>
+        <w:tc>
+          <w:tcPr>
+            <w:tcW w:w="510" w:type="pct"/>
+          </w:tcPr>
+          <w:p>
+            <w:pPr>
+              <w:rPr>
+                <w:rFonts w:ascii="Times New Roman" w:hAnsi="Times New Roman" w:cs="Times New Roman"/>
+                <w:sz w:val="20"/>
+                <w:szCs w:val="20"/>
+              </w:rPr>
+            </w:pPr>
+            <w:r>
+              <w:rPr>
+                <w:rFonts w:ascii="Times New Roman" w:hAnsi="Times New Roman" w:cs="Times New Roman"/>
+                <w:sz w:val="20"/>
+                <w:szCs w:val="20"/>
+              </w:rPr>
+              <w:t>461 (4.40)</w:t>
+            </w:r>
           </w:p>
         </w:tc>
       </w:tr>
@@ -2740,17 +4720,1407 @@
         </w:trPr>
         <w:tc>
           <w:tcPr>
-            <w:tcW w:w="0" w:type="auto"/>
-          </w:tcPr>
-          <w:p>
-            <w:pPr>
-              <w:rPr>
-                <w:rFonts w:ascii="Times New Roman" w:hAnsi="Times New Roman" w:cs="Times New Roman"/>
-              </w:rPr>
-            </w:pPr>
-            <w:r>
-              <w:rPr>
-                <w:rFonts w:ascii="Times New Roman" w:hAnsi="Times New Roman" w:cs="Times New Roman"/>
+            <w:tcW w:w="837" w:type="pct"/>
+          </w:tcPr>
+          <w:p>
+            <w:pPr>
+              <w:rPr>
+                <w:rFonts w:ascii="Times New Roman" w:hAnsi="Times New Roman" w:cs="Times New Roman"/>
+                <w:sz w:val="20"/>
+                <w:szCs w:val="20"/>
+              </w:rPr>
+            </w:pPr>
+            <w:r>
+              <w:rPr>
+                <w:rFonts w:ascii="Times New Roman" w:hAnsi="Times New Roman" w:cs="Times New Roman"/>
+                <w:sz w:val="20"/>
+                <w:szCs w:val="20"/>
+              </w:rPr>
+              <w:t>Cancer</w:t>
+            </w:r>
+          </w:p>
+        </w:tc>
+        <w:tc>
+          <w:tcPr>
+            <w:tcW w:w="510" w:type="pct"/>
+          </w:tcPr>
+          <w:p>
+            <w:pPr>
+              <w:rPr>
+                <w:rFonts w:ascii="Times New Roman" w:hAnsi="Times New Roman" w:cs="Times New Roman"/>
+                <w:sz w:val="20"/>
+                <w:szCs w:val="20"/>
+              </w:rPr>
+            </w:pPr>
+            <w:r>
+              <w:rPr>
+                <w:rFonts w:ascii="Times New Roman" w:hAnsi="Times New Roman" w:cs="Times New Roman"/>
+                <w:sz w:val="20"/>
+                <w:szCs w:val="20"/>
+              </w:rPr>
+              <w:t>367 (55.44)</w:t>
+            </w:r>
+          </w:p>
+        </w:tc>
+        <w:tc>
+          <w:tcPr>
+            <w:tcW w:w="510" w:type="pct"/>
+          </w:tcPr>
+          <w:p>
+            <w:pPr>
+              <w:rPr>
+                <w:rFonts w:ascii="Times New Roman" w:hAnsi="Times New Roman" w:cs="Times New Roman"/>
+                <w:sz w:val="20"/>
+                <w:szCs w:val="20"/>
+              </w:rPr>
+            </w:pPr>
+            <w:r>
+              <w:rPr>
+                <w:rFonts w:ascii="Times New Roman" w:hAnsi="Times New Roman" w:cs="Times New Roman"/>
+                <w:sz w:val="20"/>
+                <w:szCs w:val="20"/>
+              </w:rPr>
+              <w:t>295 (44.56)</w:t>
+            </w:r>
+          </w:p>
+        </w:tc>
+        <w:tc>
+          <w:tcPr>
+            <w:tcW w:w="337" w:type="pct"/>
+          </w:tcPr>
+          <w:p>
+            <w:pPr>
+              <w:rPr>
+                <w:rFonts w:ascii="Times New Roman" w:hAnsi="Times New Roman" w:cs="Times New Roman"/>
+                <w:sz w:val="20"/>
+                <w:szCs w:val="20"/>
+              </w:rPr>
+            </w:pPr>
+          </w:p>
+        </w:tc>
+        <w:tc>
+          <w:tcPr>
+            <w:tcW w:w="469" w:type="pct"/>
+          </w:tcPr>
+          <w:p>
+            <w:pPr>
+              <w:rPr>
+                <w:rFonts w:ascii="Times New Roman" w:hAnsi="Times New Roman" w:cs="Times New Roman"/>
+                <w:sz w:val="20"/>
+                <w:szCs w:val="20"/>
+              </w:rPr>
+            </w:pPr>
+            <w:r>
+              <w:rPr>
+                <w:rFonts w:ascii="Times New Roman" w:hAnsi="Times New Roman" w:cs="Times New Roman"/>
+                <w:sz w:val="20"/>
+                <w:szCs w:val="20"/>
+              </w:rPr>
+              <w:t>24 (</w:t>
+            </w:r>
+            <w:r>
+              <w:rPr>
+                <w:rFonts w:ascii="Times New Roman" w:hAnsi="Times New Roman" w:cs="Times New Roman"/>
+                <w:sz w:val="20"/>
+                <w:szCs w:val="20"/>
+              </w:rPr>
+              <w:t>3.63)</w:t>
+            </w:r>
+          </w:p>
+        </w:tc>
+        <w:tc>
+          <w:tcPr>
+            <w:tcW w:w="469" w:type="pct"/>
+          </w:tcPr>
+          <w:p>
+            <w:pPr>
+              <w:rPr>
+                <w:rFonts w:ascii="Times New Roman" w:hAnsi="Times New Roman" w:cs="Times New Roman"/>
+                <w:sz w:val="20"/>
+                <w:szCs w:val="20"/>
+              </w:rPr>
+            </w:pPr>
+            <w:r>
+              <w:rPr>
+                <w:rFonts w:ascii="Times New Roman" w:hAnsi="Times New Roman" w:cs="Times New Roman"/>
+                <w:sz w:val="20"/>
+                <w:szCs w:val="20"/>
+              </w:rPr>
+              <w:t>134 (</w:t>
+            </w:r>
+            <w:r>
+              <w:rPr>
+                <w:rFonts w:ascii="Times New Roman" w:hAnsi="Times New Roman" w:cs="Times New Roman"/>
+                <w:sz w:val="20"/>
+                <w:szCs w:val="20"/>
+              </w:rPr>
+              <w:t>20.24)</w:t>
+            </w:r>
+          </w:p>
+        </w:tc>
+        <w:tc>
+          <w:tcPr>
+            <w:tcW w:w="510" w:type="pct"/>
+          </w:tcPr>
+          <w:p>
+            <w:pPr>
+              <w:rPr>
+                <w:rFonts w:ascii="Times New Roman" w:hAnsi="Times New Roman" w:cs="Times New Roman"/>
+                <w:sz w:val="20"/>
+                <w:szCs w:val="20"/>
+              </w:rPr>
+            </w:pPr>
+            <w:r>
+              <w:rPr>
+                <w:rFonts w:ascii="Times New Roman" w:hAnsi="Times New Roman" w:cs="Times New Roman"/>
+                <w:sz w:val="20"/>
+                <w:szCs w:val="20"/>
+              </w:rPr>
+              <w:t>369 (</w:t>
+            </w:r>
+            <w:r>
+              <w:rPr>
+                <w:rFonts w:ascii="Times New Roman" w:hAnsi="Times New Roman" w:cs="Times New Roman"/>
+                <w:sz w:val="20"/>
+                <w:szCs w:val="20"/>
+              </w:rPr>
+              <w:t>55.74)</w:t>
+            </w:r>
+          </w:p>
+        </w:tc>
+        <w:tc>
+          <w:tcPr>
+            <w:tcW w:w="510" w:type="pct"/>
+          </w:tcPr>
+          <w:p>
+            <w:pPr>
+              <w:rPr>
+                <w:rFonts w:ascii="Times New Roman" w:hAnsi="Times New Roman" w:cs="Times New Roman"/>
+                <w:sz w:val="20"/>
+                <w:szCs w:val="20"/>
+              </w:rPr>
+            </w:pPr>
+            <w:r>
+              <w:rPr>
+                <w:rFonts w:ascii="Times New Roman" w:hAnsi="Times New Roman" w:cs="Times New Roman"/>
+                <w:sz w:val="20"/>
+                <w:szCs w:val="20"/>
+              </w:rPr>
+              <w:t>135 (</w:t>
+            </w:r>
+            <w:r>
+              <w:rPr>
+                <w:rFonts w:ascii="Times New Roman" w:hAnsi="Times New Roman" w:cs="Times New Roman"/>
+                <w:sz w:val="20"/>
+                <w:szCs w:val="20"/>
+              </w:rPr>
+              <w:t>20.39)</w:t>
+            </w:r>
+          </w:p>
+        </w:tc>
+        <w:tc>
+          <w:tcPr>
+            <w:tcW w:w="337" w:type="pct"/>
+          </w:tcPr>
+          <w:p>
+            <w:pPr>
+              <w:rPr>
+                <w:rFonts w:ascii="Times New Roman" w:hAnsi="Times New Roman" w:cs="Times New Roman"/>
+                <w:sz w:val="20"/>
+                <w:szCs w:val="20"/>
+              </w:rPr>
+            </w:pPr>
+          </w:p>
+        </w:tc>
+        <w:tc>
+          <w:tcPr>
+            <w:tcW w:w="510" w:type="pct"/>
+          </w:tcPr>
+          <w:p>
+            <w:pPr>
+              <w:rPr>
+                <w:rFonts w:ascii="Times New Roman" w:hAnsi="Times New Roman" w:cs="Times New Roman"/>
+                <w:sz w:val="20"/>
+                <w:szCs w:val="20"/>
+              </w:rPr>
+            </w:pPr>
+            <w:r>
+              <w:rPr>
+                <w:rFonts w:ascii="Times New Roman" w:hAnsi="Times New Roman" w:cs="Times New Roman"/>
+                <w:sz w:val="20"/>
+                <w:szCs w:val="20"/>
+              </w:rPr>
+              <w:t>662 (6.32)</w:t>
+            </w:r>
+          </w:p>
+        </w:tc>
+      </w:tr>
+      <w:tr>
+        <w:trPr>
+          <w:jc w:val="center"/>
+        </w:trPr>
+        <w:tc>
+          <w:tcPr>
+            <w:tcW w:w="837" w:type="pct"/>
+          </w:tcPr>
+          <w:p>
+            <w:pPr>
+              <w:rPr>
+                <w:rFonts w:ascii="Times New Roman" w:hAnsi="Times New Roman" w:cs="Times New Roman"/>
+                <w:sz w:val="20"/>
+                <w:szCs w:val="20"/>
+              </w:rPr>
+            </w:pPr>
+            <w:r>
+              <w:rPr>
+                <w:rFonts w:ascii="Times New Roman" w:hAnsi="Times New Roman" w:cs="Times New Roman"/>
+                <w:sz w:val="20"/>
+                <w:szCs w:val="20"/>
+              </w:rPr>
+              <w:t>Cardiovascular disease</w:t>
+            </w:r>
+          </w:p>
+        </w:tc>
+        <w:tc>
+          <w:tcPr>
+            <w:tcW w:w="510" w:type="pct"/>
+          </w:tcPr>
+          <w:p>
+            <w:pPr>
+              <w:rPr>
+                <w:rFonts w:ascii="Times New Roman" w:hAnsi="Times New Roman" w:cs="Times New Roman"/>
+                <w:sz w:val="20"/>
+                <w:szCs w:val="20"/>
+              </w:rPr>
+            </w:pPr>
+            <w:r>
+              <w:rPr>
+                <w:rFonts w:ascii="Times New Roman" w:hAnsi="Times New Roman" w:cs="Times New Roman"/>
+                <w:sz w:val="20"/>
+                <w:szCs w:val="20"/>
+              </w:rPr>
+              <w:t>2160 (70.13)</w:t>
+            </w:r>
+          </w:p>
+        </w:tc>
+        <w:tc>
+          <w:tcPr>
+            <w:tcW w:w="510" w:type="pct"/>
+          </w:tcPr>
+          <w:p>
+            <w:pPr>
+              <w:rPr>
+                <w:rFonts w:ascii="Times New Roman" w:hAnsi="Times New Roman" w:cs="Times New Roman"/>
+                <w:sz w:val="20"/>
+                <w:szCs w:val="20"/>
+              </w:rPr>
+            </w:pPr>
+            <w:r>
+              <w:rPr>
+                <w:rFonts w:ascii="Times New Roman" w:hAnsi="Times New Roman" w:cs="Times New Roman"/>
+                <w:sz w:val="20"/>
+                <w:szCs w:val="20"/>
+              </w:rPr>
+              <w:t>920 (29.87)</w:t>
+            </w:r>
+          </w:p>
+        </w:tc>
+        <w:tc>
+          <w:tcPr>
+            <w:tcW w:w="337" w:type="pct"/>
+          </w:tcPr>
+          <w:p>
+            <w:pPr>
+              <w:rPr>
+                <w:rFonts w:ascii="Times New Roman" w:hAnsi="Times New Roman" w:cs="Times New Roman"/>
+                <w:sz w:val="20"/>
+                <w:szCs w:val="20"/>
+              </w:rPr>
+            </w:pPr>
+          </w:p>
+        </w:tc>
+        <w:tc>
+          <w:tcPr>
+            <w:tcW w:w="469" w:type="pct"/>
+          </w:tcPr>
+          <w:p>
+            <w:pPr>
+              <w:rPr>
+                <w:rFonts w:ascii="Times New Roman" w:hAnsi="Times New Roman" w:cs="Times New Roman"/>
+                <w:sz w:val="20"/>
+                <w:szCs w:val="20"/>
+              </w:rPr>
+            </w:pPr>
+            <w:r>
+              <w:rPr>
+                <w:rFonts w:ascii="Times New Roman" w:hAnsi="Times New Roman" w:cs="Times New Roman"/>
+                <w:sz w:val="20"/>
+                <w:szCs w:val="20"/>
+              </w:rPr>
+              <w:t>39 (</w:t>
+            </w:r>
+            <w:r>
+              <w:rPr>
+                <w:rFonts w:ascii="Times New Roman" w:hAnsi="Times New Roman" w:cs="Times New Roman"/>
+                <w:sz w:val="20"/>
+                <w:szCs w:val="20"/>
+              </w:rPr>
+              <w:t>1.27)</w:t>
+            </w:r>
+          </w:p>
+        </w:tc>
+        <w:tc>
+          <w:tcPr>
+            <w:tcW w:w="469" w:type="pct"/>
+          </w:tcPr>
+          <w:p>
+            <w:pPr>
+              <w:rPr>
+                <w:rFonts w:ascii="Times New Roman" w:hAnsi="Times New Roman" w:cs="Times New Roman"/>
+                <w:sz w:val="20"/>
+                <w:szCs w:val="20"/>
+              </w:rPr>
+            </w:pPr>
+            <w:r>
+              <w:rPr>
+                <w:rFonts w:ascii="Times New Roman" w:hAnsi="Times New Roman" w:cs="Times New Roman"/>
+                <w:sz w:val="20"/>
+                <w:szCs w:val="20"/>
+              </w:rPr>
+              <w:t>517 (</w:t>
+            </w:r>
+            <w:r>
+              <w:rPr>
+                <w:rFonts w:ascii="Times New Roman" w:hAnsi="Times New Roman" w:cs="Times New Roman"/>
+                <w:sz w:val="20"/>
+                <w:szCs w:val="20"/>
+              </w:rPr>
+              <w:t>16.79)</w:t>
+            </w:r>
+          </w:p>
+        </w:tc>
+        <w:tc>
+          <w:tcPr>
+            <w:tcW w:w="510" w:type="pct"/>
+          </w:tcPr>
+          <w:p>
+            <w:pPr>
+              <w:rPr>
+                <w:rFonts w:ascii="Times New Roman" w:hAnsi="Times New Roman" w:cs="Times New Roman"/>
+                <w:sz w:val="20"/>
+                <w:szCs w:val="20"/>
+              </w:rPr>
+            </w:pPr>
+            <w:r>
+              <w:rPr>
+                <w:rFonts w:ascii="Times New Roman" w:hAnsi="Times New Roman" w:cs="Times New Roman"/>
+                <w:sz w:val="20"/>
+                <w:szCs w:val="20"/>
+              </w:rPr>
+              <w:t>1676 (</w:t>
+            </w:r>
+            <w:r>
+              <w:rPr>
+                <w:rFonts w:ascii="Times New Roman" w:hAnsi="Times New Roman" w:cs="Times New Roman"/>
+                <w:sz w:val="20"/>
+                <w:szCs w:val="20"/>
+              </w:rPr>
+              <w:t>54.42)</w:t>
+            </w:r>
+          </w:p>
+        </w:tc>
+        <w:tc>
+          <w:tcPr>
+            <w:tcW w:w="510" w:type="pct"/>
+          </w:tcPr>
+          <w:p>
+            <w:pPr>
+              <w:rPr>
+                <w:rFonts w:ascii="Times New Roman" w:hAnsi="Times New Roman" w:cs="Times New Roman"/>
+                <w:sz w:val="20"/>
+                <w:szCs w:val="20"/>
+              </w:rPr>
+            </w:pPr>
+            <w:r>
+              <w:rPr>
+                <w:rFonts w:ascii="Times New Roman" w:hAnsi="Times New Roman" w:cs="Times New Roman"/>
+                <w:sz w:val="20"/>
+                <w:szCs w:val="20"/>
+              </w:rPr>
+              <w:t>848 (</w:t>
+            </w:r>
+            <w:r>
+              <w:rPr>
+                <w:rFonts w:ascii="Times New Roman" w:hAnsi="Times New Roman" w:cs="Times New Roman"/>
+                <w:sz w:val="20"/>
+                <w:szCs w:val="20"/>
+              </w:rPr>
+              <w:t>27.53)</w:t>
+            </w:r>
+          </w:p>
+        </w:tc>
+        <w:tc>
+          <w:tcPr>
+            <w:tcW w:w="337" w:type="pct"/>
+          </w:tcPr>
+          <w:p>
+            <w:pPr>
+              <w:rPr>
+                <w:rFonts w:ascii="Times New Roman" w:hAnsi="Times New Roman" w:cs="Times New Roman"/>
+                <w:sz w:val="20"/>
+                <w:szCs w:val="20"/>
+              </w:rPr>
+            </w:pPr>
+          </w:p>
+        </w:tc>
+        <w:tc>
+          <w:tcPr>
+            <w:tcW w:w="510" w:type="pct"/>
+          </w:tcPr>
+          <w:p>
+            <w:pPr>
+              <w:rPr>
+                <w:rFonts w:ascii="Times New Roman" w:hAnsi="Times New Roman" w:cs="Times New Roman"/>
+                <w:sz w:val="20"/>
+                <w:szCs w:val="20"/>
+              </w:rPr>
+            </w:pPr>
+            <w:r>
+              <w:rPr>
+                <w:rFonts w:ascii="Times New Roman" w:hAnsi="Times New Roman" w:cs="Times New Roman"/>
+                <w:sz w:val="20"/>
+                <w:szCs w:val="20"/>
+              </w:rPr>
+              <w:t>3080 (29.42)</w:t>
+            </w:r>
+          </w:p>
+        </w:tc>
+      </w:tr>
+      <w:tr>
+        <w:trPr>
+          <w:jc w:val="center"/>
+        </w:trPr>
+        <w:tc>
+          <w:tcPr>
+            <w:tcW w:w="837" w:type="pct"/>
+          </w:tcPr>
+          <w:p>
+            <w:pPr>
+              <w:rPr>
+                <w:rFonts w:ascii="Times New Roman" w:hAnsi="Times New Roman" w:cs="Times New Roman"/>
+                <w:sz w:val="20"/>
+                <w:szCs w:val="20"/>
+              </w:rPr>
+            </w:pPr>
+            <w:r>
+              <w:rPr>
+                <w:rFonts w:ascii="Times New Roman" w:hAnsi="Times New Roman" w:cs="Times New Roman"/>
+                <w:sz w:val="20"/>
+                <w:szCs w:val="20"/>
+              </w:rPr>
+              <w:t>Chronic disease</w:t>
+            </w:r>
+          </w:p>
+        </w:tc>
+        <w:tc>
+          <w:tcPr>
+            <w:tcW w:w="510" w:type="pct"/>
+          </w:tcPr>
+          <w:p>
+            <w:pPr>
+              <w:rPr>
+                <w:rFonts w:ascii="Times New Roman" w:hAnsi="Times New Roman" w:cs="Times New Roman"/>
+                <w:sz w:val="20"/>
+                <w:szCs w:val="20"/>
+              </w:rPr>
+            </w:pPr>
+            <w:r>
+              <w:rPr>
+                <w:rFonts w:ascii="Times New Roman" w:hAnsi="Times New Roman" w:cs="Times New Roman"/>
+                <w:sz w:val="20"/>
+                <w:szCs w:val="20"/>
+              </w:rPr>
+              <w:t>206 (50.99)</w:t>
+            </w:r>
+          </w:p>
+        </w:tc>
+        <w:tc>
+          <w:tcPr>
+            <w:tcW w:w="510" w:type="pct"/>
+          </w:tcPr>
+          <w:p>
+            <w:pPr>
+              <w:rPr>
+                <w:rFonts w:ascii="Times New Roman" w:hAnsi="Times New Roman" w:cs="Times New Roman"/>
+                <w:sz w:val="20"/>
+                <w:szCs w:val="20"/>
+              </w:rPr>
+            </w:pPr>
+            <w:r>
+              <w:rPr>
+                <w:rFonts w:ascii="Times New Roman" w:hAnsi="Times New Roman" w:cs="Times New Roman"/>
+                <w:sz w:val="20"/>
+                <w:szCs w:val="20"/>
+              </w:rPr>
+              <w:t>198 (49.01)</w:t>
+            </w:r>
+          </w:p>
+        </w:tc>
+        <w:tc>
+          <w:tcPr>
+            <w:tcW w:w="337" w:type="pct"/>
+          </w:tcPr>
+          <w:p>
+            <w:pPr>
+              <w:rPr>
+                <w:rFonts w:ascii="Times New Roman" w:hAnsi="Times New Roman" w:cs="Times New Roman"/>
+                <w:sz w:val="20"/>
+                <w:szCs w:val="20"/>
+              </w:rPr>
+            </w:pPr>
+          </w:p>
+        </w:tc>
+        <w:tc>
+          <w:tcPr>
+            <w:tcW w:w="469" w:type="pct"/>
+          </w:tcPr>
+          <w:p>
+            <w:pPr>
+              <w:rPr>
+                <w:rFonts w:ascii="Times New Roman" w:hAnsi="Times New Roman" w:cs="Times New Roman"/>
+                <w:sz w:val="20"/>
+                <w:szCs w:val="20"/>
+              </w:rPr>
+            </w:pPr>
+            <w:r>
+              <w:rPr>
+                <w:rFonts w:ascii="Times New Roman" w:hAnsi="Times New Roman" w:cs="Times New Roman"/>
+                <w:sz w:val="20"/>
+                <w:szCs w:val="20"/>
+              </w:rPr>
+              <w:t>5 (</w:t>
+            </w:r>
+            <w:r>
+              <w:rPr>
+                <w:rFonts w:ascii="Times New Roman" w:hAnsi="Times New Roman" w:cs="Times New Roman"/>
+                <w:sz w:val="20"/>
+                <w:szCs w:val="20"/>
+              </w:rPr>
+              <w:t>1.24)</w:t>
+            </w:r>
+          </w:p>
+        </w:tc>
+        <w:tc>
+          <w:tcPr>
+            <w:tcW w:w="469" w:type="pct"/>
+          </w:tcPr>
+          <w:p>
+            <w:pPr>
+              <w:rPr>
+                <w:rFonts w:ascii="Times New Roman" w:hAnsi="Times New Roman" w:cs="Times New Roman"/>
+                <w:sz w:val="20"/>
+                <w:szCs w:val="20"/>
+              </w:rPr>
+            </w:pPr>
+            <w:r>
+              <w:rPr>
+                <w:rFonts w:ascii="Times New Roman" w:hAnsi="Times New Roman" w:cs="Times New Roman"/>
+                <w:sz w:val="20"/>
+                <w:szCs w:val="20"/>
+              </w:rPr>
+              <w:t>57 (</w:t>
+            </w:r>
+            <w:r>
+              <w:rPr>
+                <w:rFonts w:ascii="Times New Roman" w:hAnsi="Times New Roman" w:cs="Times New Roman"/>
+                <w:sz w:val="20"/>
+                <w:szCs w:val="20"/>
+              </w:rPr>
+              <w:t>14.11)</w:t>
+            </w:r>
+          </w:p>
+        </w:tc>
+        <w:tc>
+          <w:tcPr>
+            <w:tcW w:w="510" w:type="pct"/>
+          </w:tcPr>
+          <w:p>
+            <w:pPr>
+              <w:rPr>
+                <w:rFonts w:ascii="Times New Roman" w:hAnsi="Times New Roman" w:cs="Times New Roman"/>
+                <w:sz w:val="20"/>
+                <w:szCs w:val="20"/>
+              </w:rPr>
+            </w:pPr>
+            <w:r>
+              <w:rPr>
+                <w:rFonts w:ascii="Times New Roman" w:hAnsi="Times New Roman" w:cs="Times New Roman"/>
+                <w:sz w:val="20"/>
+                <w:szCs w:val="20"/>
+              </w:rPr>
+              <w:t>259 (</w:t>
+            </w:r>
+            <w:r>
+              <w:rPr>
+                <w:rFonts w:ascii="Times New Roman" w:hAnsi="Times New Roman" w:cs="Times New Roman"/>
+                <w:sz w:val="20"/>
+                <w:szCs w:val="20"/>
+              </w:rPr>
+              <w:t>64.11)</w:t>
+            </w:r>
+          </w:p>
+        </w:tc>
+        <w:tc>
+          <w:tcPr>
+            <w:tcW w:w="510" w:type="pct"/>
+          </w:tcPr>
+          <w:p>
+            <w:pPr>
+              <w:rPr>
+                <w:rFonts w:ascii="Times New Roman" w:hAnsi="Times New Roman" w:cs="Times New Roman"/>
+                <w:sz w:val="20"/>
+                <w:szCs w:val="20"/>
+              </w:rPr>
+            </w:pPr>
+            <w:r>
+              <w:rPr>
+                <w:rFonts w:ascii="Times New Roman" w:hAnsi="Times New Roman" w:cs="Times New Roman"/>
+                <w:sz w:val="20"/>
+                <w:szCs w:val="20"/>
+              </w:rPr>
+              <w:t>83 (</w:t>
+            </w:r>
+            <w:r>
+              <w:rPr>
+                <w:rFonts w:ascii="Times New Roman" w:hAnsi="Times New Roman" w:cs="Times New Roman"/>
+                <w:sz w:val="20"/>
+                <w:szCs w:val="20"/>
+              </w:rPr>
+              <w:t>20.54)</w:t>
+            </w:r>
+          </w:p>
+        </w:tc>
+        <w:tc>
+          <w:tcPr>
+            <w:tcW w:w="337" w:type="pct"/>
+          </w:tcPr>
+          <w:p>
+            <w:pPr>
+              <w:rPr>
+                <w:rFonts w:ascii="Times New Roman" w:hAnsi="Times New Roman" w:cs="Times New Roman"/>
+                <w:sz w:val="20"/>
+                <w:szCs w:val="20"/>
+              </w:rPr>
+            </w:pPr>
+          </w:p>
+        </w:tc>
+        <w:tc>
+          <w:tcPr>
+            <w:tcW w:w="510" w:type="pct"/>
+          </w:tcPr>
+          <w:p>
+            <w:pPr>
+              <w:rPr>
+                <w:rFonts w:ascii="Times New Roman" w:hAnsi="Times New Roman" w:cs="Times New Roman"/>
+                <w:sz w:val="20"/>
+                <w:szCs w:val="20"/>
+              </w:rPr>
+            </w:pPr>
+            <w:r>
+              <w:rPr>
+                <w:rFonts w:ascii="Times New Roman" w:hAnsi="Times New Roman" w:cs="Times New Roman"/>
+                <w:sz w:val="20"/>
+                <w:szCs w:val="20"/>
+              </w:rPr>
+              <w:t>404 (3.86)</w:t>
+            </w:r>
+          </w:p>
+        </w:tc>
+      </w:tr>
+      <w:tr>
+        <w:trPr>
+          <w:jc w:val="center"/>
+        </w:trPr>
+        <w:tc>
+          <w:tcPr>
+            <w:tcW w:w="837" w:type="pct"/>
+          </w:tcPr>
+          <w:p>
+            <w:pPr>
+              <w:rPr>
+                <w:rFonts w:ascii="Times New Roman" w:hAnsi="Times New Roman" w:cs="Times New Roman"/>
+                <w:sz w:val="20"/>
+                <w:szCs w:val="20"/>
+              </w:rPr>
+            </w:pPr>
+            <w:r>
+              <w:rPr>
+                <w:rFonts w:ascii="Times New Roman" w:hAnsi="Times New Roman" w:cs="Times New Roman"/>
+                <w:sz w:val="20"/>
+                <w:szCs w:val="20"/>
+              </w:rPr>
+              <w:t>Lung disease</w:t>
+            </w:r>
+          </w:p>
+        </w:tc>
+        <w:tc>
+          <w:tcPr>
+            <w:tcW w:w="510" w:type="pct"/>
+          </w:tcPr>
+          <w:p>
+            <w:pPr>
+              <w:rPr>
+                <w:rFonts w:ascii="Times New Roman" w:hAnsi="Times New Roman" w:cs="Times New Roman"/>
+                <w:sz w:val="20"/>
+                <w:szCs w:val="20"/>
+              </w:rPr>
+            </w:pPr>
+            <w:r>
+              <w:rPr>
+                <w:rFonts w:ascii="Times New Roman" w:hAnsi="Times New Roman" w:cs="Times New Roman"/>
+                <w:sz w:val="20"/>
+                <w:szCs w:val="20"/>
+              </w:rPr>
+              <w:t>445 (64.49)</w:t>
+            </w:r>
+          </w:p>
+        </w:tc>
+        <w:tc>
+          <w:tcPr>
+            <w:tcW w:w="510" w:type="pct"/>
+          </w:tcPr>
+          <w:p>
+            <w:pPr>
+              <w:rPr>
+                <w:rFonts w:ascii="Times New Roman" w:hAnsi="Times New Roman" w:cs="Times New Roman"/>
+                <w:sz w:val="20"/>
+                <w:szCs w:val="20"/>
+              </w:rPr>
+            </w:pPr>
+            <w:r>
+              <w:rPr>
+                <w:rFonts w:ascii="Times New Roman" w:hAnsi="Times New Roman" w:cs="Times New Roman"/>
+                <w:sz w:val="20"/>
+                <w:szCs w:val="20"/>
+              </w:rPr>
+              <w:t>245 (35.51)</w:t>
+            </w:r>
+          </w:p>
+        </w:tc>
+        <w:tc>
+          <w:tcPr>
+            <w:tcW w:w="337" w:type="pct"/>
+          </w:tcPr>
+          <w:p>
+            <w:pPr>
+              <w:rPr>
+                <w:rFonts w:ascii="Times New Roman" w:hAnsi="Times New Roman" w:cs="Times New Roman"/>
+                <w:sz w:val="20"/>
+                <w:szCs w:val="20"/>
+              </w:rPr>
+            </w:pPr>
+          </w:p>
+        </w:tc>
+        <w:tc>
+          <w:tcPr>
+            <w:tcW w:w="469" w:type="pct"/>
+          </w:tcPr>
+          <w:p>
+            <w:pPr>
+              <w:rPr>
+                <w:rFonts w:ascii="Times New Roman" w:hAnsi="Times New Roman" w:cs="Times New Roman"/>
+                <w:sz w:val="20"/>
+                <w:szCs w:val="20"/>
+              </w:rPr>
+            </w:pPr>
+            <w:r>
+              <w:rPr>
+                <w:rFonts w:ascii="Times New Roman" w:hAnsi="Times New Roman" w:cs="Times New Roman"/>
+                <w:sz w:val="20"/>
+                <w:szCs w:val="20"/>
+              </w:rPr>
+              <w:t>356 (</w:t>
+            </w:r>
+            <w:r>
+              <w:rPr>
+                <w:rFonts w:ascii="Times New Roman" w:hAnsi="Times New Roman" w:cs="Times New Roman"/>
+                <w:sz w:val="20"/>
+                <w:szCs w:val="20"/>
+              </w:rPr>
+              <w:t>51.59)</w:t>
+            </w:r>
+          </w:p>
+        </w:tc>
+        <w:tc>
+          <w:tcPr>
+            <w:tcW w:w="469" w:type="pct"/>
+          </w:tcPr>
+          <w:p>
+            <w:pPr>
+              <w:rPr>
+                <w:rFonts w:ascii="Times New Roman" w:hAnsi="Times New Roman" w:cs="Times New Roman"/>
+                <w:sz w:val="20"/>
+                <w:szCs w:val="20"/>
+              </w:rPr>
+            </w:pPr>
+            <w:r>
+              <w:rPr>
+                <w:rFonts w:ascii="Times New Roman" w:hAnsi="Times New Roman" w:cs="Times New Roman"/>
+                <w:sz w:val="20"/>
+                <w:szCs w:val="20"/>
+              </w:rPr>
+              <w:t>48 (</w:t>
+            </w:r>
+            <w:r>
+              <w:rPr>
+                <w:rFonts w:ascii="Times New Roman" w:hAnsi="Times New Roman" w:cs="Times New Roman"/>
+                <w:sz w:val="20"/>
+                <w:szCs w:val="20"/>
+              </w:rPr>
+              <w:t>6.95)</w:t>
+            </w:r>
+          </w:p>
+        </w:tc>
+        <w:tc>
+          <w:tcPr>
+            <w:tcW w:w="510" w:type="pct"/>
+          </w:tcPr>
+          <w:p>
+            <w:pPr>
+              <w:rPr>
+                <w:rFonts w:ascii="Times New Roman" w:hAnsi="Times New Roman" w:cs="Times New Roman"/>
+                <w:sz w:val="20"/>
+                <w:szCs w:val="20"/>
+              </w:rPr>
+            </w:pPr>
+            <w:r>
+              <w:rPr>
+                <w:rFonts w:ascii="Times New Roman" w:hAnsi="Times New Roman" w:cs="Times New Roman"/>
+                <w:sz w:val="20"/>
+                <w:szCs w:val="20"/>
+              </w:rPr>
+              <w:t>165 (</w:t>
+            </w:r>
+            <w:r>
+              <w:rPr>
+                <w:rFonts w:ascii="Times New Roman" w:hAnsi="Times New Roman" w:cs="Times New Roman"/>
+                <w:sz w:val="20"/>
+                <w:szCs w:val="20"/>
+              </w:rPr>
+              <w:t>23.91)</w:t>
+            </w:r>
+          </w:p>
+        </w:tc>
+        <w:tc>
+          <w:tcPr>
+            <w:tcW w:w="510" w:type="pct"/>
+          </w:tcPr>
+          <w:p>
+            <w:pPr>
+              <w:rPr>
+                <w:rFonts w:ascii="Times New Roman" w:hAnsi="Times New Roman" w:cs="Times New Roman"/>
+                <w:sz w:val="20"/>
+                <w:szCs w:val="20"/>
+              </w:rPr>
+            </w:pPr>
+            <w:r>
+              <w:rPr>
+                <w:rFonts w:ascii="Times New Roman" w:hAnsi="Times New Roman" w:cs="Times New Roman"/>
+                <w:sz w:val="20"/>
+                <w:szCs w:val="20"/>
+              </w:rPr>
+              <w:t>121 (</w:t>
+            </w:r>
+            <w:r>
+              <w:rPr>
+                <w:rFonts w:ascii="Times New Roman" w:hAnsi="Times New Roman" w:cs="Times New Roman"/>
+                <w:sz w:val="20"/>
+                <w:szCs w:val="20"/>
+              </w:rPr>
+              <w:t>17.54)</w:t>
+            </w:r>
+          </w:p>
+        </w:tc>
+        <w:tc>
+          <w:tcPr>
+            <w:tcW w:w="337" w:type="pct"/>
+          </w:tcPr>
+          <w:p>
+            <w:pPr>
+              <w:rPr>
+                <w:rFonts w:ascii="Times New Roman" w:hAnsi="Times New Roman" w:cs="Times New Roman"/>
+                <w:sz w:val="20"/>
+                <w:szCs w:val="20"/>
+              </w:rPr>
+            </w:pPr>
+          </w:p>
+        </w:tc>
+        <w:tc>
+          <w:tcPr>
+            <w:tcW w:w="510" w:type="pct"/>
+          </w:tcPr>
+          <w:p>
+            <w:pPr>
+              <w:rPr>
+                <w:rFonts w:ascii="Times New Roman" w:hAnsi="Times New Roman" w:cs="Times New Roman"/>
+                <w:sz w:val="20"/>
+                <w:szCs w:val="20"/>
+              </w:rPr>
+            </w:pPr>
+            <w:r>
+              <w:rPr>
+                <w:rFonts w:ascii="Times New Roman" w:hAnsi="Times New Roman" w:cs="Times New Roman"/>
+                <w:sz w:val="20"/>
+                <w:szCs w:val="20"/>
+              </w:rPr>
+              <w:t>690 (6.59)</w:t>
+            </w:r>
+          </w:p>
+        </w:tc>
+      </w:tr>
+      <w:tr>
+        <w:trPr>
+          <w:jc w:val="center"/>
+        </w:trPr>
+        <w:tc>
+          <w:tcPr>
+            <w:tcW w:w="837" w:type="pct"/>
+          </w:tcPr>
+          <w:p>
+            <w:pPr>
+              <w:rPr>
+                <w:rFonts w:ascii="Times New Roman" w:hAnsi="Times New Roman" w:cs="Times New Roman"/>
+                <w:sz w:val="20"/>
+                <w:szCs w:val="20"/>
+              </w:rPr>
+            </w:pPr>
+            <w:r>
+              <w:rPr>
+                <w:rFonts w:ascii="Times New Roman" w:hAnsi="Times New Roman" w:cs="Times New Roman"/>
+                <w:sz w:val="20"/>
+                <w:szCs w:val="20"/>
+              </w:rPr>
+              <w:t>Other</w:t>
+            </w:r>
+          </w:p>
+        </w:tc>
+        <w:tc>
+          <w:tcPr>
+            <w:tcW w:w="510" w:type="pct"/>
+          </w:tcPr>
+          <w:p>
+            <w:pPr>
+              <w:rPr>
+                <w:rFonts w:ascii="Times New Roman" w:hAnsi="Times New Roman" w:cs="Times New Roman"/>
+                <w:sz w:val="20"/>
+                <w:szCs w:val="20"/>
+              </w:rPr>
+            </w:pPr>
+            <w:r>
+              <w:rPr>
+                <w:rFonts w:ascii="Times New Roman" w:hAnsi="Times New Roman" w:cs="Times New Roman"/>
+                <w:sz w:val="20"/>
+                <w:szCs w:val="20"/>
+              </w:rPr>
+              <w:t>599 (57.87)</w:t>
+            </w:r>
+          </w:p>
+        </w:tc>
+        <w:tc>
+          <w:tcPr>
+            <w:tcW w:w="510" w:type="pct"/>
+          </w:tcPr>
+          <w:p>
+            <w:pPr>
+              <w:rPr>
+                <w:rFonts w:ascii="Times New Roman" w:hAnsi="Times New Roman" w:cs="Times New Roman"/>
+                <w:sz w:val="20"/>
+                <w:szCs w:val="20"/>
+              </w:rPr>
+            </w:pPr>
+            <w:r>
+              <w:rPr>
+                <w:rFonts w:ascii="Times New Roman" w:hAnsi="Times New Roman" w:cs="Times New Roman"/>
+                <w:sz w:val="20"/>
+                <w:szCs w:val="20"/>
+              </w:rPr>
+              <w:t>436 (42.13)</w:t>
+            </w:r>
+          </w:p>
+        </w:tc>
+        <w:tc>
+          <w:tcPr>
+            <w:tcW w:w="337" w:type="pct"/>
+          </w:tcPr>
+          <w:p>
+            <w:pPr>
+              <w:rPr>
+                <w:rFonts w:ascii="Times New Roman" w:hAnsi="Times New Roman" w:cs="Times New Roman"/>
+                <w:sz w:val="20"/>
+                <w:szCs w:val="20"/>
+              </w:rPr>
+            </w:pPr>
+          </w:p>
+        </w:tc>
+        <w:tc>
+          <w:tcPr>
+            <w:tcW w:w="469" w:type="pct"/>
+          </w:tcPr>
+          <w:p>
+            <w:pPr>
+              <w:rPr>
+                <w:rFonts w:ascii="Times New Roman" w:hAnsi="Times New Roman" w:cs="Times New Roman"/>
+                <w:sz w:val="20"/>
+                <w:szCs w:val="20"/>
+              </w:rPr>
+            </w:pPr>
+            <w:r>
+              <w:rPr>
+                <w:rFonts w:ascii="Times New Roman" w:hAnsi="Times New Roman" w:cs="Times New Roman"/>
+                <w:sz w:val="20"/>
+                <w:szCs w:val="20"/>
+              </w:rPr>
+              <w:t>339 (32.75)</w:t>
+            </w:r>
+          </w:p>
+        </w:tc>
+        <w:tc>
+          <w:tcPr>
+            <w:tcW w:w="469" w:type="pct"/>
+          </w:tcPr>
+          <w:p>
+            <w:pPr>
+              <w:rPr>
+                <w:rFonts w:ascii="Times New Roman" w:hAnsi="Times New Roman" w:cs="Times New Roman"/>
+                <w:sz w:val="20"/>
+                <w:szCs w:val="20"/>
+              </w:rPr>
+            </w:pPr>
+            <w:r>
+              <w:rPr>
+                <w:rFonts w:ascii="Times New Roman" w:hAnsi="Times New Roman" w:cs="Times New Roman"/>
+                <w:sz w:val="20"/>
+                <w:szCs w:val="20"/>
+              </w:rPr>
+              <w:t>286 (27.63)</w:t>
+            </w:r>
+          </w:p>
+        </w:tc>
+        <w:tc>
+          <w:tcPr>
+            <w:tcW w:w="510" w:type="pct"/>
+          </w:tcPr>
+          <w:p>
+            <w:pPr>
+              <w:rPr>
+                <w:rFonts w:ascii="Times New Roman" w:hAnsi="Times New Roman" w:cs="Times New Roman"/>
+                <w:sz w:val="20"/>
+                <w:szCs w:val="20"/>
+              </w:rPr>
+            </w:pPr>
+            <w:r>
+              <w:rPr>
+                <w:rFonts w:ascii="Times New Roman" w:hAnsi="Times New Roman" w:cs="Times New Roman"/>
+                <w:sz w:val="20"/>
+                <w:szCs w:val="20"/>
+              </w:rPr>
+              <w:t>261 (25.21)</w:t>
+            </w:r>
+          </w:p>
+        </w:tc>
+        <w:tc>
+          <w:tcPr>
+            <w:tcW w:w="510" w:type="pct"/>
+          </w:tcPr>
+          <w:p>
+            <w:pPr>
+              <w:rPr>
+                <w:rFonts w:ascii="Times New Roman" w:hAnsi="Times New Roman" w:cs="Times New Roman"/>
+                <w:sz w:val="20"/>
+                <w:szCs w:val="20"/>
+              </w:rPr>
+            </w:pPr>
+            <w:r>
+              <w:rPr>
+                <w:rFonts w:ascii="Times New Roman" w:hAnsi="Times New Roman" w:cs="Times New Roman"/>
+                <w:sz w:val="20"/>
+                <w:szCs w:val="20"/>
+              </w:rPr>
+              <w:t>149 (14.40)</w:t>
+            </w:r>
+          </w:p>
+        </w:tc>
+        <w:tc>
+          <w:tcPr>
+            <w:tcW w:w="337" w:type="pct"/>
+          </w:tcPr>
+          <w:p>
+            <w:pPr>
+              <w:rPr>
+                <w:rFonts w:ascii="Times New Roman" w:hAnsi="Times New Roman" w:cs="Times New Roman"/>
+                <w:sz w:val="20"/>
+                <w:szCs w:val="20"/>
+              </w:rPr>
+            </w:pPr>
+          </w:p>
+        </w:tc>
+        <w:tc>
+          <w:tcPr>
+            <w:tcW w:w="510" w:type="pct"/>
+          </w:tcPr>
+          <w:p>
+            <w:pPr>
+              <w:rPr>
+                <w:rFonts w:ascii="Times New Roman" w:hAnsi="Times New Roman" w:cs="Times New Roman"/>
+                <w:sz w:val="20"/>
+                <w:szCs w:val="20"/>
+              </w:rPr>
+            </w:pPr>
+            <w:r>
+              <w:rPr>
+                <w:rFonts w:ascii="Times New Roman" w:hAnsi="Times New Roman" w:cs="Times New Roman"/>
+                <w:sz w:val="20"/>
+                <w:szCs w:val="20"/>
+              </w:rPr>
+              <w:t>1035 (9.89)</w:t>
+            </w:r>
+          </w:p>
+        </w:tc>
+      </w:tr>
+      <w:tr>
+        <w:trPr>
+          <w:jc w:val="center"/>
+        </w:trPr>
+        <w:tc>
+          <w:tcPr>
+            <w:tcW w:w="837" w:type="pct"/>
+          </w:tcPr>
+          <w:p>
+            <w:pPr>
+              <w:rPr>
+                <w:rFonts w:ascii="Times New Roman" w:hAnsi="Times New Roman" w:cs="Times New Roman"/>
+                <w:sz w:val="20"/>
+                <w:szCs w:val="20"/>
+              </w:rPr>
+            </w:pPr>
+            <w:r>
+              <w:rPr>
+                <w:rFonts w:ascii="Times New Roman" w:hAnsi="Times New Roman" w:cs="Times New Roman"/>
+                <w:sz w:val="20"/>
+                <w:szCs w:val="20"/>
+              </w:rPr>
+              <w:t>Unknown</w:t>
+            </w:r>
+          </w:p>
+        </w:tc>
+        <w:tc>
+          <w:tcPr>
+            <w:tcW w:w="510" w:type="pct"/>
+          </w:tcPr>
+          <w:p>
+            <w:pPr>
+              <w:rPr>
+                <w:rFonts w:ascii="Times New Roman" w:hAnsi="Times New Roman" w:cs="Times New Roman"/>
+                <w:sz w:val="20"/>
+                <w:szCs w:val="20"/>
+              </w:rPr>
+            </w:pPr>
+            <w:r>
+              <w:rPr>
+                <w:rFonts w:ascii="Times New Roman" w:hAnsi="Times New Roman" w:cs="Times New Roman"/>
+                <w:sz w:val="20"/>
+                <w:szCs w:val="20"/>
+              </w:rPr>
+              <w:t>2165 (52.32)</w:t>
+            </w:r>
+          </w:p>
+        </w:tc>
+        <w:tc>
+          <w:tcPr>
+            <w:tcW w:w="510" w:type="pct"/>
+          </w:tcPr>
+          <w:p>
+            <w:pPr>
+              <w:rPr>
+                <w:rFonts w:ascii="Times New Roman" w:hAnsi="Times New Roman" w:cs="Times New Roman"/>
+                <w:sz w:val="20"/>
+                <w:szCs w:val="20"/>
+              </w:rPr>
+            </w:pPr>
+            <w:r>
+              <w:rPr>
+                <w:rFonts w:ascii="Times New Roman" w:hAnsi="Times New Roman" w:cs="Times New Roman"/>
+                <w:sz w:val="20"/>
+                <w:szCs w:val="20"/>
+              </w:rPr>
+              <w:t>1973 (47.68)</w:t>
+            </w:r>
+          </w:p>
+        </w:tc>
+        <w:tc>
+          <w:tcPr>
+            <w:tcW w:w="337" w:type="pct"/>
+          </w:tcPr>
+          <w:p>
+            <w:pPr>
+              <w:rPr>
+                <w:rFonts w:ascii="Times New Roman" w:hAnsi="Times New Roman" w:cs="Times New Roman"/>
+                <w:sz w:val="20"/>
+                <w:szCs w:val="20"/>
+              </w:rPr>
+            </w:pPr>
+          </w:p>
+        </w:tc>
+        <w:tc>
+          <w:tcPr>
+            <w:tcW w:w="469" w:type="pct"/>
+          </w:tcPr>
+          <w:p>
+            <w:pPr>
+              <w:rPr>
+                <w:rFonts w:ascii="Times New Roman" w:hAnsi="Times New Roman" w:cs="Times New Roman"/>
+                <w:sz w:val="20"/>
+                <w:szCs w:val="20"/>
+              </w:rPr>
+            </w:pPr>
+            <w:r>
+              <w:rPr>
+                <w:rFonts w:ascii="Times New Roman" w:hAnsi="Times New Roman" w:cs="Times New Roman"/>
+                <w:sz w:val="20"/>
+                <w:szCs w:val="20"/>
+              </w:rPr>
+              <w:t>151 (3.65)</w:t>
+            </w:r>
+          </w:p>
+        </w:tc>
+        <w:tc>
+          <w:tcPr>
+            <w:tcW w:w="469" w:type="pct"/>
+          </w:tcPr>
+          <w:p>
+            <w:pPr>
+              <w:rPr>
+                <w:rFonts w:ascii="Times New Roman" w:hAnsi="Times New Roman" w:cs="Times New Roman"/>
+                <w:sz w:val="20"/>
+                <w:szCs w:val="20"/>
+              </w:rPr>
+            </w:pPr>
+            <w:r>
+              <w:rPr>
+                <w:rFonts w:ascii="Times New Roman" w:hAnsi="Times New Roman" w:cs="Times New Roman"/>
+                <w:sz w:val="20"/>
+                <w:szCs w:val="20"/>
+              </w:rPr>
+              <w:t>75 (1.81)</w:t>
+            </w:r>
+          </w:p>
+        </w:tc>
+        <w:tc>
+          <w:tcPr>
+            <w:tcW w:w="510" w:type="pct"/>
+          </w:tcPr>
+          <w:p>
+            <w:pPr>
+              <w:rPr>
+                <w:rFonts w:ascii="Times New Roman" w:hAnsi="Times New Roman" w:cs="Times New Roman"/>
+                <w:sz w:val="20"/>
+                <w:szCs w:val="20"/>
+              </w:rPr>
+            </w:pPr>
+            <w:r>
+              <w:rPr>
+                <w:rFonts w:ascii="Times New Roman" w:hAnsi="Times New Roman" w:cs="Times New Roman"/>
+                <w:sz w:val="20"/>
+                <w:szCs w:val="20"/>
+              </w:rPr>
+              <w:t>320 (7.73)</w:t>
+            </w:r>
+          </w:p>
+        </w:tc>
+        <w:tc>
+          <w:tcPr>
+            <w:tcW w:w="510" w:type="pct"/>
+          </w:tcPr>
+          <w:p>
+            <w:pPr>
+              <w:rPr>
+                <w:rFonts w:ascii="Times New Roman" w:hAnsi="Times New Roman" w:cs="Times New Roman"/>
+                <w:sz w:val="20"/>
+                <w:szCs w:val="20"/>
+              </w:rPr>
+            </w:pPr>
+            <w:r>
+              <w:rPr>
+                <w:rFonts w:ascii="Times New Roman" w:hAnsi="Times New Roman" w:cs="Times New Roman"/>
+                <w:sz w:val="20"/>
+                <w:szCs w:val="20"/>
+              </w:rPr>
+              <w:t>3592 (86.81)</w:t>
+            </w:r>
+          </w:p>
+        </w:tc>
+        <w:tc>
+          <w:tcPr>
+            <w:tcW w:w="337" w:type="pct"/>
+          </w:tcPr>
+          <w:p>
+            <w:pPr>
+              <w:rPr>
+                <w:rFonts w:ascii="Times New Roman" w:hAnsi="Times New Roman" w:cs="Times New Roman"/>
+                <w:sz w:val="20"/>
+                <w:szCs w:val="20"/>
+              </w:rPr>
+            </w:pPr>
+          </w:p>
+        </w:tc>
+        <w:tc>
+          <w:tcPr>
+            <w:tcW w:w="510" w:type="pct"/>
+          </w:tcPr>
+          <w:p>
+            <w:pPr>
+              <w:rPr>
+                <w:rFonts w:ascii="Times New Roman" w:hAnsi="Times New Roman" w:cs="Times New Roman"/>
+                <w:sz w:val="20"/>
+                <w:szCs w:val="20"/>
+              </w:rPr>
+            </w:pPr>
+            <w:r>
+              <w:rPr>
+                <w:rFonts w:ascii="Times New Roman" w:hAnsi="Times New Roman" w:cs="Times New Roman"/>
+                <w:sz w:val="20"/>
+                <w:szCs w:val="20"/>
+              </w:rPr>
+              <w:t>4138 (39.52)</w:t>
+            </w:r>
+          </w:p>
+        </w:tc>
+      </w:tr>
+      <w:tr>
+        <w:trPr>
+          <w:jc w:val="center"/>
+        </w:trPr>
+        <w:tc>
+          <w:tcPr>
+            <w:tcW w:w="837" w:type="pct"/>
+          </w:tcPr>
+          <w:p>
+            <w:pPr>
+              <w:rPr>
+                <w:rFonts w:ascii="Times New Roman" w:hAnsi="Times New Roman" w:cs="Times New Roman"/>
+                <w:b/>
+                <w:bCs/>
+                <w:sz w:val="20"/>
+                <w:szCs w:val="20"/>
+              </w:rPr>
+            </w:pPr>
+            <w:r>
+              <w:rPr>
+                <w:rFonts w:ascii="Times New Roman" w:hAnsi="Times New Roman" w:cs="Times New Roman"/>
+                <w:b/>
+                <w:bCs/>
+                <w:sz w:val="20"/>
+                <w:szCs w:val="20"/>
               </w:rPr>
               <w:t>Total</w:t>
             </w:r>
@@ -2758,110 +6128,212 @@
         </w:tc>
         <w:tc>
           <w:tcPr>
-            <w:tcW w:w="0" w:type="auto"/>
-          </w:tcPr>
-          <w:p>
-            <w:pPr>
-              <w:rPr>
-                <w:rFonts w:ascii="Times New Roman" w:hAnsi="Times New Roman" w:cs="Times New Roman"/>
-              </w:rPr>
-            </w:pPr>
-          </w:p>
-        </w:tc>
-        <w:tc>
-          <w:tcPr>
-            <w:tcW w:w="0" w:type="auto"/>
-          </w:tcPr>
-          <w:p>
-            <w:pPr>
-              <w:rPr>
-                <w:rFonts w:ascii="Times New Roman" w:hAnsi="Times New Roman" w:cs="Times New Roman"/>
-              </w:rPr>
-            </w:pPr>
-          </w:p>
-        </w:tc>
-        <w:tc>
-          <w:tcPr>
-            <w:tcW w:w="0" w:type="auto"/>
-          </w:tcPr>
-          <w:p>
-            <w:pPr>
-              <w:rPr>
-                <w:rFonts w:ascii="Times New Roman" w:hAnsi="Times New Roman" w:cs="Times New Roman"/>
-              </w:rPr>
-            </w:pPr>
-          </w:p>
-        </w:tc>
-        <w:tc>
-          <w:tcPr>
-            <w:tcW w:w="0" w:type="auto"/>
-          </w:tcPr>
-          <w:p>
-            <w:pPr>
-              <w:rPr>
-                <w:rFonts w:ascii="Times New Roman" w:hAnsi="Times New Roman" w:cs="Times New Roman"/>
-              </w:rPr>
-            </w:pPr>
-          </w:p>
-        </w:tc>
-        <w:tc>
-          <w:tcPr>
-            <w:tcW w:w="0" w:type="auto"/>
-          </w:tcPr>
-          <w:p>
-            <w:pPr>
-              <w:rPr>
-                <w:rFonts w:ascii="Times New Roman" w:hAnsi="Times New Roman" w:cs="Times New Roman"/>
-              </w:rPr>
-            </w:pPr>
-          </w:p>
-        </w:tc>
-        <w:tc>
-          <w:tcPr>
-            <w:tcW w:w="0" w:type="auto"/>
-          </w:tcPr>
-          <w:p>
-            <w:pPr>
-              <w:rPr>
-                <w:rFonts w:ascii="Times New Roman" w:hAnsi="Times New Roman" w:cs="Times New Roman"/>
-              </w:rPr>
-            </w:pPr>
-          </w:p>
-        </w:tc>
-        <w:tc>
-          <w:tcPr>
-            <w:tcW w:w="0" w:type="auto"/>
-          </w:tcPr>
-          <w:p>
-            <w:pPr>
-              <w:rPr>
-                <w:rFonts w:ascii="Times New Roman" w:hAnsi="Times New Roman" w:cs="Times New Roman"/>
-              </w:rPr>
-            </w:pPr>
-          </w:p>
-        </w:tc>
-        <w:tc>
-          <w:tcPr>
-            <w:tcW w:w="0" w:type="auto"/>
-          </w:tcPr>
-          <w:p>
-            <w:pPr>
-              <w:rPr>
-                <w:rFonts w:ascii="Times New Roman" w:hAnsi="Times New Roman" w:cs="Times New Roman"/>
-              </w:rPr>
-            </w:pPr>
-          </w:p>
-        </w:tc>
-        <w:tc>
-          <w:tcPr>
-            <w:tcW w:w="0" w:type="auto"/>
-          </w:tcPr>
-          <w:p>
-            <w:pPr>
-              <w:rPr>
-                <w:rFonts w:ascii="Times New Roman" w:hAnsi="Times New Roman" w:cs="Times New Roman"/>
-              </w:rPr>
-            </w:pPr>
+            <w:tcW w:w="510" w:type="pct"/>
+          </w:tcPr>
+          <w:p>
+            <w:pPr>
+              <w:rPr>
+                <w:rFonts w:ascii="Times New Roman" w:hAnsi="Times New Roman" w:cs="Times New Roman"/>
+                <w:b/>
+                <w:bCs/>
+                <w:sz w:val="20"/>
+                <w:szCs w:val="20"/>
+              </w:rPr>
+            </w:pPr>
+            <w:r>
+              <w:rPr>
+                <w:rFonts w:ascii="Times New Roman" w:hAnsi="Times New Roman" w:cs="Times New Roman"/>
+                <w:b/>
+                <w:bCs/>
+                <w:sz w:val="20"/>
+                <w:szCs w:val="20"/>
+              </w:rPr>
+              <w:t>6285 (60.03)</w:t>
+            </w:r>
+          </w:p>
+        </w:tc>
+        <w:tc>
+          <w:tcPr>
+            <w:tcW w:w="510" w:type="pct"/>
+          </w:tcPr>
+          <w:p>
+            <w:pPr>
+              <w:rPr>
+                <w:rFonts w:ascii="Times New Roman" w:hAnsi="Times New Roman" w:cs="Times New Roman"/>
+                <w:b/>
+                <w:bCs/>
+                <w:sz w:val="20"/>
+                <w:szCs w:val="20"/>
+              </w:rPr>
+            </w:pPr>
+            <w:r>
+              <w:rPr>
+                <w:rFonts w:ascii="Times New Roman" w:hAnsi="Times New Roman" w:cs="Times New Roman"/>
+                <w:b/>
+                <w:bCs/>
+                <w:sz w:val="20"/>
+                <w:szCs w:val="20"/>
+              </w:rPr>
+              <w:t>4185 (39.97)</w:t>
+            </w:r>
+          </w:p>
+        </w:tc>
+        <w:tc>
+          <w:tcPr>
+            <w:tcW w:w="337" w:type="pct"/>
+          </w:tcPr>
+          <w:p>
+            <w:pPr>
+              <w:rPr>
+                <w:rFonts w:ascii="Times New Roman" w:hAnsi="Times New Roman" w:cs="Times New Roman"/>
+                <w:b/>
+                <w:bCs/>
+                <w:sz w:val="20"/>
+                <w:szCs w:val="20"/>
+              </w:rPr>
+            </w:pPr>
+          </w:p>
+        </w:tc>
+        <w:tc>
+          <w:tcPr>
+            <w:tcW w:w="469" w:type="pct"/>
+          </w:tcPr>
+          <w:p>
+            <w:pPr>
+              <w:rPr>
+                <w:rFonts w:ascii="Times New Roman" w:hAnsi="Times New Roman" w:cs="Times New Roman"/>
+                <w:b/>
+                <w:bCs/>
+                <w:sz w:val="20"/>
+                <w:szCs w:val="20"/>
+              </w:rPr>
+            </w:pPr>
+            <w:r>
+              <w:rPr>
+                <w:rFonts w:ascii="Times New Roman" w:hAnsi="Times New Roman" w:cs="Times New Roman"/>
+                <w:b/>
+                <w:sz w:val="20"/>
+                <w:szCs w:val="20"/>
+              </w:rPr>
+              <w:t>1005 (9.60)</w:t>
+            </w:r>
+          </w:p>
+        </w:tc>
+        <w:tc>
+          <w:tcPr>
+            <w:tcW w:w="469" w:type="pct"/>
+          </w:tcPr>
+          <w:p>
+            <w:pPr>
+              <w:rPr>
+                <w:rFonts w:ascii="Times New Roman" w:hAnsi="Times New Roman" w:cs="Times New Roman"/>
+                <w:b/>
+                <w:bCs/>
+                <w:sz w:val="20"/>
+                <w:szCs w:val="20"/>
+              </w:rPr>
+            </w:pPr>
+            <w:r>
+              <w:rPr>
+                <w:rFonts w:ascii="Times New Roman" w:hAnsi="Times New Roman" w:cs="Times New Roman"/>
+                <w:b/>
+                <w:sz w:val="20"/>
+                <w:szCs w:val="20"/>
+              </w:rPr>
+              <w:t>1295 (12.37)</w:t>
+            </w:r>
+          </w:p>
+        </w:tc>
+        <w:tc>
+          <w:tcPr>
+            <w:tcW w:w="510" w:type="pct"/>
+          </w:tcPr>
+          <w:p>
+            <w:pPr>
+              <w:rPr>
+                <w:rFonts w:ascii="Times New Roman" w:hAnsi="Times New Roman" w:cs="Times New Roman"/>
+                <w:b/>
+                <w:bCs/>
+                <w:sz w:val="20"/>
+                <w:szCs w:val="20"/>
+              </w:rPr>
+            </w:pPr>
+            <w:r>
+              <w:rPr>
+                <w:rFonts w:ascii="Times New Roman" w:hAnsi="Times New Roman" w:cs="Times New Roman"/>
+                <w:b/>
+                <w:sz w:val="20"/>
+                <w:szCs w:val="20"/>
+              </w:rPr>
+              <w:t>3179 (30.36)</w:t>
+            </w:r>
+          </w:p>
+        </w:tc>
+        <w:tc>
+          <w:tcPr>
+            <w:tcW w:w="510" w:type="pct"/>
+          </w:tcPr>
+          <w:p>
+            <w:pPr>
+              <w:rPr>
+                <w:rFonts w:ascii="Times New Roman" w:hAnsi="Times New Roman" w:cs="Times New Roman"/>
+                <w:b/>
+                <w:bCs/>
+                <w:sz w:val="20"/>
+                <w:szCs w:val="20"/>
+              </w:rPr>
+            </w:pPr>
+            <w:r>
+              <w:rPr>
+                <w:rFonts w:ascii="Times New Roman" w:hAnsi="Times New Roman" w:cs="Times New Roman"/>
+                <w:b/>
+                <w:sz w:val="20"/>
+                <w:szCs w:val="20"/>
+              </w:rPr>
+              <w:t>4991 (47.66)</w:t>
+            </w:r>
+          </w:p>
+        </w:tc>
+        <w:tc>
+          <w:tcPr>
+            <w:tcW w:w="337" w:type="pct"/>
+          </w:tcPr>
+          <w:p>
+            <w:pPr>
+              <w:rPr>
+                <w:rFonts w:ascii="Times New Roman" w:hAnsi="Times New Roman" w:cs="Times New Roman"/>
+                <w:b/>
+                <w:bCs/>
+                <w:sz w:val="20"/>
+                <w:szCs w:val="20"/>
+              </w:rPr>
+            </w:pPr>
+          </w:p>
+        </w:tc>
+        <w:tc>
+          <w:tcPr>
+            <w:tcW w:w="510" w:type="pct"/>
+          </w:tcPr>
+          <w:p>
+            <w:pPr>
+              <w:rPr>
+                <w:rFonts w:ascii="Times New Roman" w:hAnsi="Times New Roman" w:cs="Times New Roman"/>
+                <w:b/>
+                <w:bCs/>
+                <w:sz w:val="20"/>
+                <w:szCs w:val="20"/>
+              </w:rPr>
+            </w:pPr>
+            <w:r>
+              <w:rPr>
+                <w:rFonts w:ascii="Times New Roman" w:hAnsi="Times New Roman" w:cs="Times New Roman"/>
+                <w:b/>
+                <w:bCs/>
+                <w:sz w:val="20"/>
+                <w:szCs w:val="20"/>
+              </w:rPr>
+              <w:t>10480 (100.00)</w:t>
+            </w:r>
           </w:p>
         </w:tc>
       </w:tr>
@@ -2935,7 +6407,7 @@
       </w:pPr>
     </w:p>
     <w:sectPr>
-      <w:pgSz w:w="12240" w:h="15840"/>
+      <w:pgSz w:w="15840" w:h="12240" w:orient="landscape"/>
       <w:pgMar w:top="1440" w:right="1440" w:bottom="1440" w:left="1440" w:header="720" w:footer="720" w:gutter="0"/>
       <w:cols w:space="720"/>
       <w:docGrid w:linePitch="360"/>
@@ -6368,62 +9840,7 @@
     </mc:Fallback>
   </mc:AlternateContent>
   <c:chart>
-    <c:title>
-      <c:tx>
-        <c:rich>
-          <a:bodyPr rot="0" spcFirstLastPara="1" vertOverflow="ellipsis" vert="horz" wrap="square" anchor="ctr" anchorCtr="1"/>
-          <a:lstStyle/>
-          <a:p>
-            <a:pPr>
-              <a:defRPr sz="1400" b="0" i="0" u="none" strike="noStrike" kern="1200" spc="0" baseline="0">
-                <a:solidFill>
-                  <a:schemeClr val="tx1">
-                    <a:lumMod val="65000"/>
-                    <a:lumOff val="35000"/>
-                  </a:schemeClr>
-                </a:solidFill>
-                <a:latin typeface="+mn-lt"/>
-                <a:ea typeface="+mn-ea"/>
-                <a:cs typeface="+mn-cs"/>
-              </a:defRPr>
-            </a:pPr>
-            <a:r>
-              <a:rPr lang="en-US" sz="1200"/>
-              <a:t>Distribution of causes</a:t>
-            </a:r>
-          </a:p>
-        </c:rich>
-      </c:tx>
-      <c:overlay val="0"/>
-      <c:spPr>
-        <a:noFill/>
-        <a:ln>
-          <a:noFill/>
-        </a:ln>
-        <a:effectLst/>
-      </c:spPr>
-      <c:txPr>
-        <a:bodyPr rot="0" spcFirstLastPara="1" vertOverflow="ellipsis" vert="horz" wrap="square" anchor="ctr" anchorCtr="1"/>
-        <a:lstStyle/>
-        <a:p>
-          <a:pPr>
-            <a:defRPr sz="1400" b="0" i="0" u="none" strike="noStrike" kern="1200" spc="0" baseline="0">
-              <a:solidFill>
-                <a:schemeClr val="tx1">
-                  <a:lumMod val="65000"/>
-                  <a:lumOff val="35000"/>
-                </a:schemeClr>
-              </a:solidFill>
-              <a:latin typeface="+mn-lt"/>
-              <a:ea typeface="+mn-ea"/>
-              <a:cs typeface="+mn-cs"/>
-            </a:defRPr>
-          </a:pPr>
-          <a:endParaRPr lang="en-US"/>
-        </a:p>
-      </c:txPr>
-    </c:title>
-    <c:autoTitleDeleted val="0"/>
+    <c:autoTitleDeleted val="1"/>
     <c:plotArea>
       <c:layout/>
       <c:pieChart>
@@ -6662,62 +10079,7 @@
     </mc:Fallback>
   </mc:AlternateContent>
   <c:chart>
-    <c:title>
-      <c:tx>
-        <c:rich>
-          <a:bodyPr rot="0" spcFirstLastPara="1" vertOverflow="ellipsis" vert="horz" wrap="square" anchor="ctr" anchorCtr="1"/>
-          <a:lstStyle/>
-          <a:p>
-            <a:pPr>
-              <a:defRPr sz="1400" b="0" i="0" u="none" strike="noStrike" kern="1200" spc="0" baseline="0">
-                <a:solidFill>
-                  <a:schemeClr val="tx1">
-                    <a:lumMod val="65000"/>
-                    <a:lumOff val="35000"/>
-                  </a:schemeClr>
-                </a:solidFill>
-                <a:latin typeface="+mn-lt"/>
-                <a:ea typeface="+mn-ea"/>
-                <a:cs typeface="+mn-cs"/>
-              </a:defRPr>
-            </a:pPr>
-            <a:r>
-              <a:rPr lang="en-US" sz="1200"/>
-              <a:t>Types of death by known causes</a:t>
-            </a:r>
-          </a:p>
-        </c:rich>
-      </c:tx>
-      <c:overlay val="0"/>
-      <c:spPr>
-        <a:noFill/>
-        <a:ln>
-          <a:noFill/>
-        </a:ln>
-        <a:effectLst/>
-      </c:spPr>
-      <c:txPr>
-        <a:bodyPr rot="0" spcFirstLastPara="1" vertOverflow="ellipsis" vert="horz" wrap="square" anchor="ctr" anchorCtr="1"/>
-        <a:lstStyle/>
-        <a:p>
-          <a:pPr>
-            <a:defRPr sz="1400" b="0" i="0" u="none" strike="noStrike" kern="1200" spc="0" baseline="0">
-              <a:solidFill>
-                <a:schemeClr val="tx1">
-                  <a:lumMod val="65000"/>
-                  <a:lumOff val="35000"/>
-                </a:schemeClr>
-              </a:solidFill>
-              <a:latin typeface="+mn-lt"/>
-              <a:ea typeface="+mn-ea"/>
-              <a:cs typeface="+mn-cs"/>
-            </a:defRPr>
-          </a:pPr>
-          <a:endParaRPr lang="en-US"/>
-        </a:p>
-      </c:txPr>
-    </c:title>
-    <c:autoTitleDeleted val="0"/>
+    <c:autoTitleDeleted val="1"/>
     <c:plotArea>
       <c:layout>
         <c:manualLayout>
@@ -7073,6 +10435,623 @@
 </c:chartSpace>
 </file>
 
+<file path=word/charts/chart4.xml><?xml version="1.0" encoding="utf-8"?>
+<c:chartSpace xmlns:c="http://schemas.openxmlformats.org/drawingml/2006/chart" xmlns:a="http://schemas.openxmlformats.org/drawingml/2006/main" xmlns:r="http://schemas.openxmlformats.org/officeDocument/2006/relationships" xmlns:c16r2="http://schemas.microsoft.com/office/drawing/2015/06/chart">
+  <c:date1904 val="0"/>
+  <c:lang val="en-US"/>
+  <c:roundedCorners val="0"/>
+  <mc:AlternateContent xmlns:mc="http://schemas.openxmlformats.org/markup-compatibility/2006">
+    <mc:Choice xmlns:c14="http://schemas.microsoft.com/office/drawing/2007/8/2/chart" Requires="c14">
+      <c14:style val="102"/>
+    </mc:Choice>
+    <mc:Fallback>
+      <c:style val="2"/>
+    </mc:Fallback>
+  </mc:AlternateContent>
+  <c:chart>
+    <c:autoTitleDeleted val="1"/>
+    <c:plotArea>
+      <c:layout/>
+      <c:barChart>
+        <c:barDir val="col"/>
+        <c:grouping val="clustered"/>
+        <c:varyColors val="0"/>
+        <c:ser>
+          <c:idx val="0"/>
+          <c:order val="0"/>
+          <c:tx>
+            <c:strRef>
+              <c:f>Sheet2!$B$1</c:f>
+              <c:strCache>
+                <c:ptCount val="1"/>
+                <c:pt idx="0">
+                  <c:v>Numbers</c:v>
+                </c:pt>
+              </c:strCache>
+            </c:strRef>
+          </c:tx>
+          <c:spPr>
+            <a:solidFill>
+              <a:schemeClr val="accent1"/>
+            </a:solidFill>
+            <a:ln>
+              <a:noFill/>
+            </a:ln>
+            <a:effectLst/>
+          </c:spPr>
+          <c:invertIfNegative val="0"/>
+          <c:dLbls>
+            <c:spPr>
+              <a:noFill/>
+              <a:ln>
+                <a:noFill/>
+              </a:ln>
+              <a:effectLst/>
+            </c:spPr>
+            <c:txPr>
+              <a:bodyPr rot="-5400000" spcFirstLastPara="1" vertOverflow="ellipsis" wrap="square" lIns="38100" tIns="19050" rIns="38100" bIns="19050" anchor="ctr" anchorCtr="1">
+                <a:spAutoFit/>
+              </a:bodyPr>
+              <a:lstStyle/>
+              <a:p>
+                <a:pPr>
+                  <a:defRPr sz="900" b="0" i="0" u="none" strike="noStrike" kern="1200" baseline="0">
+                    <a:solidFill>
+                      <a:schemeClr val="tx1">
+                        <a:lumMod val="75000"/>
+                        <a:lumOff val="25000"/>
+                      </a:schemeClr>
+                    </a:solidFill>
+                    <a:latin typeface="+mn-lt"/>
+                    <a:ea typeface="+mn-ea"/>
+                    <a:cs typeface="+mn-cs"/>
+                  </a:defRPr>
+                </a:pPr>
+                <a:endParaRPr lang="en-US"/>
+              </a:p>
+            </c:txPr>
+            <c:dLblPos val="outEnd"/>
+            <c:showLegendKey val="0"/>
+            <c:showVal val="1"/>
+            <c:showCatName val="0"/>
+            <c:showSerName val="0"/>
+            <c:showPercent val="0"/>
+            <c:showBubbleSize val="0"/>
+            <c:showLeaderLines val="0"/>
+            <c:extLst>
+              <c:ext xmlns:c15="http://schemas.microsoft.com/office/drawing/2012/chart" uri="{CE6537A1-D6FC-4f65-9D91-7224C49458BB}">
+                <c15:showLeaderLines val="1"/>
+                <c15:leaderLines>
+                  <c:spPr>
+                    <a:ln w="9525" cap="flat" cmpd="sng" algn="ctr">
+                      <a:solidFill>
+                        <a:schemeClr val="tx1">
+                          <a:lumMod val="35000"/>
+                          <a:lumOff val="65000"/>
+                        </a:schemeClr>
+                      </a:solidFill>
+                      <a:round/>
+                    </a:ln>
+                    <a:effectLst/>
+                  </c:spPr>
+                </c15:leaderLines>
+              </c:ext>
+            </c:extLst>
+          </c:dLbls>
+          <c:cat>
+            <c:strRef>
+              <c:f>Sheet2!$A$2:$A$36</c:f>
+              <c:strCache>
+                <c:ptCount val="35"/>
+                <c:pt idx="0">
+                  <c:v>Rail accident</c:v>
+                </c:pt>
+                <c:pt idx="1">
+                  <c:v>Cold</c:v>
+                </c:pt>
+                <c:pt idx="2">
+                  <c:v>Injury</c:v>
+                </c:pt>
+                <c:pt idx="3">
+                  <c:v>Fire Accident</c:v>
+                </c:pt>
+                <c:pt idx="4">
+                  <c:v>Breast Cancer</c:v>
+                </c:pt>
+                <c:pt idx="5">
+                  <c:v>Ulcer</c:v>
+                </c:pt>
+                <c:pt idx="6">
+                  <c:v>Electric accident</c:v>
+                </c:pt>
+                <c:pt idx="7">
+                  <c:v>Blood Cancer</c:v>
+                </c:pt>
+                <c:pt idx="8">
+                  <c:v>Brain tumor</c:v>
+                </c:pt>
+                <c:pt idx="9">
+                  <c:v>Cardiac Arrest</c:v>
+                </c:pt>
+                <c:pt idx="10">
+                  <c:v>Train Accident</c:v>
+                </c:pt>
+                <c:pt idx="11">
+                  <c:v>Anemia</c:v>
+                </c:pt>
+                <c:pt idx="12">
+                  <c:v>Covid-19</c:v>
+                </c:pt>
+                <c:pt idx="13">
+                  <c:v>Tumer</c:v>
+                </c:pt>
+                <c:pt idx="14">
+                  <c:v>Tuberculosis</c:v>
+                </c:pt>
+                <c:pt idx="15">
+                  <c:v>Drowning</c:v>
+                </c:pt>
+                <c:pt idx="16">
+                  <c:v>Diarrhea</c:v>
+                </c:pt>
+                <c:pt idx="17">
+                  <c:v>Neonatal death</c:v>
+                </c:pt>
+                <c:pt idx="18">
+                  <c:v>Lung Failure</c:v>
+                </c:pt>
+                <c:pt idx="19">
+                  <c:v>Road Accident</c:v>
+                </c:pt>
+                <c:pt idx="20">
+                  <c:v>Jaundice</c:v>
+                </c:pt>
+                <c:pt idx="21">
+                  <c:v>Lung Cancer</c:v>
+                </c:pt>
+                <c:pt idx="22">
+                  <c:v>Maternal Death</c:v>
+                </c:pt>
+                <c:pt idx="23">
+                  <c:v>Fever</c:v>
+                </c:pt>
+                <c:pt idx="24">
+                  <c:v>Diabetes</c:v>
+                </c:pt>
+                <c:pt idx="25">
+                  <c:v>Paralysis</c:v>
+                </c:pt>
+                <c:pt idx="26">
+                  <c:v>Heart Disease</c:v>
+                </c:pt>
+                <c:pt idx="27">
+                  <c:v>Other</c:v>
+                </c:pt>
+                <c:pt idx="28">
+                  <c:v>Kidney Failure</c:v>
+                </c:pt>
+                <c:pt idx="29">
+                  <c:v>Asthma</c:v>
+                </c:pt>
+                <c:pt idx="30">
+                  <c:v>Other Accident</c:v>
+                </c:pt>
+                <c:pt idx="31">
+                  <c:v>Pneumonia</c:v>
+                </c:pt>
+                <c:pt idx="32">
+                  <c:v>Cancer</c:v>
+                </c:pt>
+                <c:pt idx="33">
+                  <c:v>Stroke</c:v>
+                </c:pt>
+                <c:pt idx="34">
+                  <c:v>Unknown</c:v>
+                </c:pt>
+              </c:strCache>
+            </c:strRef>
+          </c:cat>
+          <c:val>
+            <c:numRef>
+              <c:f>Sheet2!$B$2:$B$36</c:f>
+              <c:numCache>
+                <c:formatCode>General</c:formatCode>
+                <c:ptCount val="35"/>
+                <c:pt idx="0">
+                  <c:v>2</c:v>
+                </c:pt>
+                <c:pt idx="1">
+                  <c:v>6</c:v>
+                </c:pt>
+                <c:pt idx="2">
+                  <c:v>7</c:v>
+                </c:pt>
+                <c:pt idx="3">
+                  <c:v>8</c:v>
+                </c:pt>
+                <c:pt idx="4">
+                  <c:v>9</c:v>
+                </c:pt>
+                <c:pt idx="5">
+                  <c:v>11</c:v>
+                </c:pt>
+                <c:pt idx="6">
+                  <c:v>13</c:v>
+                </c:pt>
+                <c:pt idx="7">
+                  <c:v>14</c:v>
+                </c:pt>
+                <c:pt idx="8">
+                  <c:v>14</c:v>
+                </c:pt>
+                <c:pt idx="9">
+                  <c:v>16</c:v>
+                </c:pt>
+                <c:pt idx="10">
+                  <c:v>18</c:v>
+                </c:pt>
+                <c:pt idx="11">
+                  <c:v>19</c:v>
+                </c:pt>
+                <c:pt idx="12">
+                  <c:v>25</c:v>
+                </c:pt>
+                <c:pt idx="13">
+                  <c:v>25</c:v>
+                </c:pt>
+                <c:pt idx="14">
+                  <c:v>31</c:v>
+                </c:pt>
+                <c:pt idx="15">
+                  <c:v>49</c:v>
+                </c:pt>
+                <c:pt idx="16">
+                  <c:v>51</c:v>
+                </c:pt>
+                <c:pt idx="17">
+                  <c:v>62</c:v>
+                </c:pt>
+                <c:pt idx="18">
+                  <c:v>63</c:v>
+                </c:pt>
+                <c:pt idx="19">
+                  <c:v>67</c:v>
+                </c:pt>
+                <c:pt idx="20">
+                  <c:v>97</c:v>
+                </c:pt>
+                <c:pt idx="21">
+                  <c:v>102</c:v>
+                </c:pt>
+                <c:pt idx="22">
+                  <c:v>139</c:v>
+                </c:pt>
+                <c:pt idx="23">
+                  <c:v>148</c:v>
+                </c:pt>
+                <c:pt idx="24">
+                  <c:v>153</c:v>
+                </c:pt>
+                <c:pt idx="25">
+                  <c:v>159</c:v>
+                </c:pt>
+                <c:pt idx="26">
+                  <c:v>231</c:v>
+                </c:pt>
+                <c:pt idx="27">
+                  <c:v>248</c:v>
+                </c:pt>
+                <c:pt idx="28">
+                  <c:v>251</c:v>
+                </c:pt>
+                <c:pt idx="29">
+                  <c:v>282</c:v>
+                </c:pt>
+                <c:pt idx="30">
+                  <c:v>297</c:v>
+                </c:pt>
+                <c:pt idx="31">
+                  <c:v>346</c:v>
+                </c:pt>
+                <c:pt idx="32">
+                  <c:v>537</c:v>
+                </c:pt>
+                <c:pt idx="33">
+                  <c:v>2833</c:v>
+                </c:pt>
+                <c:pt idx="34">
+                  <c:v>4138</c:v>
+                </c:pt>
+              </c:numCache>
+            </c:numRef>
+          </c:val>
+          <c:extLst>
+            <c:ext xmlns:c16="http://schemas.microsoft.com/office/drawing/2014/chart" uri="{C3380CC4-5D6E-409C-BE32-E72D297353CC}">
+              <c16:uniqueId val="{00000000-46A8-4598-80E5-FDF2B9E68467}"/>
+            </c:ext>
+          </c:extLst>
+        </c:ser>
+        <c:dLbls>
+          <c:dLblPos val="outEnd"/>
+          <c:showLegendKey val="0"/>
+          <c:showVal val="1"/>
+          <c:showCatName val="0"/>
+          <c:showSerName val="0"/>
+          <c:showPercent val="0"/>
+          <c:showBubbleSize val="0"/>
+        </c:dLbls>
+        <c:gapWidth val="219"/>
+        <c:overlap val="-27"/>
+        <c:axId val="678678936"/>
+        <c:axId val="678681096"/>
+      </c:barChart>
+      <c:catAx>
+        <c:axId val="678678936"/>
+        <c:scaling>
+          <c:orientation val="minMax"/>
+        </c:scaling>
+        <c:delete val="0"/>
+        <c:axPos val="b"/>
+        <c:title>
+          <c:tx>
+            <c:rich>
+              <a:bodyPr rot="0" spcFirstLastPara="1" vertOverflow="ellipsis" vert="horz" wrap="square" anchor="ctr" anchorCtr="1"/>
+              <a:lstStyle/>
+              <a:p>
+                <a:pPr>
+                  <a:defRPr sz="1000" b="0" i="0" u="none" strike="noStrike" kern="1200" baseline="0">
+                    <a:solidFill>
+                      <a:schemeClr val="tx1">
+                        <a:lumMod val="65000"/>
+                        <a:lumOff val="35000"/>
+                      </a:schemeClr>
+                    </a:solidFill>
+                    <a:latin typeface="+mn-lt"/>
+                    <a:ea typeface="+mn-ea"/>
+                    <a:cs typeface="+mn-cs"/>
+                  </a:defRPr>
+                </a:pPr>
+                <a:r>
+                  <a:rPr lang="en-US"/>
+                  <a:t>Causes of Death</a:t>
+                </a:r>
+              </a:p>
+            </c:rich>
+          </c:tx>
+          <c:overlay val="0"/>
+          <c:spPr>
+            <a:noFill/>
+            <a:ln>
+              <a:noFill/>
+            </a:ln>
+            <a:effectLst/>
+          </c:spPr>
+          <c:txPr>
+            <a:bodyPr rot="0" spcFirstLastPara="1" vertOverflow="ellipsis" vert="horz" wrap="square" anchor="ctr" anchorCtr="1"/>
+            <a:lstStyle/>
+            <a:p>
+              <a:pPr>
+                <a:defRPr sz="1000" b="0" i="0" u="none" strike="noStrike" kern="1200" baseline="0">
+                  <a:solidFill>
+                    <a:schemeClr val="tx1">
+                      <a:lumMod val="65000"/>
+                      <a:lumOff val="35000"/>
+                    </a:schemeClr>
+                  </a:solidFill>
+                  <a:latin typeface="+mn-lt"/>
+                  <a:ea typeface="+mn-ea"/>
+                  <a:cs typeface="+mn-cs"/>
+                </a:defRPr>
+              </a:pPr>
+              <a:endParaRPr lang="en-US"/>
+            </a:p>
+          </c:txPr>
+        </c:title>
+        <c:numFmt formatCode="General" sourceLinked="1"/>
+        <c:majorTickMark val="none"/>
+        <c:minorTickMark val="none"/>
+        <c:tickLblPos val="nextTo"/>
+        <c:spPr>
+          <a:noFill/>
+          <a:ln w="9525" cap="flat" cmpd="sng" algn="ctr">
+            <a:solidFill>
+              <a:schemeClr val="tx1">
+                <a:lumMod val="15000"/>
+                <a:lumOff val="85000"/>
+              </a:schemeClr>
+            </a:solidFill>
+            <a:round/>
+          </a:ln>
+          <a:effectLst/>
+        </c:spPr>
+        <c:txPr>
+          <a:bodyPr rot="-60000000" spcFirstLastPara="1" vertOverflow="ellipsis" vert="horz" wrap="square" anchor="ctr" anchorCtr="1"/>
+          <a:lstStyle/>
+          <a:p>
+            <a:pPr>
+              <a:defRPr sz="900" b="0" i="0" u="none" strike="noStrike" kern="1200" baseline="0">
+                <a:solidFill>
+                  <a:schemeClr val="tx1">
+                    <a:lumMod val="65000"/>
+                    <a:lumOff val="35000"/>
+                  </a:schemeClr>
+                </a:solidFill>
+                <a:latin typeface="+mn-lt"/>
+                <a:ea typeface="+mn-ea"/>
+                <a:cs typeface="+mn-cs"/>
+              </a:defRPr>
+            </a:pPr>
+            <a:endParaRPr lang="en-US"/>
+          </a:p>
+        </c:txPr>
+        <c:crossAx val="678681096"/>
+        <c:crosses val="autoZero"/>
+        <c:auto val="1"/>
+        <c:lblAlgn val="ctr"/>
+        <c:lblOffset val="100"/>
+        <c:noMultiLvlLbl val="0"/>
+      </c:catAx>
+      <c:valAx>
+        <c:axId val="678681096"/>
+        <c:scaling>
+          <c:orientation val="minMax"/>
+        </c:scaling>
+        <c:delete val="0"/>
+        <c:axPos val="l"/>
+        <c:majorGridlines>
+          <c:spPr>
+            <a:ln w="9525" cap="flat" cmpd="sng" algn="ctr">
+              <a:solidFill>
+                <a:schemeClr val="tx1">
+                  <a:lumMod val="15000"/>
+                  <a:lumOff val="85000"/>
+                </a:schemeClr>
+              </a:solidFill>
+              <a:round/>
+            </a:ln>
+            <a:effectLst/>
+          </c:spPr>
+        </c:majorGridlines>
+        <c:title>
+          <c:tx>
+            <c:rich>
+              <a:bodyPr rot="-5400000" spcFirstLastPara="1" vertOverflow="ellipsis" vert="horz" wrap="square" anchor="ctr" anchorCtr="1"/>
+              <a:lstStyle/>
+              <a:p>
+                <a:pPr>
+                  <a:defRPr sz="1000" b="0" i="0" u="none" strike="noStrike" kern="1200" baseline="0">
+                    <a:solidFill>
+                      <a:schemeClr val="tx1">
+                        <a:lumMod val="65000"/>
+                        <a:lumOff val="35000"/>
+                      </a:schemeClr>
+                    </a:solidFill>
+                    <a:latin typeface="+mn-lt"/>
+                    <a:ea typeface="+mn-ea"/>
+                    <a:cs typeface="+mn-cs"/>
+                  </a:defRPr>
+                </a:pPr>
+                <a:r>
+                  <a:rPr lang="en-US"/>
+                  <a:t>Disease Counts</a:t>
+                </a:r>
+              </a:p>
+            </c:rich>
+          </c:tx>
+          <c:overlay val="0"/>
+          <c:spPr>
+            <a:noFill/>
+            <a:ln>
+              <a:noFill/>
+            </a:ln>
+            <a:effectLst/>
+          </c:spPr>
+          <c:txPr>
+            <a:bodyPr rot="-5400000" spcFirstLastPara="1" vertOverflow="ellipsis" vert="horz" wrap="square" anchor="ctr" anchorCtr="1"/>
+            <a:lstStyle/>
+            <a:p>
+              <a:pPr>
+                <a:defRPr sz="1000" b="0" i="0" u="none" strike="noStrike" kern="1200" baseline="0">
+                  <a:solidFill>
+                    <a:schemeClr val="tx1">
+                      <a:lumMod val="65000"/>
+                      <a:lumOff val="35000"/>
+                    </a:schemeClr>
+                  </a:solidFill>
+                  <a:latin typeface="+mn-lt"/>
+                  <a:ea typeface="+mn-ea"/>
+                  <a:cs typeface="+mn-cs"/>
+                </a:defRPr>
+              </a:pPr>
+              <a:endParaRPr lang="en-US"/>
+            </a:p>
+          </c:txPr>
+        </c:title>
+        <c:numFmt formatCode="General" sourceLinked="1"/>
+        <c:majorTickMark val="none"/>
+        <c:minorTickMark val="none"/>
+        <c:tickLblPos val="nextTo"/>
+        <c:spPr>
+          <a:noFill/>
+          <a:ln>
+            <a:noFill/>
+          </a:ln>
+          <a:effectLst/>
+        </c:spPr>
+        <c:txPr>
+          <a:bodyPr rot="-60000000" spcFirstLastPara="1" vertOverflow="ellipsis" vert="horz" wrap="square" anchor="ctr" anchorCtr="1"/>
+          <a:lstStyle/>
+          <a:p>
+            <a:pPr>
+              <a:defRPr sz="900" b="0" i="0" u="none" strike="noStrike" kern="1200" baseline="0">
+                <a:solidFill>
+                  <a:schemeClr val="tx1">
+                    <a:lumMod val="65000"/>
+                    <a:lumOff val="35000"/>
+                  </a:schemeClr>
+                </a:solidFill>
+                <a:latin typeface="+mn-lt"/>
+                <a:ea typeface="+mn-ea"/>
+                <a:cs typeface="+mn-cs"/>
+              </a:defRPr>
+            </a:pPr>
+            <a:endParaRPr lang="en-US"/>
+          </a:p>
+        </c:txPr>
+        <c:crossAx val="678678936"/>
+        <c:crosses val="autoZero"/>
+        <c:crossBetween val="between"/>
+      </c:valAx>
+      <c:spPr>
+        <a:noFill/>
+        <a:ln>
+          <a:noFill/>
+        </a:ln>
+        <a:effectLst/>
+      </c:spPr>
+    </c:plotArea>
+    <c:plotVisOnly val="1"/>
+    <c:dispBlanksAs val="gap"/>
+    <c:extLst>
+      <c:ext xmlns:c16r3="http://schemas.microsoft.com/office/drawing/2017/03/chart" uri="{56B9EC1D-385E-4148-901F-78D8002777C0}">
+        <c16r3:dataDisplayOptions16>
+          <c16r3:dispNaAsBlank val="1"/>
+        </c16r3:dataDisplayOptions16>
+      </c:ext>
+    </c:extLst>
+    <c:showDLblsOverMax val="0"/>
+  </c:chart>
+  <c:spPr>
+    <a:solidFill>
+      <a:schemeClr val="bg1"/>
+    </a:solidFill>
+    <a:ln w="9525" cap="flat" cmpd="sng" algn="ctr">
+      <a:solidFill>
+        <a:schemeClr val="tx1">
+          <a:lumMod val="15000"/>
+          <a:lumOff val="85000"/>
+        </a:schemeClr>
+      </a:solidFill>
+      <a:round/>
+    </a:ln>
+    <a:effectLst/>
+  </c:spPr>
+  <c:txPr>
+    <a:bodyPr/>
+    <a:lstStyle/>
+    <a:p>
+      <a:pPr>
+        <a:defRPr/>
+      </a:pPr>
+      <a:endParaRPr lang="en-US"/>
+    </a:p>
+  </c:txPr>
+  <c:externalData r:id="rId3">
+    <c:autoUpdate val="0"/>
+  </c:externalData>
+</c:chartSpace>
+</file>
+
 <file path=word/charts/colors1.xml><?xml version="1.0" encoding="utf-8"?>
 <cs:colorStyle xmlns:cs="http://schemas.microsoft.com/office/drawing/2012/chartStyle" xmlns:a="http://schemas.openxmlformats.org/drawingml/2006/main" meth="withinLinearReversed" id="26">
   <a:schemeClr val="accent6"/>
@@ -7117,6 +11096,46 @@
 </file>
 
 <file path=word/charts/colors3.xml><?xml version="1.0" encoding="utf-8"?>
+<cs:colorStyle xmlns:cs="http://schemas.microsoft.com/office/drawing/2012/chartStyle" xmlns:a="http://schemas.openxmlformats.org/drawingml/2006/main" meth="cycle" id="10">
+  <a:schemeClr val="accent1"/>
+  <a:schemeClr val="accent2"/>
+  <a:schemeClr val="accent3"/>
+  <a:schemeClr val="accent4"/>
+  <a:schemeClr val="accent5"/>
+  <a:schemeClr val="accent6"/>
+  <cs:variation/>
+  <cs:variation>
+    <a:lumMod val="60000"/>
+  </cs:variation>
+  <cs:variation>
+    <a:lumMod val="80000"/>
+    <a:lumOff val="20000"/>
+  </cs:variation>
+  <cs:variation>
+    <a:lumMod val="80000"/>
+  </cs:variation>
+  <cs:variation>
+    <a:lumMod val="60000"/>
+    <a:lumOff val="40000"/>
+  </cs:variation>
+  <cs:variation>
+    <a:lumMod val="50000"/>
+  </cs:variation>
+  <cs:variation>
+    <a:lumMod val="70000"/>
+    <a:lumOff val="30000"/>
+  </cs:variation>
+  <cs:variation>
+    <a:lumMod val="70000"/>
+  </cs:variation>
+  <cs:variation>
+    <a:lumMod val="50000"/>
+    <a:lumOff val="50000"/>
+  </cs:variation>
+</cs:colorStyle>
+</file>
+
+<file path=word/charts/colors4.xml><?xml version="1.0" encoding="utf-8"?>
 <cs:colorStyle xmlns:cs="http://schemas.microsoft.com/office/drawing/2012/chartStyle" xmlns:a="http://schemas.openxmlformats.org/drawingml/2006/main" meth="cycle" id="10">
   <a:schemeClr val="accent1"/>
   <a:schemeClr val="accent2"/>
@@ -8699,6 +12718,509 @@
 </cs:chartStyle>
 </file>
 
+<file path=word/charts/style4.xml><?xml version="1.0" encoding="utf-8"?>
+<cs:chartStyle xmlns:cs="http://schemas.microsoft.com/office/drawing/2012/chartStyle" xmlns:a="http://schemas.openxmlformats.org/drawingml/2006/main" id="201">
+  <cs:axisTitle>
+    <cs:lnRef idx="0"/>
+    <cs:fillRef idx="0"/>
+    <cs:effectRef idx="0"/>
+    <cs:fontRef idx="minor">
+      <a:schemeClr val="tx1">
+        <a:lumMod val="65000"/>
+        <a:lumOff val="35000"/>
+      </a:schemeClr>
+    </cs:fontRef>
+    <cs:defRPr sz="1000" kern="1200"/>
+  </cs:axisTitle>
+  <cs:categoryAxis>
+    <cs:lnRef idx="0"/>
+    <cs:fillRef idx="0"/>
+    <cs:effectRef idx="0"/>
+    <cs:fontRef idx="minor">
+      <a:schemeClr val="tx1">
+        <a:lumMod val="65000"/>
+        <a:lumOff val="35000"/>
+      </a:schemeClr>
+    </cs:fontRef>
+    <cs:spPr>
+      <a:ln w="9525" cap="flat" cmpd="sng" algn="ctr">
+        <a:solidFill>
+          <a:schemeClr val="tx1">
+            <a:lumMod val="15000"/>
+            <a:lumOff val="85000"/>
+          </a:schemeClr>
+        </a:solidFill>
+        <a:round/>
+      </a:ln>
+    </cs:spPr>
+    <cs:defRPr sz="900" kern="1200"/>
+  </cs:categoryAxis>
+  <cs:chartArea mods="allowNoFillOverride allowNoLineOverride">
+    <cs:lnRef idx="0"/>
+    <cs:fillRef idx="0"/>
+    <cs:effectRef idx="0"/>
+    <cs:fontRef idx="minor">
+      <a:schemeClr val="tx1"/>
+    </cs:fontRef>
+    <cs:spPr>
+      <a:solidFill>
+        <a:schemeClr val="bg1"/>
+      </a:solidFill>
+      <a:ln w="9525" cap="flat" cmpd="sng" algn="ctr">
+        <a:solidFill>
+          <a:schemeClr val="tx1">
+            <a:lumMod val="15000"/>
+            <a:lumOff val="85000"/>
+          </a:schemeClr>
+        </a:solidFill>
+        <a:round/>
+      </a:ln>
+    </cs:spPr>
+    <cs:defRPr sz="1000" kern="1200"/>
+  </cs:chartArea>
+  <cs:dataLabel>
+    <cs:lnRef idx="0"/>
+    <cs:fillRef idx="0"/>
+    <cs:effectRef idx="0"/>
+    <cs:fontRef idx="minor">
+      <a:schemeClr val="tx1">
+        <a:lumMod val="75000"/>
+        <a:lumOff val="25000"/>
+      </a:schemeClr>
+    </cs:fontRef>
+    <cs:defRPr sz="900" kern="1200"/>
+  </cs:dataLabel>
+  <cs:dataLabelCallout>
+    <cs:lnRef idx="0"/>
+    <cs:fillRef idx="0"/>
+    <cs:effectRef idx="0"/>
+    <cs:fontRef idx="minor">
+      <a:schemeClr val="dk1">
+        <a:lumMod val="65000"/>
+        <a:lumOff val="35000"/>
+      </a:schemeClr>
+    </cs:fontRef>
+    <cs:spPr>
+      <a:solidFill>
+        <a:schemeClr val="lt1"/>
+      </a:solidFill>
+      <a:ln>
+        <a:solidFill>
+          <a:schemeClr val="dk1">
+            <a:lumMod val="25000"/>
+            <a:lumOff val="75000"/>
+          </a:schemeClr>
+        </a:solidFill>
+      </a:ln>
+    </cs:spPr>
+    <cs:defRPr sz="900" kern="1200"/>
+    <cs:bodyPr rot="0" spcFirstLastPara="1" vertOverflow="clip" horzOverflow="clip" vert="horz" wrap="square" lIns="36576" tIns="18288" rIns="36576" bIns="18288" anchor="ctr" anchorCtr="1">
+      <a:spAutoFit/>
+    </cs:bodyPr>
+  </cs:dataLabelCallout>
+  <cs:dataPoint>
+    <cs:lnRef idx="0"/>
+    <cs:fillRef idx="1">
+      <cs:styleClr val="auto"/>
+    </cs:fillRef>
+    <cs:effectRef idx="0"/>
+    <cs:fontRef idx="minor">
+      <a:schemeClr val="tx1"/>
+    </cs:fontRef>
+  </cs:dataPoint>
+  <cs:dataPoint3D>
+    <cs:lnRef idx="0"/>
+    <cs:fillRef idx="1">
+      <cs:styleClr val="auto"/>
+    </cs:fillRef>
+    <cs:effectRef idx="0"/>
+    <cs:fontRef idx="minor">
+      <a:schemeClr val="tx1"/>
+    </cs:fontRef>
+  </cs:dataPoint3D>
+  <cs:dataPointLine>
+    <cs:lnRef idx="0">
+      <cs:styleClr val="auto"/>
+    </cs:lnRef>
+    <cs:fillRef idx="1"/>
+    <cs:effectRef idx="0"/>
+    <cs:fontRef idx="minor">
+      <a:schemeClr val="tx1"/>
+    </cs:fontRef>
+    <cs:spPr>
+      <a:ln w="28575" cap="rnd">
+        <a:solidFill>
+          <a:schemeClr val="phClr"/>
+        </a:solidFill>
+        <a:round/>
+      </a:ln>
+    </cs:spPr>
+  </cs:dataPointLine>
+  <cs:dataPointMarker>
+    <cs:lnRef idx="0">
+      <cs:styleClr val="auto"/>
+    </cs:lnRef>
+    <cs:fillRef idx="1">
+      <cs:styleClr val="auto"/>
+    </cs:fillRef>
+    <cs:effectRef idx="0"/>
+    <cs:fontRef idx="minor">
+      <a:schemeClr val="tx1"/>
+    </cs:fontRef>
+    <cs:spPr>
+      <a:ln w="9525">
+        <a:solidFill>
+          <a:schemeClr val="phClr"/>
+        </a:solidFill>
+      </a:ln>
+    </cs:spPr>
+  </cs:dataPointMarker>
+  <cs:dataPointMarkerLayout symbol="circle" size="5"/>
+  <cs:dataPointWireframe>
+    <cs:lnRef idx="0">
+      <cs:styleClr val="auto"/>
+    </cs:lnRef>
+    <cs:fillRef idx="1"/>
+    <cs:effectRef idx="0"/>
+    <cs:fontRef idx="minor">
+      <a:schemeClr val="tx1"/>
+    </cs:fontRef>
+    <cs:spPr>
+      <a:ln w="9525" cap="rnd">
+        <a:solidFill>
+          <a:schemeClr val="phClr"/>
+        </a:solidFill>
+        <a:round/>
+      </a:ln>
+    </cs:spPr>
+  </cs:dataPointWireframe>
+  <cs:dataTable>
+    <cs:lnRef idx="0"/>
+    <cs:fillRef idx="0"/>
+    <cs:effectRef idx="0"/>
+    <cs:fontRef idx="minor">
+      <a:schemeClr val="tx1">
+        <a:lumMod val="65000"/>
+        <a:lumOff val="35000"/>
+      </a:schemeClr>
+    </cs:fontRef>
+    <cs:spPr>
+      <a:noFill/>
+      <a:ln w="9525" cap="flat" cmpd="sng" algn="ctr">
+        <a:solidFill>
+          <a:schemeClr val="tx1">
+            <a:lumMod val="15000"/>
+            <a:lumOff val="85000"/>
+          </a:schemeClr>
+        </a:solidFill>
+        <a:round/>
+      </a:ln>
+    </cs:spPr>
+    <cs:defRPr sz="900" kern="1200"/>
+  </cs:dataTable>
+  <cs:downBar>
+    <cs:lnRef idx="0"/>
+    <cs:fillRef idx="0"/>
+    <cs:effectRef idx="0"/>
+    <cs:fontRef idx="minor">
+      <a:schemeClr val="dk1"/>
+    </cs:fontRef>
+    <cs:spPr>
+      <a:solidFill>
+        <a:schemeClr val="dk1">
+          <a:lumMod val="65000"/>
+          <a:lumOff val="35000"/>
+        </a:schemeClr>
+      </a:solidFill>
+      <a:ln w="9525">
+        <a:solidFill>
+          <a:schemeClr val="tx1">
+            <a:lumMod val="65000"/>
+            <a:lumOff val="35000"/>
+          </a:schemeClr>
+        </a:solidFill>
+      </a:ln>
+    </cs:spPr>
+  </cs:downBar>
+  <cs:dropLine>
+    <cs:lnRef idx="0"/>
+    <cs:fillRef idx="0"/>
+    <cs:effectRef idx="0"/>
+    <cs:fontRef idx="minor">
+      <a:schemeClr val="tx1"/>
+    </cs:fontRef>
+    <cs:spPr>
+      <a:ln w="9525" cap="flat" cmpd="sng" algn="ctr">
+        <a:solidFill>
+          <a:schemeClr val="tx1">
+            <a:lumMod val="35000"/>
+            <a:lumOff val="65000"/>
+          </a:schemeClr>
+        </a:solidFill>
+        <a:round/>
+      </a:ln>
+    </cs:spPr>
+  </cs:dropLine>
+  <cs:errorBar>
+    <cs:lnRef idx="0"/>
+    <cs:fillRef idx="0"/>
+    <cs:effectRef idx="0"/>
+    <cs:fontRef idx="minor">
+      <a:schemeClr val="tx1"/>
+    </cs:fontRef>
+    <cs:spPr>
+      <a:ln w="9525" cap="flat" cmpd="sng" algn="ctr">
+        <a:solidFill>
+          <a:schemeClr val="tx1">
+            <a:lumMod val="65000"/>
+            <a:lumOff val="35000"/>
+          </a:schemeClr>
+        </a:solidFill>
+        <a:round/>
+      </a:ln>
+    </cs:spPr>
+  </cs:errorBar>
+  <cs:floor>
+    <cs:lnRef idx="0"/>
+    <cs:fillRef idx="0"/>
+    <cs:effectRef idx="0"/>
+    <cs:fontRef idx="minor">
+      <a:schemeClr val="tx1"/>
+    </cs:fontRef>
+    <cs:spPr>
+      <a:noFill/>
+      <a:ln>
+        <a:noFill/>
+      </a:ln>
+    </cs:spPr>
+  </cs:floor>
+  <cs:gridlineMajor>
+    <cs:lnRef idx="0"/>
+    <cs:fillRef idx="0"/>
+    <cs:effectRef idx="0"/>
+    <cs:fontRef idx="minor">
+      <a:schemeClr val="tx1"/>
+    </cs:fontRef>
+    <cs:spPr>
+      <a:ln w="9525" cap="flat" cmpd="sng" algn="ctr">
+        <a:solidFill>
+          <a:schemeClr val="tx1">
+            <a:lumMod val="15000"/>
+            <a:lumOff val="85000"/>
+          </a:schemeClr>
+        </a:solidFill>
+        <a:round/>
+      </a:ln>
+    </cs:spPr>
+  </cs:gridlineMajor>
+  <cs:gridlineMinor>
+    <cs:lnRef idx="0"/>
+    <cs:fillRef idx="0"/>
+    <cs:effectRef idx="0"/>
+    <cs:fontRef idx="minor">
+      <a:schemeClr val="tx1"/>
+    </cs:fontRef>
+    <cs:spPr>
+      <a:ln w="9525" cap="flat" cmpd="sng" algn="ctr">
+        <a:solidFill>
+          <a:schemeClr val="tx1">
+            <a:lumMod val="5000"/>
+            <a:lumOff val="95000"/>
+          </a:schemeClr>
+        </a:solidFill>
+        <a:round/>
+      </a:ln>
+    </cs:spPr>
+  </cs:gridlineMinor>
+  <cs:hiLoLine>
+    <cs:lnRef idx="0"/>
+    <cs:fillRef idx="0"/>
+    <cs:effectRef idx="0"/>
+    <cs:fontRef idx="minor">
+      <a:schemeClr val="tx1"/>
+    </cs:fontRef>
+    <cs:spPr>
+      <a:ln w="9525" cap="flat" cmpd="sng" algn="ctr">
+        <a:solidFill>
+          <a:schemeClr val="tx1">
+            <a:lumMod val="75000"/>
+            <a:lumOff val="25000"/>
+          </a:schemeClr>
+        </a:solidFill>
+        <a:round/>
+      </a:ln>
+    </cs:spPr>
+  </cs:hiLoLine>
+  <cs:leaderLine>
+    <cs:lnRef idx="0"/>
+    <cs:fillRef idx="0"/>
+    <cs:effectRef idx="0"/>
+    <cs:fontRef idx="minor">
+      <a:schemeClr val="tx1"/>
+    </cs:fontRef>
+    <cs:spPr>
+      <a:ln w="9525" cap="flat" cmpd="sng" algn="ctr">
+        <a:solidFill>
+          <a:schemeClr val="tx1">
+            <a:lumMod val="35000"/>
+            <a:lumOff val="65000"/>
+          </a:schemeClr>
+        </a:solidFill>
+        <a:round/>
+      </a:ln>
+    </cs:spPr>
+  </cs:leaderLine>
+  <cs:legend>
+    <cs:lnRef idx="0"/>
+    <cs:fillRef idx="0"/>
+    <cs:effectRef idx="0"/>
+    <cs:fontRef idx="minor">
+      <a:schemeClr val="tx1">
+        <a:lumMod val="65000"/>
+        <a:lumOff val="35000"/>
+      </a:schemeClr>
+    </cs:fontRef>
+    <cs:defRPr sz="900" kern="1200"/>
+  </cs:legend>
+  <cs:plotArea mods="allowNoFillOverride allowNoLineOverride">
+    <cs:lnRef idx="0"/>
+    <cs:fillRef idx="0"/>
+    <cs:effectRef idx="0"/>
+    <cs:fontRef idx="minor">
+      <a:schemeClr val="tx1"/>
+    </cs:fontRef>
+  </cs:plotArea>
+  <cs:plotArea3D mods="allowNoFillOverride allowNoLineOverride">
+    <cs:lnRef idx="0"/>
+    <cs:fillRef idx="0"/>
+    <cs:effectRef idx="0"/>
+    <cs:fontRef idx="minor">
+      <a:schemeClr val="tx1"/>
+    </cs:fontRef>
+  </cs:plotArea3D>
+  <cs:seriesAxis>
+    <cs:lnRef idx="0"/>
+    <cs:fillRef idx="0"/>
+    <cs:effectRef idx="0"/>
+    <cs:fontRef idx="minor">
+      <a:schemeClr val="tx1">
+        <a:lumMod val="65000"/>
+        <a:lumOff val="35000"/>
+      </a:schemeClr>
+    </cs:fontRef>
+    <cs:defRPr sz="900" kern="1200"/>
+  </cs:seriesAxis>
+  <cs:seriesLine>
+    <cs:lnRef idx="0"/>
+    <cs:fillRef idx="0"/>
+    <cs:effectRef idx="0"/>
+    <cs:fontRef idx="minor">
+      <a:schemeClr val="tx1"/>
+    </cs:fontRef>
+    <cs:spPr>
+      <a:ln w="9525" cap="flat" cmpd="sng" algn="ctr">
+        <a:solidFill>
+          <a:schemeClr val="tx1">
+            <a:lumMod val="35000"/>
+            <a:lumOff val="65000"/>
+          </a:schemeClr>
+        </a:solidFill>
+        <a:round/>
+      </a:ln>
+    </cs:spPr>
+  </cs:seriesLine>
+  <cs:title>
+    <cs:lnRef idx="0"/>
+    <cs:fillRef idx="0"/>
+    <cs:effectRef idx="0"/>
+    <cs:fontRef idx="minor">
+      <a:schemeClr val="tx1">
+        <a:lumMod val="65000"/>
+        <a:lumOff val="35000"/>
+      </a:schemeClr>
+    </cs:fontRef>
+    <cs:defRPr sz="1400" b="0" kern="1200" spc="0" baseline="0"/>
+  </cs:title>
+  <cs:trendline>
+    <cs:lnRef idx="0">
+      <cs:styleClr val="auto"/>
+    </cs:lnRef>
+    <cs:fillRef idx="0"/>
+    <cs:effectRef idx="0"/>
+    <cs:fontRef idx="minor">
+      <a:schemeClr val="tx1"/>
+    </cs:fontRef>
+    <cs:spPr>
+      <a:ln w="19050" cap="rnd">
+        <a:solidFill>
+          <a:schemeClr val="phClr"/>
+        </a:solidFill>
+        <a:prstDash val="sysDot"/>
+      </a:ln>
+    </cs:spPr>
+  </cs:trendline>
+  <cs:trendlineLabel>
+    <cs:lnRef idx="0"/>
+    <cs:fillRef idx="0"/>
+    <cs:effectRef idx="0"/>
+    <cs:fontRef idx="minor">
+      <a:schemeClr val="tx1">
+        <a:lumMod val="65000"/>
+        <a:lumOff val="35000"/>
+      </a:schemeClr>
+    </cs:fontRef>
+    <cs:defRPr sz="900" kern="1200"/>
+  </cs:trendlineLabel>
+  <cs:upBar>
+    <cs:lnRef idx="0"/>
+    <cs:fillRef idx="0"/>
+    <cs:effectRef idx="0"/>
+    <cs:fontRef idx="minor">
+      <a:schemeClr val="dk1"/>
+    </cs:fontRef>
+    <cs:spPr>
+      <a:solidFill>
+        <a:schemeClr val="lt1"/>
+      </a:solidFill>
+      <a:ln w="9525">
+        <a:solidFill>
+          <a:schemeClr val="tx1">
+            <a:lumMod val="15000"/>
+            <a:lumOff val="85000"/>
+          </a:schemeClr>
+        </a:solidFill>
+      </a:ln>
+    </cs:spPr>
+  </cs:upBar>
+  <cs:valueAxis>
+    <cs:lnRef idx="0"/>
+    <cs:fillRef idx="0"/>
+    <cs:effectRef idx="0"/>
+    <cs:fontRef idx="minor">
+      <a:schemeClr val="tx1">
+        <a:lumMod val="65000"/>
+        <a:lumOff val="35000"/>
+      </a:schemeClr>
+    </cs:fontRef>
+    <cs:defRPr sz="900" kern="1200"/>
+  </cs:valueAxis>
+  <cs:wall>
+    <cs:lnRef idx="0"/>
+    <cs:fillRef idx="0"/>
+    <cs:effectRef idx="0"/>
+    <cs:fontRef idx="minor">
+      <a:schemeClr val="tx1"/>
+    </cs:fontRef>
+    <cs:spPr>
+      <a:noFill/>
+      <a:ln>
+        <a:noFill/>
+      </a:ln>
+    </cs:spPr>
+  </cs:wall>
+</cs:chartStyle>
+</file>
+
 <file path=word/theme/theme1.xml><?xml version="1.0" encoding="utf-8"?>
 <a:theme xmlns:a="http://schemas.openxmlformats.org/drawingml/2006/main" name="Office Theme">
   <a:themeElements>
